--- a/Proyecto Integrador Avance 1.docx
+++ b/Proyecto Integrador Avance 1.docx
@@ -7,15 +7,31 @@
         <w:jc w:val="center"/>
       </w:pPr>
       <w:r>
+        <w:rPr>
+          <w:rFonts w:ascii="Arial" w:hAnsi="Arial"/>
+          <w:sz w:val="22"/>
+        </w:rPr>
         <w:t>Proyecto Integrado</w:t>
       </w:r>
       <w:r>
+        <w:rPr>
+          <w:rFonts w:ascii="Arial" w:hAnsi="Arial"/>
+          <w:sz w:val="22"/>
+        </w:rPr>
         <w:t>r</w:t>
       </w:r>
       <w:r>
+        <w:rPr>
+          <w:rFonts w:ascii="Arial" w:hAnsi="Arial"/>
+          <w:sz w:val="22"/>
+        </w:rPr>
         <w:t xml:space="preserve"> Avance </w:t>
       </w:r>
       <w:r>
+        <w:rPr>
+          <w:rFonts w:ascii="Arial" w:hAnsi="Arial"/>
+          <w:sz w:val="22"/>
+        </w:rPr>
         <w:t>1</w:t>
       </w:r>
     </w:p>
@@ -49,9 +65,17 @@
         <w:jc w:val="center"/>
       </w:pPr>
       <w:r>
+        <w:rPr>
+          <w:rFonts w:ascii="Arial" w:hAnsi="Arial"/>
+          <w:sz w:val="22"/>
+        </w:rPr>
         <w:t>Sebastian Guerra</w:t>
       </w:r>
       <w:r>
+        <w:rPr>
+          <w:rFonts w:ascii="Arial" w:hAnsi="Arial"/>
+          <w:sz w:val="22"/>
+        </w:rPr>
         <w:t>, Michelle Sanchez</w:t>
       </w:r>
     </w:p>
@@ -85,6 +109,10 @@
         <w:jc w:val="center"/>
       </w:pPr>
       <w:r>
+        <w:rPr>
+          <w:rFonts w:ascii="Arial" w:hAnsi="Arial"/>
+          <w:sz w:val="22"/>
+        </w:rPr>
         <w:t>Universidad de Cundinamarca</w:t>
       </w:r>
     </w:p>
@@ -93,6 +121,10 @@
         <w:jc w:val="center"/>
       </w:pPr>
       <w:r>
+        <w:rPr>
+          <w:rFonts w:ascii="Arial" w:hAnsi="Arial"/>
+          <w:sz w:val="22"/>
+        </w:rPr>
         <w:t>Facultad de Ingeniería de Sistemas y Computación</w:t>
       </w:r>
     </w:p>
@@ -101,6 +133,10 @@
         <w:jc w:val="center"/>
       </w:pPr>
       <w:r>
+        <w:rPr>
+          <w:rFonts w:ascii="Arial" w:hAnsi="Arial"/>
+          <w:sz w:val="22"/>
+        </w:rPr>
         <w:t>Ingeniería de Software II</w:t>
       </w:r>
     </w:p>
@@ -109,9 +145,17 @@
         <w:jc w:val="center"/>
       </w:pPr>
       <w:r>
+        <w:rPr>
+          <w:rFonts w:ascii="Arial" w:hAnsi="Arial"/>
+          <w:sz w:val="22"/>
+        </w:rPr>
         <w:t>German</w:t>
       </w:r>
       <w:r>
+        <w:rPr>
+          <w:rFonts w:ascii="Arial" w:hAnsi="Arial"/>
+          <w:sz w:val="22"/>
+        </w:rPr>
         <w:t xml:space="preserve"> Ortiz</w:t>
       </w:r>
     </w:p>
@@ -145,6 +189,10 @@
         <w:jc w:val="center"/>
       </w:pPr>
       <w:r>
+        <w:rPr>
+          <w:rFonts w:ascii="Arial" w:hAnsi="Arial"/>
+          <w:sz w:val="22"/>
+        </w:rPr>
         <w:t>Fusagasugá, Colombia</w:t>
       </w:r>
     </w:p>
@@ -153,12 +201,24 @@
         <w:jc w:val="center"/>
       </w:pPr>
       <w:r>
+        <w:rPr>
+          <w:rFonts w:ascii="Arial" w:hAnsi="Arial"/>
+          <w:sz w:val="22"/>
+        </w:rPr>
         <w:t>16 de agosto</w:t>
       </w:r>
       <w:r>
+        <w:rPr>
+          <w:rFonts w:ascii="Arial" w:hAnsi="Arial"/>
+          <w:sz w:val="22"/>
+        </w:rPr>
         <w:t xml:space="preserve"> </w:t>
       </w:r>
       <w:r>
+        <w:rPr>
+          <w:rFonts w:ascii="Arial" w:hAnsi="Arial"/>
+          <w:sz w:val="22"/>
+        </w:rPr>
         <w:t>de 2026</w:t>
       </w:r>
     </w:p>
@@ -218,6 +278,7 @@
               <w:rFonts w:asciiTheme="minorHAnsi" w:eastAsiaTheme="minorEastAsia" w:hAnsiTheme="minorHAnsi" w:cstheme="minorBidi"/>
               <w:noProof/>
               <w:color w:val="auto"/>
+              <w:lang w:val="es-ES" w:eastAsia="es-ES"/>
             </w:rPr>
           </w:pPr>
           <w:r>
@@ -229,7 +290,7 @@
           <w:r>
             <w:fldChar w:fldCharType="separate"/>
           </w:r>
-          <w:hyperlink w:anchor="_Toc237794416" w:history="1">
+          <w:hyperlink w:anchor="_Toc238155749" w:history="1">
             <w:r>
               <w:rPr>
                 <w:rStyle w:val="Hipervnculo"/>
@@ -256,7 +317,7 @@
                 <w:noProof/>
                 <w:webHidden/>
               </w:rPr>
-              <w:instrText xml:space="preserve"> PAGEREF _Toc237794416 \h </w:instrText>
+              <w:instrText xml:space="preserve"> PAGEREF _Toc238155749 \h </w:instrText>
             </w:r>
             <w:r>
               <w:rPr>
@@ -276,7 +337,7 @@
                 <w:noProof/>
                 <w:webHidden/>
               </w:rPr>
-              <w:t>4</w:t>
+              <w:t>5</w:t>
             </w:r>
             <w:r>
               <w:rPr>
@@ -297,9 +358,10 @@
               <w:rFonts w:asciiTheme="minorHAnsi" w:eastAsiaTheme="minorEastAsia" w:hAnsiTheme="minorHAnsi" w:cstheme="minorBidi"/>
               <w:noProof/>
               <w:color w:val="auto"/>
+              <w:lang w:val="es-ES" w:eastAsia="es-ES"/>
             </w:rPr>
           </w:pPr>
-          <w:hyperlink w:anchor="_Toc237794417" w:history="1">
+          <w:hyperlink w:anchor="_Toc238155750" w:history="1">
             <w:r>
               <w:rPr>
                 <w:rStyle w:val="Hipervnculo"/>
@@ -326,7 +388,7 @@
                 <w:noProof/>
                 <w:webHidden/>
               </w:rPr>
-              <w:instrText xml:space="preserve"> PAGEREF _Toc237794417 \h </w:instrText>
+              <w:instrText xml:space="preserve"> PAGEREF _Toc238155750 \h </w:instrText>
             </w:r>
             <w:r>
               <w:rPr>
@@ -346,7 +408,7 @@
                 <w:noProof/>
                 <w:webHidden/>
               </w:rPr>
-              <w:t>4</w:t>
+              <w:t>5</w:t>
             </w:r>
             <w:r>
               <w:rPr>
@@ -367,15 +429,24 @@
               <w:rFonts w:asciiTheme="minorHAnsi" w:eastAsiaTheme="minorEastAsia" w:hAnsiTheme="minorHAnsi" w:cstheme="minorBidi"/>
               <w:noProof/>
               <w:color w:val="auto"/>
+              <w:lang w:val="es-ES" w:eastAsia="es-ES"/>
             </w:rPr>
           </w:pPr>
-          <w:hyperlink w:anchor="_Toc237794418" w:history="1">
+          <w:hyperlink w:anchor="_Toc238155751" w:history="1">
             <w:r>
               <w:rPr>
                 <w:rStyle w:val="Hipervnculo"/>
-                <w:noProof/>
-              </w:rPr>
-              <w:t>1.2 Situación en Colombia</w:t>
+                <w:rFonts w:ascii="Arial" w:hAnsi="Arial"/>
+                <w:noProof/>
+              </w:rPr>
+              <w:t>1</w:t>
+            </w:r>
+            <w:r>
+              <w:rPr>
+                <w:rStyle w:val="Hipervnculo"/>
+                <w:noProof/>
+              </w:rPr>
+              <w:t>.2 Situación en Colombia</w:t>
             </w:r>
             <w:r>
               <w:rPr>
@@ -396,7 +467,7 @@
                 <w:noProof/>
                 <w:webHidden/>
               </w:rPr>
-              <w:instrText xml:space="preserve"> PAGEREF _Toc237794418 \h </w:instrText>
+              <w:instrText xml:space="preserve"> PAGEREF _Toc238155751 \h </w:instrText>
             </w:r>
             <w:r>
               <w:rPr>
@@ -416,7 +487,7 @@
                 <w:noProof/>
                 <w:webHidden/>
               </w:rPr>
-              <w:t>5</w:t>
+              <w:t>6</w:t>
             </w:r>
             <w:r>
               <w:rPr>
@@ -437,9 +508,10 @@
               <w:rFonts w:asciiTheme="minorHAnsi" w:eastAsiaTheme="minorEastAsia" w:hAnsiTheme="minorHAnsi" w:cstheme="minorBidi"/>
               <w:noProof/>
               <w:color w:val="auto"/>
+              <w:lang w:val="es-ES" w:eastAsia="es-ES"/>
             </w:rPr>
           </w:pPr>
-          <w:hyperlink w:anchor="_Toc237794419" w:history="1">
+          <w:hyperlink w:anchor="_Toc238155752" w:history="1">
             <w:r>
               <w:rPr>
                 <w:rStyle w:val="Hipervnculo"/>
@@ -466,7 +538,7 @@
                 <w:noProof/>
                 <w:webHidden/>
               </w:rPr>
-              <w:instrText xml:space="preserve"> PAGEREF _Toc237794419 \h </w:instrText>
+              <w:instrText xml:space="preserve"> PAGEREF _Toc238155752 \h </w:instrText>
             </w:r>
             <w:r>
               <w:rPr>
@@ -486,7 +558,7 @@
                 <w:noProof/>
                 <w:webHidden/>
               </w:rPr>
-              <w:t>6</w:t>
+              <w:t>7</w:t>
             </w:r>
             <w:r>
               <w:rPr>
@@ -507,9 +579,10 @@
               <w:rFonts w:asciiTheme="minorHAnsi" w:eastAsiaTheme="minorEastAsia" w:hAnsiTheme="minorHAnsi" w:cstheme="minorBidi"/>
               <w:noProof/>
               <w:color w:val="auto"/>
+              <w:lang w:val="es-ES" w:eastAsia="es-ES"/>
             </w:rPr>
           </w:pPr>
-          <w:hyperlink w:anchor="_Toc237794420" w:history="1">
+          <w:hyperlink w:anchor="_Toc238155753" w:history="1">
             <w:r>
               <w:rPr>
                 <w:rStyle w:val="Hipervnculo"/>
@@ -536,7 +609,7 @@
                 <w:noProof/>
                 <w:webHidden/>
               </w:rPr>
-              <w:instrText xml:space="preserve"> PAGEREF _Toc237794420 \h </w:instrText>
+              <w:instrText xml:space="preserve"> PAGEREF _Toc238155753 \h </w:instrText>
             </w:r>
             <w:r>
               <w:rPr>
@@ -556,7 +629,7 @@
                 <w:noProof/>
                 <w:webHidden/>
               </w:rPr>
-              <w:t>7</w:t>
+              <w:t>8</w:t>
             </w:r>
             <w:r>
               <w:rPr>
@@ -577,9 +650,10 @@
               <w:rFonts w:asciiTheme="minorHAnsi" w:eastAsiaTheme="minorEastAsia" w:hAnsiTheme="minorHAnsi" w:cstheme="minorBidi"/>
               <w:noProof/>
               <w:color w:val="auto"/>
+              <w:lang w:val="es-ES" w:eastAsia="es-ES"/>
             </w:rPr>
           </w:pPr>
-          <w:hyperlink w:anchor="_Toc237794421" w:history="1">
+          <w:hyperlink w:anchor="_Toc238155754" w:history="1">
             <w:r>
               <w:rPr>
                 <w:rStyle w:val="Hipervnculo"/>
@@ -606,7 +680,7 @@
                 <w:noProof/>
                 <w:webHidden/>
               </w:rPr>
-              <w:instrText xml:space="preserve"> PAGEREF _Toc237794421 \h </w:instrText>
+              <w:instrText xml:space="preserve"> PAGEREF _Toc238155754 \h </w:instrText>
             </w:r>
             <w:r>
               <w:rPr>
@@ -626,7 +700,7 @@
                 <w:noProof/>
                 <w:webHidden/>
               </w:rPr>
-              <w:t>8</w:t>
+              <w:t>9</w:t>
             </w:r>
             <w:r>
               <w:rPr>
@@ -644,15 +718,17 @@
               <w:rFonts w:asciiTheme="minorHAnsi" w:eastAsiaTheme="minorEastAsia" w:hAnsiTheme="minorHAnsi" w:cstheme="minorBidi"/>
               <w:noProof/>
               <w:color w:val="auto"/>
+              <w:lang w:val="es-ES" w:eastAsia="es-ES"/>
             </w:rPr>
           </w:pPr>
-          <w:hyperlink w:anchor="_Toc237794422" w:history="1">
+          <w:hyperlink w:anchor="_Toc238155755" w:history="1">
             <w:r>
               <w:rPr>
                 <w:rStyle w:val="Hipervnculo"/>
                 <w:noProof/>
-              </w:rPr>
-              <w:t>Requerimientos</w:t>
+                <w:lang w:val="es-ES"/>
+              </w:rPr>
+              <w:t>Instrumento de levantamiento de requerimientos</w:t>
             </w:r>
             <w:r>
               <w:rPr>
@@ -673,7 +749,7 @@
                 <w:noProof/>
                 <w:webHidden/>
               </w:rPr>
-              <w:instrText xml:space="preserve"> PAGEREF _Toc237794422 \h </w:instrText>
+              <w:instrText xml:space="preserve"> PAGEREF _Toc238155755 \h </w:instrText>
             </w:r>
             <w:r>
               <w:rPr>
@@ -693,7 +769,7 @@
                 <w:noProof/>
                 <w:webHidden/>
               </w:rPr>
-              <w:t>8</w:t>
+              <w:t>9</w:t>
             </w:r>
             <w:r>
               <w:rPr>
@@ -714,15 +790,17 @@
               <w:rFonts w:asciiTheme="minorHAnsi" w:eastAsiaTheme="minorEastAsia" w:hAnsiTheme="minorHAnsi" w:cstheme="minorBidi"/>
               <w:noProof/>
               <w:color w:val="auto"/>
+              <w:lang w:val="es-ES" w:eastAsia="es-ES"/>
             </w:rPr>
           </w:pPr>
-          <w:hyperlink w:anchor="_Toc237794423" w:history="1">
+          <w:hyperlink w:anchor="_Toc238155756" w:history="1">
             <w:r>
               <w:rPr>
                 <w:rStyle w:val="Hipervnculo"/>
                 <w:noProof/>
-              </w:rPr>
-              <w:t>Requerimientos funcionales</w:t>
+                <w:lang w:val="es-ES"/>
+              </w:rPr>
+              <w:t>1. Información general</w:t>
             </w:r>
             <w:r>
               <w:rPr>
@@ -743,7 +821,7 @@
                 <w:noProof/>
                 <w:webHidden/>
               </w:rPr>
-              <w:instrText xml:space="preserve"> PAGEREF _Toc237794423 \h </w:instrText>
+              <w:instrText xml:space="preserve"> PAGEREF _Toc238155756 \h </w:instrText>
             </w:r>
             <w:r>
               <w:rPr>
@@ -763,7 +841,7 @@
                 <w:noProof/>
                 <w:webHidden/>
               </w:rPr>
-              <w:t>8</w:t>
+              <w:t>9</w:t>
             </w:r>
             <w:r>
               <w:rPr>
@@ -784,15 +862,17 @@
               <w:rFonts w:asciiTheme="minorHAnsi" w:eastAsiaTheme="minorEastAsia" w:hAnsiTheme="minorHAnsi" w:cstheme="minorBidi"/>
               <w:noProof/>
               <w:color w:val="auto"/>
+              <w:lang w:val="es-ES" w:eastAsia="es-ES"/>
             </w:rPr>
           </w:pPr>
-          <w:hyperlink w:anchor="_Toc237794424" w:history="1">
+          <w:hyperlink w:anchor="_Toc238155757" w:history="1">
             <w:r>
               <w:rPr>
                 <w:rStyle w:val="Hipervnculo"/>
                 <w:noProof/>
-              </w:rPr>
-              <w:t>Requerimientos de seguridad</w:t>
+                <w:lang w:val="es-ES"/>
+              </w:rPr>
+              <w:t>2. Gestión de productos e inventario</w:t>
             </w:r>
             <w:r>
               <w:rPr>
@@ -813,7 +893,7 @@
                 <w:noProof/>
                 <w:webHidden/>
               </w:rPr>
-              <w:instrText xml:space="preserve"> PAGEREF _Toc237794424 \h </w:instrText>
+              <w:instrText xml:space="preserve"> PAGEREF _Toc238155757 \h </w:instrText>
             </w:r>
             <w:r>
               <w:rPr>
@@ -833,7 +913,7 @@
                 <w:noProof/>
                 <w:webHidden/>
               </w:rPr>
-              <w:t>12</w:t>
+              <w:t>10</w:t>
             </w:r>
             <w:r>
               <w:rPr>
@@ -854,15 +934,17 @@
               <w:rFonts w:asciiTheme="minorHAnsi" w:eastAsiaTheme="minorEastAsia" w:hAnsiTheme="minorHAnsi" w:cstheme="minorBidi"/>
               <w:noProof/>
               <w:color w:val="auto"/>
+              <w:lang w:val="es-ES" w:eastAsia="es-ES"/>
             </w:rPr>
           </w:pPr>
-          <w:hyperlink w:anchor="_Toc237794425" w:history="1">
+          <w:hyperlink w:anchor="_Toc238155758" w:history="1">
             <w:r>
               <w:rPr>
                 <w:rStyle w:val="Hipervnculo"/>
                 <w:noProof/>
-              </w:rPr>
-              <w:t>Requerimientos no funcionales</w:t>
+                <w:lang w:val="es-ES"/>
+              </w:rPr>
+              <w:t>3. Registro de ventas</w:t>
             </w:r>
             <w:r>
               <w:rPr>
@@ -883,7 +965,7 @@
                 <w:noProof/>
                 <w:webHidden/>
               </w:rPr>
-              <w:instrText xml:space="preserve"> PAGEREF _Toc237794425 \h </w:instrText>
+              <w:instrText xml:space="preserve"> PAGEREF _Toc238155758 \h </w:instrText>
             </w:r>
             <w:r>
               <w:rPr>
@@ -903,74 +985,7 @@
                 <w:noProof/>
                 <w:webHidden/>
               </w:rPr>
-              <w:t>13</w:t>
-            </w:r>
-            <w:r>
-              <w:rPr>
-                <w:noProof/>
-                <w:webHidden/>
-              </w:rPr>
-              <w:fldChar w:fldCharType="end"/>
-            </w:r>
-          </w:hyperlink>
-        </w:p>
-        <w:p>
-          <w:pPr>
-            <w:pStyle w:val="TDC1"/>
-            <w:rPr>
-              <w:rFonts w:asciiTheme="minorHAnsi" w:eastAsiaTheme="minorEastAsia" w:hAnsiTheme="minorHAnsi" w:cstheme="minorBidi"/>
-              <w:noProof/>
-              <w:color w:val="auto"/>
-            </w:rPr>
-          </w:pPr>
-          <w:hyperlink w:anchor="_Toc237794426" w:history="1">
-            <w:r>
-              <w:rPr>
-                <w:rStyle w:val="Hipervnculo"/>
-                <w:noProof/>
-              </w:rPr>
-              <w:t>Épicas e Historias de Usuario</w:t>
-            </w:r>
-            <w:r>
-              <w:rPr>
-                <w:noProof/>
-                <w:webHidden/>
-              </w:rPr>
-              <w:tab/>
-            </w:r>
-            <w:r>
-              <w:rPr>
-                <w:noProof/>
-                <w:webHidden/>
-              </w:rPr>
-              <w:fldChar w:fldCharType="begin"/>
-            </w:r>
-            <w:r>
-              <w:rPr>
-                <w:noProof/>
-                <w:webHidden/>
-              </w:rPr>
-              <w:instrText xml:space="preserve"> PAGEREF _Toc237794426 \h </w:instrText>
-            </w:r>
-            <w:r>
-              <w:rPr>
-                <w:noProof/>
-                <w:webHidden/>
-              </w:rPr>
-            </w:r>
-            <w:r>
-              <w:rPr>
-                <w:noProof/>
-                <w:webHidden/>
-              </w:rPr>
-              <w:fldChar w:fldCharType="separate"/>
-            </w:r>
-            <w:r>
-              <w:rPr>
-                <w:noProof/>
-                <w:webHidden/>
-              </w:rPr>
-              <w:t>14</w:t>
+              <w:t>12</w:t>
             </w:r>
             <w:r>
               <w:rPr>
@@ -991,13 +1006,651 @@
               <w:rFonts w:asciiTheme="minorHAnsi" w:eastAsiaTheme="minorEastAsia" w:hAnsiTheme="minorHAnsi" w:cstheme="minorBidi"/>
               <w:noProof/>
               <w:color w:val="auto"/>
+              <w:lang w:val="es-ES" w:eastAsia="es-ES"/>
             </w:rPr>
           </w:pPr>
-          <w:hyperlink w:anchor="_Toc237794427" w:history="1">
+          <w:hyperlink w:anchor="_Toc238155759" w:history="1">
             <w:r>
               <w:rPr>
                 <w:rStyle w:val="Hipervnculo"/>
                 <w:noProof/>
+                <w:lang w:val="es-ES"/>
+              </w:rPr>
+              <w:t>4. Relación entre ventas e inventario</w:t>
+            </w:r>
+            <w:r>
+              <w:rPr>
+                <w:noProof/>
+                <w:webHidden/>
+              </w:rPr>
+              <w:tab/>
+            </w:r>
+            <w:r>
+              <w:rPr>
+                <w:noProof/>
+                <w:webHidden/>
+              </w:rPr>
+              <w:fldChar w:fldCharType="begin"/>
+            </w:r>
+            <w:r>
+              <w:rPr>
+                <w:noProof/>
+                <w:webHidden/>
+              </w:rPr>
+              <w:instrText xml:space="preserve"> PAGEREF _Toc238155759 \h </w:instrText>
+            </w:r>
+            <w:r>
+              <w:rPr>
+                <w:noProof/>
+                <w:webHidden/>
+              </w:rPr>
+            </w:r>
+            <w:r>
+              <w:rPr>
+                <w:noProof/>
+                <w:webHidden/>
+              </w:rPr>
+              <w:fldChar w:fldCharType="separate"/>
+            </w:r>
+            <w:r>
+              <w:rPr>
+                <w:noProof/>
+                <w:webHidden/>
+              </w:rPr>
+              <w:t>14</w:t>
+            </w:r>
+            <w:r>
+              <w:rPr>
+                <w:noProof/>
+                <w:webHidden/>
+              </w:rPr>
+              <w:fldChar w:fldCharType="end"/>
+            </w:r>
+          </w:hyperlink>
+        </w:p>
+        <w:p>
+          <w:pPr>
+            <w:pStyle w:val="TDC2"/>
+            <w:tabs>
+              <w:tab w:val="right" w:leader="dot" w:pos="9350"/>
+            </w:tabs>
+            <w:rPr>
+              <w:rFonts w:asciiTheme="minorHAnsi" w:eastAsiaTheme="minorEastAsia" w:hAnsiTheme="minorHAnsi" w:cstheme="minorBidi"/>
+              <w:noProof/>
+              <w:color w:val="auto"/>
+              <w:lang w:val="es-ES" w:eastAsia="es-ES"/>
+            </w:rPr>
+          </w:pPr>
+          <w:hyperlink w:anchor="_Toc238155760" w:history="1">
+            <w:r>
+              <w:rPr>
+                <w:rStyle w:val="Hipervnculo"/>
+                <w:noProof/>
+                <w:lang w:val="es-ES"/>
+              </w:rPr>
+              <w:t>5. Consultas y reportes</w:t>
+            </w:r>
+            <w:r>
+              <w:rPr>
+                <w:noProof/>
+                <w:webHidden/>
+              </w:rPr>
+              <w:tab/>
+            </w:r>
+            <w:r>
+              <w:rPr>
+                <w:noProof/>
+                <w:webHidden/>
+              </w:rPr>
+              <w:fldChar w:fldCharType="begin"/>
+            </w:r>
+            <w:r>
+              <w:rPr>
+                <w:noProof/>
+                <w:webHidden/>
+              </w:rPr>
+              <w:instrText xml:space="preserve"> PAGEREF _Toc238155760 \h </w:instrText>
+            </w:r>
+            <w:r>
+              <w:rPr>
+                <w:noProof/>
+                <w:webHidden/>
+              </w:rPr>
+            </w:r>
+            <w:r>
+              <w:rPr>
+                <w:noProof/>
+                <w:webHidden/>
+              </w:rPr>
+              <w:fldChar w:fldCharType="separate"/>
+            </w:r>
+            <w:r>
+              <w:rPr>
+                <w:noProof/>
+                <w:webHidden/>
+              </w:rPr>
+              <w:t>15</w:t>
+            </w:r>
+            <w:r>
+              <w:rPr>
+                <w:noProof/>
+                <w:webHidden/>
+              </w:rPr>
+              <w:fldChar w:fldCharType="end"/>
+            </w:r>
+          </w:hyperlink>
+        </w:p>
+        <w:p>
+          <w:pPr>
+            <w:pStyle w:val="TDC2"/>
+            <w:tabs>
+              <w:tab w:val="right" w:leader="dot" w:pos="9350"/>
+            </w:tabs>
+            <w:rPr>
+              <w:rFonts w:asciiTheme="minorHAnsi" w:eastAsiaTheme="minorEastAsia" w:hAnsiTheme="minorHAnsi" w:cstheme="minorBidi"/>
+              <w:noProof/>
+              <w:color w:val="auto"/>
+              <w:lang w:val="es-ES" w:eastAsia="es-ES"/>
+            </w:rPr>
+          </w:pPr>
+          <w:hyperlink w:anchor="_Toc238155761" w:history="1">
+            <w:r>
+              <w:rPr>
+                <w:rStyle w:val="Hipervnculo"/>
+                <w:noProof/>
+                <w:lang w:val="es-ES"/>
+              </w:rPr>
+              <w:t>6. Usuarios y seguridad</w:t>
+            </w:r>
+            <w:r>
+              <w:rPr>
+                <w:noProof/>
+                <w:webHidden/>
+              </w:rPr>
+              <w:tab/>
+            </w:r>
+            <w:r>
+              <w:rPr>
+                <w:noProof/>
+                <w:webHidden/>
+              </w:rPr>
+              <w:fldChar w:fldCharType="begin"/>
+            </w:r>
+            <w:r>
+              <w:rPr>
+                <w:noProof/>
+                <w:webHidden/>
+              </w:rPr>
+              <w:instrText xml:space="preserve"> PAGEREF _Toc238155761 \h </w:instrText>
+            </w:r>
+            <w:r>
+              <w:rPr>
+                <w:noProof/>
+                <w:webHidden/>
+              </w:rPr>
+            </w:r>
+            <w:r>
+              <w:rPr>
+                <w:noProof/>
+                <w:webHidden/>
+              </w:rPr>
+              <w:fldChar w:fldCharType="separate"/>
+            </w:r>
+            <w:r>
+              <w:rPr>
+                <w:noProof/>
+                <w:webHidden/>
+              </w:rPr>
+              <w:t>16</w:t>
+            </w:r>
+            <w:r>
+              <w:rPr>
+                <w:noProof/>
+                <w:webHidden/>
+              </w:rPr>
+              <w:fldChar w:fldCharType="end"/>
+            </w:r>
+          </w:hyperlink>
+        </w:p>
+        <w:p>
+          <w:pPr>
+            <w:pStyle w:val="TDC2"/>
+            <w:tabs>
+              <w:tab w:val="right" w:leader="dot" w:pos="9350"/>
+            </w:tabs>
+            <w:rPr>
+              <w:rFonts w:asciiTheme="minorHAnsi" w:eastAsiaTheme="minorEastAsia" w:hAnsiTheme="minorHAnsi" w:cstheme="minorBidi"/>
+              <w:noProof/>
+              <w:color w:val="auto"/>
+              <w:lang w:val="es-ES" w:eastAsia="es-ES"/>
+            </w:rPr>
+          </w:pPr>
+          <w:hyperlink w:anchor="_Toc238155762" w:history="1">
+            <w:r>
+              <w:rPr>
+                <w:rStyle w:val="Hipervnculo"/>
+                <w:noProof/>
+                <w:lang w:val="es-ES"/>
+              </w:rPr>
+              <w:t>7. Opinión sobre el sistema propuesto</w:t>
+            </w:r>
+            <w:r>
+              <w:rPr>
+                <w:noProof/>
+                <w:webHidden/>
+              </w:rPr>
+              <w:tab/>
+            </w:r>
+            <w:r>
+              <w:rPr>
+                <w:noProof/>
+                <w:webHidden/>
+              </w:rPr>
+              <w:fldChar w:fldCharType="begin"/>
+            </w:r>
+            <w:r>
+              <w:rPr>
+                <w:noProof/>
+                <w:webHidden/>
+              </w:rPr>
+              <w:instrText xml:space="preserve"> PAGEREF _Toc238155762 \h </w:instrText>
+            </w:r>
+            <w:r>
+              <w:rPr>
+                <w:noProof/>
+                <w:webHidden/>
+              </w:rPr>
+            </w:r>
+            <w:r>
+              <w:rPr>
+                <w:noProof/>
+                <w:webHidden/>
+              </w:rPr>
+              <w:fldChar w:fldCharType="separate"/>
+            </w:r>
+            <w:r>
+              <w:rPr>
+                <w:noProof/>
+                <w:webHidden/>
+              </w:rPr>
+              <w:t>18</w:t>
+            </w:r>
+            <w:r>
+              <w:rPr>
+                <w:noProof/>
+                <w:webHidden/>
+              </w:rPr>
+              <w:fldChar w:fldCharType="end"/>
+            </w:r>
+          </w:hyperlink>
+        </w:p>
+        <w:p>
+          <w:pPr>
+            <w:pStyle w:val="TDC1"/>
+            <w:rPr>
+              <w:rFonts w:asciiTheme="minorHAnsi" w:eastAsiaTheme="minorEastAsia" w:hAnsiTheme="minorHAnsi" w:cstheme="minorBidi"/>
+              <w:noProof/>
+              <w:color w:val="auto"/>
+              <w:lang w:val="es-ES" w:eastAsia="es-ES"/>
+            </w:rPr>
+          </w:pPr>
+          <w:hyperlink w:anchor="_Toc238155763" w:history="1">
+            <w:r>
+              <w:rPr>
+                <w:rStyle w:val="Hipervnculo"/>
+                <w:noProof/>
+              </w:rPr>
+              <w:t>Requerimientos</w:t>
+            </w:r>
+            <w:r>
+              <w:rPr>
+                <w:noProof/>
+                <w:webHidden/>
+              </w:rPr>
+              <w:tab/>
+            </w:r>
+            <w:r>
+              <w:rPr>
+                <w:noProof/>
+                <w:webHidden/>
+              </w:rPr>
+              <w:fldChar w:fldCharType="begin"/>
+            </w:r>
+            <w:r>
+              <w:rPr>
+                <w:noProof/>
+                <w:webHidden/>
+              </w:rPr>
+              <w:instrText xml:space="preserve"> PAGEREF _Toc238155763 \h </w:instrText>
+            </w:r>
+            <w:r>
+              <w:rPr>
+                <w:noProof/>
+                <w:webHidden/>
+              </w:rPr>
+            </w:r>
+            <w:r>
+              <w:rPr>
+                <w:noProof/>
+                <w:webHidden/>
+              </w:rPr>
+              <w:fldChar w:fldCharType="separate"/>
+            </w:r>
+            <w:r>
+              <w:rPr>
+                <w:noProof/>
+                <w:webHidden/>
+              </w:rPr>
+              <w:t>19</w:t>
+            </w:r>
+            <w:r>
+              <w:rPr>
+                <w:noProof/>
+                <w:webHidden/>
+              </w:rPr>
+              <w:fldChar w:fldCharType="end"/>
+            </w:r>
+          </w:hyperlink>
+        </w:p>
+        <w:p>
+          <w:pPr>
+            <w:pStyle w:val="TDC2"/>
+            <w:tabs>
+              <w:tab w:val="right" w:leader="dot" w:pos="9350"/>
+            </w:tabs>
+            <w:rPr>
+              <w:rFonts w:asciiTheme="minorHAnsi" w:eastAsiaTheme="minorEastAsia" w:hAnsiTheme="minorHAnsi" w:cstheme="minorBidi"/>
+              <w:noProof/>
+              <w:color w:val="auto"/>
+              <w:lang w:val="es-ES" w:eastAsia="es-ES"/>
+            </w:rPr>
+          </w:pPr>
+          <w:hyperlink w:anchor="_Toc238155764" w:history="1">
+            <w:r>
+              <w:rPr>
+                <w:rStyle w:val="Hipervnculo"/>
+                <w:noProof/>
+              </w:rPr>
+              <w:t>Requerimientos funcionales</w:t>
+            </w:r>
+            <w:r>
+              <w:rPr>
+                <w:noProof/>
+                <w:webHidden/>
+              </w:rPr>
+              <w:tab/>
+            </w:r>
+            <w:r>
+              <w:rPr>
+                <w:noProof/>
+                <w:webHidden/>
+              </w:rPr>
+              <w:fldChar w:fldCharType="begin"/>
+            </w:r>
+            <w:r>
+              <w:rPr>
+                <w:noProof/>
+                <w:webHidden/>
+              </w:rPr>
+              <w:instrText xml:space="preserve"> PAGEREF _Toc238155764 \h </w:instrText>
+            </w:r>
+            <w:r>
+              <w:rPr>
+                <w:noProof/>
+                <w:webHidden/>
+              </w:rPr>
+            </w:r>
+            <w:r>
+              <w:rPr>
+                <w:noProof/>
+                <w:webHidden/>
+              </w:rPr>
+              <w:fldChar w:fldCharType="separate"/>
+            </w:r>
+            <w:r>
+              <w:rPr>
+                <w:noProof/>
+                <w:webHidden/>
+              </w:rPr>
+              <w:t>19</w:t>
+            </w:r>
+            <w:r>
+              <w:rPr>
+                <w:noProof/>
+                <w:webHidden/>
+              </w:rPr>
+              <w:fldChar w:fldCharType="end"/>
+            </w:r>
+          </w:hyperlink>
+        </w:p>
+        <w:p>
+          <w:pPr>
+            <w:pStyle w:val="TDC2"/>
+            <w:tabs>
+              <w:tab w:val="right" w:leader="dot" w:pos="9350"/>
+            </w:tabs>
+            <w:rPr>
+              <w:rFonts w:asciiTheme="minorHAnsi" w:eastAsiaTheme="minorEastAsia" w:hAnsiTheme="minorHAnsi" w:cstheme="minorBidi"/>
+              <w:noProof/>
+              <w:color w:val="auto"/>
+              <w:lang w:val="es-ES" w:eastAsia="es-ES"/>
+            </w:rPr>
+          </w:pPr>
+          <w:hyperlink w:anchor="_Toc238155765" w:history="1">
+            <w:r>
+              <w:rPr>
+                <w:rStyle w:val="Hipervnculo"/>
+                <w:noProof/>
+              </w:rPr>
+              <w:t>Requerimientos de seguridad</w:t>
+            </w:r>
+            <w:r>
+              <w:rPr>
+                <w:noProof/>
+                <w:webHidden/>
+              </w:rPr>
+              <w:tab/>
+            </w:r>
+            <w:r>
+              <w:rPr>
+                <w:noProof/>
+                <w:webHidden/>
+              </w:rPr>
+              <w:fldChar w:fldCharType="begin"/>
+            </w:r>
+            <w:r>
+              <w:rPr>
+                <w:noProof/>
+                <w:webHidden/>
+              </w:rPr>
+              <w:instrText xml:space="preserve"> PAGEREF _Toc238155765 \h </w:instrText>
+            </w:r>
+            <w:r>
+              <w:rPr>
+                <w:noProof/>
+                <w:webHidden/>
+              </w:rPr>
+            </w:r>
+            <w:r>
+              <w:rPr>
+                <w:noProof/>
+                <w:webHidden/>
+              </w:rPr>
+              <w:fldChar w:fldCharType="separate"/>
+            </w:r>
+            <w:r>
+              <w:rPr>
+                <w:noProof/>
+                <w:webHidden/>
+              </w:rPr>
+              <w:t>23</w:t>
+            </w:r>
+            <w:r>
+              <w:rPr>
+                <w:noProof/>
+                <w:webHidden/>
+              </w:rPr>
+              <w:fldChar w:fldCharType="end"/>
+            </w:r>
+          </w:hyperlink>
+        </w:p>
+        <w:p>
+          <w:pPr>
+            <w:pStyle w:val="TDC2"/>
+            <w:tabs>
+              <w:tab w:val="right" w:leader="dot" w:pos="9350"/>
+            </w:tabs>
+            <w:rPr>
+              <w:rFonts w:asciiTheme="minorHAnsi" w:eastAsiaTheme="minorEastAsia" w:hAnsiTheme="minorHAnsi" w:cstheme="minorBidi"/>
+              <w:noProof/>
+              <w:color w:val="auto"/>
+              <w:lang w:val="es-ES" w:eastAsia="es-ES"/>
+            </w:rPr>
+          </w:pPr>
+          <w:hyperlink w:anchor="_Toc238155766" w:history="1">
+            <w:r>
+              <w:rPr>
+                <w:rStyle w:val="Hipervnculo"/>
+                <w:noProof/>
+              </w:rPr>
+              <w:t>Requerimientos no funcionales</w:t>
+            </w:r>
+            <w:r>
+              <w:rPr>
+                <w:noProof/>
+                <w:webHidden/>
+              </w:rPr>
+              <w:tab/>
+            </w:r>
+            <w:r>
+              <w:rPr>
+                <w:noProof/>
+                <w:webHidden/>
+              </w:rPr>
+              <w:fldChar w:fldCharType="begin"/>
+            </w:r>
+            <w:r>
+              <w:rPr>
+                <w:noProof/>
+                <w:webHidden/>
+              </w:rPr>
+              <w:instrText xml:space="preserve"> PAGEREF _Toc238155766 \h </w:instrText>
+            </w:r>
+            <w:r>
+              <w:rPr>
+                <w:noProof/>
+                <w:webHidden/>
+              </w:rPr>
+            </w:r>
+            <w:r>
+              <w:rPr>
+                <w:noProof/>
+                <w:webHidden/>
+              </w:rPr>
+              <w:fldChar w:fldCharType="separate"/>
+            </w:r>
+            <w:r>
+              <w:rPr>
+                <w:noProof/>
+                <w:webHidden/>
+              </w:rPr>
+              <w:t>24</w:t>
+            </w:r>
+            <w:r>
+              <w:rPr>
+                <w:noProof/>
+                <w:webHidden/>
+              </w:rPr>
+              <w:fldChar w:fldCharType="end"/>
+            </w:r>
+          </w:hyperlink>
+        </w:p>
+        <w:p>
+          <w:pPr>
+            <w:pStyle w:val="TDC1"/>
+            <w:rPr>
+              <w:rFonts w:asciiTheme="minorHAnsi" w:eastAsiaTheme="minorEastAsia" w:hAnsiTheme="minorHAnsi" w:cstheme="minorBidi"/>
+              <w:noProof/>
+              <w:color w:val="auto"/>
+              <w:lang w:val="es-ES" w:eastAsia="es-ES"/>
+            </w:rPr>
+          </w:pPr>
+          <w:hyperlink w:anchor="_Toc238155767" w:history="1">
+            <w:r>
+              <w:rPr>
+                <w:rStyle w:val="Hipervnculo"/>
+                <w:noProof/>
+              </w:rPr>
+              <w:t>Épicas e Historias de Usuario</w:t>
+            </w:r>
+            <w:r>
+              <w:rPr>
+                <w:noProof/>
+                <w:webHidden/>
+              </w:rPr>
+              <w:tab/>
+            </w:r>
+            <w:r>
+              <w:rPr>
+                <w:noProof/>
+                <w:webHidden/>
+              </w:rPr>
+              <w:fldChar w:fldCharType="begin"/>
+            </w:r>
+            <w:r>
+              <w:rPr>
+                <w:noProof/>
+                <w:webHidden/>
+              </w:rPr>
+              <w:instrText xml:space="preserve"> PAGEREF _Toc238155767 \h </w:instrText>
+            </w:r>
+            <w:r>
+              <w:rPr>
+                <w:noProof/>
+                <w:webHidden/>
+              </w:rPr>
+            </w:r>
+            <w:r>
+              <w:rPr>
+                <w:noProof/>
+                <w:webHidden/>
+              </w:rPr>
+              <w:fldChar w:fldCharType="separate"/>
+            </w:r>
+            <w:r>
+              <w:rPr>
+                <w:noProof/>
+                <w:webHidden/>
+              </w:rPr>
+              <w:t>25</w:t>
+            </w:r>
+            <w:r>
+              <w:rPr>
+                <w:noProof/>
+                <w:webHidden/>
+              </w:rPr>
+              <w:fldChar w:fldCharType="end"/>
+            </w:r>
+          </w:hyperlink>
+        </w:p>
+        <w:p>
+          <w:pPr>
+            <w:pStyle w:val="TDC2"/>
+            <w:tabs>
+              <w:tab w:val="right" w:leader="dot" w:pos="9350"/>
+            </w:tabs>
+            <w:rPr>
+              <w:rFonts w:asciiTheme="minorHAnsi" w:eastAsiaTheme="minorEastAsia" w:hAnsiTheme="minorHAnsi" w:cstheme="minorBidi"/>
+              <w:noProof/>
+              <w:color w:val="auto"/>
+              <w:lang w:val="es-ES" w:eastAsia="es-ES"/>
+            </w:rPr>
+          </w:pPr>
+          <w:hyperlink w:anchor="_Toc238155768" w:history="1">
+            <w:r>
+              <w:rPr>
+                <w:rStyle w:val="Hipervnculo"/>
+                <w:noProof/>
               </w:rPr>
               <w:t>ÉPICA 1: Acceso y seguridad del sistema</w:t>
             </w:r>
@@ -1020,7 +1673,7 @@
                 <w:noProof/>
                 <w:webHidden/>
               </w:rPr>
-              <w:instrText xml:space="preserve"> PAGEREF _Toc237794427 \h </w:instrText>
+              <w:instrText xml:space="preserve"> PAGEREF _Toc238155768 \h </w:instrText>
             </w:r>
             <w:r>
               <w:rPr>
@@ -1040,7 +1693,7 @@
                 <w:noProof/>
                 <w:webHidden/>
               </w:rPr>
-              <w:t>15</w:t>
+              <w:t>26</w:t>
             </w:r>
             <w:r>
               <w:rPr>
@@ -1061,9 +1714,10 @@
               <w:rFonts w:asciiTheme="minorHAnsi" w:eastAsiaTheme="minorEastAsia" w:hAnsiTheme="minorHAnsi" w:cstheme="minorBidi"/>
               <w:noProof/>
               <w:color w:val="auto"/>
+              <w:lang w:val="es-ES" w:eastAsia="es-ES"/>
             </w:rPr>
           </w:pPr>
-          <w:hyperlink w:anchor="_Toc237794428" w:history="1">
+          <w:hyperlink w:anchor="_Toc238155769" w:history="1">
             <w:r>
               <w:rPr>
                 <w:rStyle w:val="Hipervnculo"/>
@@ -1090,7 +1744,7 @@
                 <w:noProof/>
                 <w:webHidden/>
               </w:rPr>
-              <w:instrText xml:space="preserve"> PAGEREF _Toc237794428 \h </w:instrText>
+              <w:instrText xml:space="preserve"> PAGEREF _Toc238155769 \h </w:instrText>
             </w:r>
             <w:r>
               <w:rPr>
@@ -1110,7 +1764,7 @@
                 <w:noProof/>
                 <w:webHidden/>
               </w:rPr>
-              <w:t>15</w:t>
+              <w:t>26</w:t>
             </w:r>
             <w:r>
               <w:rPr>
@@ -1131,9 +1785,10 @@
               <w:rFonts w:asciiTheme="minorHAnsi" w:eastAsiaTheme="minorEastAsia" w:hAnsiTheme="minorHAnsi" w:cstheme="minorBidi"/>
               <w:noProof/>
               <w:color w:val="auto"/>
+              <w:lang w:val="es-ES" w:eastAsia="es-ES"/>
             </w:rPr>
           </w:pPr>
-          <w:hyperlink w:anchor="_Toc237794429" w:history="1">
+          <w:hyperlink w:anchor="_Toc238155770" w:history="1">
             <w:r>
               <w:rPr>
                 <w:rStyle w:val="Hipervnculo"/>
@@ -1160,7 +1815,7 @@
                 <w:noProof/>
                 <w:webHidden/>
               </w:rPr>
-              <w:instrText xml:space="preserve"> PAGEREF _Toc237794429 \h </w:instrText>
+              <w:instrText xml:space="preserve"> PAGEREF _Toc238155770 \h </w:instrText>
             </w:r>
             <w:r>
               <w:rPr>
@@ -1180,7 +1835,7 @@
                 <w:noProof/>
                 <w:webHidden/>
               </w:rPr>
-              <w:t>16</w:t>
+              <w:t>27</w:t>
             </w:r>
             <w:r>
               <w:rPr>
@@ -1201,9 +1856,10 @@
               <w:rFonts w:asciiTheme="minorHAnsi" w:eastAsiaTheme="minorEastAsia" w:hAnsiTheme="minorHAnsi" w:cstheme="minorBidi"/>
               <w:noProof/>
               <w:color w:val="auto"/>
+              <w:lang w:val="es-ES" w:eastAsia="es-ES"/>
             </w:rPr>
           </w:pPr>
-          <w:hyperlink w:anchor="_Toc237794430" w:history="1">
+          <w:hyperlink w:anchor="_Toc238155771" w:history="1">
             <w:r>
               <w:rPr>
                 <w:rStyle w:val="Hipervnculo"/>
@@ -1230,7 +1886,7 @@
                 <w:noProof/>
                 <w:webHidden/>
               </w:rPr>
-              <w:instrText xml:space="preserve"> PAGEREF _Toc237794430 \h </w:instrText>
+              <w:instrText xml:space="preserve"> PAGEREF _Toc238155771 \h </w:instrText>
             </w:r>
             <w:r>
               <w:rPr>
@@ -1250,7 +1906,7 @@
                 <w:noProof/>
                 <w:webHidden/>
               </w:rPr>
-              <w:t>18</w:t>
+              <w:t>29</w:t>
             </w:r>
             <w:r>
               <w:rPr>
@@ -1271,9 +1927,10 @@
               <w:rFonts w:asciiTheme="minorHAnsi" w:eastAsiaTheme="minorEastAsia" w:hAnsiTheme="minorHAnsi" w:cstheme="minorBidi"/>
               <w:noProof/>
               <w:color w:val="auto"/>
+              <w:lang w:val="es-ES" w:eastAsia="es-ES"/>
             </w:rPr>
           </w:pPr>
-          <w:hyperlink w:anchor="_Toc237794431" w:history="1">
+          <w:hyperlink w:anchor="_Toc238155772" w:history="1">
             <w:r>
               <w:rPr>
                 <w:rStyle w:val="Hipervnculo"/>
@@ -1300,7 +1957,7 @@
                 <w:noProof/>
                 <w:webHidden/>
               </w:rPr>
-              <w:instrText xml:space="preserve"> PAGEREF _Toc237794431 \h </w:instrText>
+              <w:instrText xml:space="preserve"> PAGEREF _Toc238155772 \h </w:instrText>
             </w:r>
             <w:r>
               <w:rPr>
@@ -1320,7 +1977,7 @@
                 <w:noProof/>
                 <w:webHidden/>
               </w:rPr>
-              <w:t>18</w:t>
+              <w:t>29</w:t>
             </w:r>
             <w:r>
               <w:rPr>
@@ -1341,9 +1998,10 @@
               <w:rFonts w:asciiTheme="minorHAnsi" w:eastAsiaTheme="minorEastAsia" w:hAnsiTheme="minorHAnsi" w:cstheme="minorBidi"/>
               <w:noProof/>
               <w:color w:val="auto"/>
+              <w:lang w:val="es-ES" w:eastAsia="es-ES"/>
             </w:rPr>
           </w:pPr>
-          <w:hyperlink w:anchor="_Toc237794432" w:history="1">
+          <w:hyperlink w:anchor="_Toc238155773" w:history="1">
             <w:r>
               <w:rPr>
                 <w:rStyle w:val="Hipervnculo"/>
@@ -1370,7 +2028,7 @@
                 <w:noProof/>
                 <w:webHidden/>
               </w:rPr>
-              <w:instrText xml:space="preserve"> PAGEREF _Toc237794432 \h </w:instrText>
+              <w:instrText xml:space="preserve"> PAGEREF _Toc238155773 \h </w:instrText>
             </w:r>
             <w:r>
               <w:rPr>
@@ -1390,7 +2048,7 @@
                 <w:noProof/>
                 <w:webHidden/>
               </w:rPr>
-              <w:t>19</w:t>
+              <w:t>30</w:t>
             </w:r>
             <w:r>
               <w:rPr>
@@ -1411,9 +2069,10 @@
               <w:rFonts w:asciiTheme="minorHAnsi" w:eastAsiaTheme="minorEastAsia" w:hAnsiTheme="minorHAnsi" w:cstheme="minorBidi"/>
               <w:noProof/>
               <w:color w:val="auto"/>
+              <w:lang w:val="es-ES" w:eastAsia="es-ES"/>
             </w:rPr>
           </w:pPr>
-          <w:hyperlink w:anchor="_Toc237794433" w:history="1">
+          <w:hyperlink w:anchor="_Toc238155774" w:history="1">
             <w:r>
               <w:rPr>
                 <w:rStyle w:val="Hipervnculo"/>
@@ -1440,7 +2099,7 @@
                 <w:noProof/>
                 <w:webHidden/>
               </w:rPr>
-              <w:instrText xml:space="preserve"> PAGEREF _Toc237794433 \h </w:instrText>
+              <w:instrText xml:space="preserve"> PAGEREF _Toc238155774 \h </w:instrText>
             </w:r>
             <w:r>
               <w:rPr>
@@ -1460,7 +2119,7 @@
                 <w:noProof/>
                 <w:webHidden/>
               </w:rPr>
-              <w:t>20</w:t>
+              <w:t>31</w:t>
             </w:r>
             <w:r>
               <w:rPr>
@@ -1481,9 +2140,10 @@
               <w:rFonts w:asciiTheme="minorHAnsi" w:eastAsiaTheme="minorEastAsia" w:hAnsiTheme="minorHAnsi" w:cstheme="minorBidi"/>
               <w:noProof/>
               <w:color w:val="auto"/>
+              <w:lang w:val="es-ES" w:eastAsia="es-ES"/>
             </w:rPr>
           </w:pPr>
-          <w:hyperlink w:anchor="_Toc237794434" w:history="1">
+          <w:hyperlink w:anchor="_Toc238155775" w:history="1">
             <w:r>
               <w:rPr>
                 <w:rStyle w:val="Hipervnculo"/>
@@ -1510,7 +2170,7 @@
                 <w:noProof/>
                 <w:webHidden/>
               </w:rPr>
-              <w:instrText xml:space="preserve"> PAGEREF _Toc237794434 \h </w:instrText>
+              <w:instrText xml:space="preserve"> PAGEREF _Toc238155775 \h </w:instrText>
             </w:r>
             <w:r>
               <w:rPr>
@@ -1530,7 +2190,7 @@
                 <w:noProof/>
                 <w:webHidden/>
               </w:rPr>
-              <w:t>20</w:t>
+              <w:t>31</w:t>
             </w:r>
             <w:r>
               <w:rPr>
@@ -1551,9 +2211,10 @@
               <w:rFonts w:asciiTheme="minorHAnsi" w:eastAsiaTheme="minorEastAsia" w:hAnsiTheme="minorHAnsi" w:cstheme="minorBidi"/>
               <w:noProof/>
               <w:color w:val="auto"/>
+              <w:lang w:val="es-ES" w:eastAsia="es-ES"/>
             </w:rPr>
           </w:pPr>
-          <w:hyperlink w:anchor="_Toc237794435" w:history="1">
+          <w:hyperlink w:anchor="_Toc238155776" w:history="1">
             <w:r>
               <w:rPr>
                 <w:rStyle w:val="Hipervnculo"/>
@@ -1580,7 +2241,7 @@
                 <w:noProof/>
                 <w:webHidden/>
               </w:rPr>
-              <w:instrText xml:space="preserve"> PAGEREF _Toc237794435 \h </w:instrText>
+              <w:instrText xml:space="preserve"> PAGEREF _Toc238155776 \h </w:instrText>
             </w:r>
             <w:r>
               <w:rPr>
@@ -1600,7 +2261,7 @@
                 <w:noProof/>
                 <w:webHidden/>
               </w:rPr>
-              <w:t>22</w:t>
+              <w:t>33</w:t>
             </w:r>
             <w:r>
               <w:rPr>
@@ -1621,9 +2282,10 @@
               <w:rFonts w:asciiTheme="minorHAnsi" w:eastAsiaTheme="minorEastAsia" w:hAnsiTheme="minorHAnsi" w:cstheme="minorBidi"/>
               <w:noProof/>
               <w:color w:val="auto"/>
+              <w:lang w:val="es-ES" w:eastAsia="es-ES"/>
             </w:rPr>
           </w:pPr>
-          <w:hyperlink w:anchor="_Toc237794436" w:history="1">
+          <w:hyperlink w:anchor="_Toc238155777" w:history="1">
             <w:r>
               <w:rPr>
                 <w:rStyle w:val="Hipervnculo"/>
@@ -1650,7 +2312,7 @@
                 <w:noProof/>
                 <w:webHidden/>
               </w:rPr>
-              <w:instrText xml:space="preserve"> PAGEREF _Toc237794436 \h </w:instrText>
+              <w:instrText xml:space="preserve"> PAGEREF _Toc238155777 \h </w:instrText>
             </w:r>
             <w:r>
               <w:rPr>
@@ -1670,7 +2332,7 @@
                 <w:noProof/>
                 <w:webHidden/>
               </w:rPr>
-              <w:t>23</w:t>
+              <w:t>34</w:t>
             </w:r>
             <w:r>
               <w:rPr>
@@ -1691,9 +2353,10 @@
               <w:rFonts w:asciiTheme="minorHAnsi" w:eastAsiaTheme="minorEastAsia" w:hAnsiTheme="minorHAnsi" w:cstheme="minorBidi"/>
               <w:noProof/>
               <w:color w:val="auto"/>
+              <w:lang w:val="es-ES" w:eastAsia="es-ES"/>
             </w:rPr>
           </w:pPr>
-          <w:hyperlink w:anchor="_Toc237794437" w:history="1">
+          <w:hyperlink w:anchor="_Toc238155778" w:history="1">
             <w:r>
               <w:rPr>
                 <w:rStyle w:val="Hipervnculo"/>
@@ -1720,7 +2383,7 @@
                 <w:noProof/>
                 <w:webHidden/>
               </w:rPr>
-              <w:instrText xml:space="preserve"> PAGEREF _Toc237794437 \h </w:instrText>
+              <w:instrText xml:space="preserve"> PAGEREF _Toc238155778 \h </w:instrText>
             </w:r>
             <w:r>
               <w:rPr>
@@ -1740,7 +2403,7 @@
                 <w:noProof/>
                 <w:webHidden/>
               </w:rPr>
-              <w:t>23</w:t>
+              <w:t>34</w:t>
             </w:r>
             <w:r>
               <w:rPr>
@@ -1761,9 +2424,10 @@
               <w:rFonts w:asciiTheme="minorHAnsi" w:eastAsiaTheme="minorEastAsia" w:hAnsiTheme="minorHAnsi" w:cstheme="minorBidi"/>
               <w:noProof/>
               <w:color w:val="auto"/>
+              <w:lang w:val="es-ES" w:eastAsia="es-ES"/>
             </w:rPr>
           </w:pPr>
-          <w:hyperlink w:anchor="_Toc237794438" w:history="1">
+          <w:hyperlink w:anchor="_Toc238155779" w:history="1">
             <w:r>
               <w:rPr>
                 <w:rStyle w:val="Hipervnculo"/>
@@ -1790,7 +2454,7 @@
                 <w:noProof/>
                 <w:webHidden/>
               </w:rPr>
-              <w:instrText xml:space="preserve"> PAGEREF _Toc237794438 \h </w:instrText>
+              <w:instrText xml:space="preserve"> PAGEREF _Toc238155779 \h </w:instrText>
             </w:r>
             <w:r>
               <w:rPr>
@@ -1810,7 +2474,7 @@
                 <w:noProof/>
                 <w:webHidden/>
               </w:rPr>
-              <w:t>24</w:t>
+              <w:t>35</w:t>
             </w:r>
             <w:r>
               <w:rPr>
@@ -1831,9 +2495,10 @@
               <w:rFonts w:asciiTheme="minorHAnsi" w:eastAsiaTheme="minorEastAsia" w:hAnsiTheme="minorHAnsi" w:cstheme="minorBidi"/>
               <w:noProof/>
               <w:color w:val="auto"/>
+              <w:lang w:val="es-ES" w:eastAsia="es-ES"/>
             </w:rPr>
           </w:pPr>
-          <w:hyperlink w:anchor="_Toc237794439" w:history="1">
+          <w:hyperlink w:anchor="_Toc238155780" w:history="1">
             <w:r>
               <w:rPr>
                 <w:rStyle w:val="Hipervnculo"/>
@@ -1860,7 +2525,7 @@
                 <w:noProof/>
                 <w:webHidden/>
               </w:rPr>
-              <w:instrText xml:space="preserve"> PAGEREF _Toc237794439 \h </w:instrText>
+              <w:instrText xml:space="preserve"> PAGEREF _Toc238155780 \h </w:instrText>
             </w:r>
             <w:r>
               <w:rPr>
@@ -1880,7 +2545,7 @@
                 <w:noProof/>
                 <w:webHidden/>
               </w:rPr>
-              <w:t>26</w:t>
+              <w:t>37</w:t>
             </w:r>
             <w:r>
               <w:rPr>
@@ -1901,9 +2566,10 @@
               <w:rFonts w:asciiTheme="minorHAnsi" w:eastAsiaTheme="minorEastAsia" w:hAnsiTheme="minorHAnsi" w:cstheme="minorBidi"/>
               <w:noProof/>
               <w:color w:val="auto"/>
+              <w:lang w:val="es-ES" w:eastAsia="es-ES"/>
             </w:rPr>
           </w:pPr>
-          <w:hyperlink w:anchor="_Toc237794440" w:history="1">
+          <w:hyperlink w:anchor="_Toc238155781" w:history="1">
             <w:r>
               <w:rPr>
                 <w:rStyle w:val="Hipervnculo"/>
@@ -1930,7 +2596,7 @@
                 <w:noProof/>
                 <w:webHidden/>
               </w:rPr>
-              <w:instrText xml:space="preserve"> PAGEREF _Toc237794440 \h </w:instrText>
+              <w:instrText xml:space="preserve"> PAGEREF _Toc238155781 \h </w:instrText>
             </w:r>
             <w:r>
               <w:rPr>
@@ -1950,7 +2616,7 @@
                 <w:noProof/>
                 <w:webHidden/>
               </w:rPr>
-              <w:t>26</w:t>
+              <w:t>37</w:t>
             </w:r>
             <w:r>
               <w:rPr>
@@ -1971,9 +2637,10 @@
               <w:rFonts w:asciiTheme="minorHAnsi" w:eastAsiaTheme="minorEastAsia" w:hAnsiTheme="minorHAnsi" w:cstheme="minorBidi"/>
               <w:noProof/>
               <w:color w:val="auto"/>
+              <w:lang w:val="es-ES" w:eastAsia="es-ES"/>
             </w:rPr>
           </w:pPr>
-          <w:hyperlink w:anchor="_Toc237794441" w:history="1">
+          <w:hyperlink w:anchor="_Toc238155782" w:history="1">
             <w:r>
               <w:rPr>
                 <w:rStyle w:val="Hipervnculo"/>
@@ -2000,7 +2667,7 @@
                 <w:noProof/>
                 <w:webHidden/>
               </w:rPr>
-              <w:instrText xml:space="preserve"> PAGEREF _Toc237794441 \h </w:instrText>
+              <w:instrText xml:space="preserve"> PAGEREF _Toc238155782 \h </w:instrText>
             </w:r>
             <w:r>
               <w:rPr>
@@ -2020,7 +2687,7 @@
                 <w:noProof/>
                 <w:webHidden/>
               </w:rPr>
-              <w:t>27</w:t>
+              <w:t>38</w:t>
             </w:r>
             <w:r>
               <w:rPr>
@@ -2041,9 +2708,10 @@
               <w:rFonts w:asciiTheme="minorHAnsi" w:eastAsiaTheme="minorEastAsia" w:hAnsiTheme="minorHAnsi" w:cstheme="minorBidi"/>
               <w:noProof/>
               <w:color w:val="auto"/>
+              <w:lang w:val="es-ES" w:eastAsia="es-ES"/>
             </w:rPr>
           </w:pPr>
-          <w:hyperlink w:anchor="_Toc237794442" w:history="1">
+          <w:hyperlink w:anchor="_Toc238155783" w:history="1">
             <w:r>
               <w:rPr>
                 <w:rStyle w:val="Hipervnculo"/>
@@ -2070,7 +2738,7 @@
                 <w:noProof/>
                 <w:webHidden/>
               </w:rPr>
-              <w:instrText xml:space="preserve"> PAGEREF _Toc237794442 \h </w:instrText>
+              <w:instrText xml:space="preserve"> PAGEREF _Toc238155783 \h </w:instrText>
             </w:r>
             <w:r>
               <w:rPr>
@@ -2090,7 +2758,7 @@
                 <w:noProof/>
                 <w:webHidden/>
               </w:rPr>
-              <w:t>28</w:t>
+              <w:t>39</w:t>
             </w:r>
             <w:r>
               <w:rPr>
@@ -2111,9 +2779,10 @@
               <w:rFonts w:asciiTheme="minorHAnsi" w:eastAsiaTheme="minorEastAsia" w:hAnsiTheme="minorHAnsi" w:cstheme="minorBidi"/>
               <w:noProof/>
               <w:color w:val="auto"/>
+              <w:lang w:val="es-ES" w:eastAsia="es-ES"/>
             </w:rPr>
           </w:pPr>
-          <w:hyperlink w:anchor="_Toc237794443" w:history="1">
+          <w:hyperlink w:anchor="_Toc238155784" w:history="1">
             <w:r>
               <w:rPr>
                 <w:rStyle w:val="Hipervnculo"/>
@@ -2140,7 +2809,7 @@
                 <w:noProof/>
                 <w:webHidden/>
               </w:rPr>
-              <w:instrText xml:space="preserve"> PAGEREF _Toc237794443 \h </w:instrText>
+              <w:instrText xml:space="preserve"> PAGEREF _Toc238155784 \h </w:instrText>
             </w:r>
             <w:r>
               <w:rPr>
@@ -2160,7 +2829,7 @@
                 <w:noProof/>
                 <w:webHidden/>
               </w:rPr>
-              <w:t>29</w:t>
+              <w:t>40</w:t>
             </w:r>
             <w:r>
               <w:rPr>
@@ -2181,9 +2850,10 @@
               <w:rFonts w:asciiTheme="minorHAnsi" w:eastAsiaTheme="minorEastAsia" w:hAnsiTheme="minorHAnsi" w:cstheme="minorBidi"/>
               <w:noProof/>
               <w:color w:val="auto"/>
+              <w:lang w:val="es-ES" w:eastAsia="es-ES"/>
             </w:rPr>
           </w:pPr>
-          <w:hyperlink w:anchor="_Toc237794444" w:history="1">
+          <w:hyperlink w:anchor="_Toc238155785" w:history="1">
             <w:r>
               <w:rPr>
                 <w:rStyle w:val="Hipervnculo"/>
@@ -2210,7 +2880,7 @@
                 <w:noProof/>
                 <w:webHidden/>
               </w:rPr>
-              <w:instrText xml:space="preserve"> PAGEREF _Toc237794444 \h </w:instrText>
+              <w:instrText xml:space="preserve"> PAGEREF _Toc238155785 \h </w:instrText>
             </w:r>
             <w:r>
               <w:rPr>
@@ -2230,7 +2900,7 @@
                 <w:noProof/>
                 <w:webHidden/>
               </w:rPr>
-              <w:t>30</w:t>
+              <w:t>41</w:t>
             </w:r>
             <w:r>
               <w:rPr>
@@ -2251,9 +2921,10 @@
               <w:rFonts w:asciiTheme="minorHAnsi" w:eastAsiaTheme="minorEastAsia" w:hAnsiTheme="minorHAnsi" w:cstheme="minorBidi"/>
               <w:noProof/>
               <w:color w:val="auto"/>
+              <w:lang w:val="es-ES" w:eastAsia="es-ES"/>
             </w:rPr>
           </w:pPr>
-          <w:hyperlink w:anchor="_Toc237794445" w:history="1">
+          <w:hyperlink w:anchor="_Toc238155786" w:history="1">
             <w:r>
               <w:rPr>
                 <w:rStyle w:val="Hipervnculo"/>
@@ -2280,7 +2951,7 @@
                 <w:noProof/>
                 <w:webHidden/>
               </w:rPr>
-              <w:instrText xml:space="preserve"> PAGEREF _Toc237794445 \h </w:instrText>
+              <w:instrText xml:space="preserve"> PAGEREF _Toc238155786 \h </w:instrText>
             </w:r>
             <w:r>
               <w:rPr>
@@ -2300,7 +2971,7 @@
                 <w:noProof/>
                 <w:webHidden/>
               </w:rPr>
-              <w:t>31</w:t>
+              <w:t>42</w:t>
             </w:r>
             <w:r>
               <w:rPr>
@@ -2321,9 +2992,10 @@
               <w:rFonts w:asciiTheme="minorHAnsi" w:eastAsiaTheme="minorEastAsia" w:hAnsiTheme="minorHAnsi" w:cstheme="minorBidi"/>
               <w:noProof/>
               <w:color w:val="auto"/>
+              <w:lang w:val="es-ES" w:eastAsia="es-ES"/>
             </w:rPr>
           </w:pPr>
-          <w:hyperlink w:anchor="_Toc237794446" w:history="1">
+          <w:hyperlink w:anchor="_Toc238155787" w:history="1">
             <w:r>
               <w:rPr>
                 <w:rStyle w:val="Hipervnculo"/>
@@ -2350,7 +3022,7 @@
                 <w:noProof/>
                 <w:webHidden/>
               </w:rPr>
-              <w:instrText xml:space="preserve"> PAGEREF _Toc237794446 \h </w:instrText>
+              <w:instrText xml:space="preserve"> PAGEREF _Toc238155787 \h </w:instrText>
             </w:r>
             <w:r>
               <w:rPr>
@@ -2370,7 +3042,7 @@
                 <w:noProof/>
                 <w:webHidden/>
               </w:rPr>
-              <w:t>31</w:t>
+              <w:t>42</w:t>
             </w:r>
             <w:r>
               <w:rPr>
@@ -2391,9 +3063,10 @@
               <w:rFonts w:asciiTheme="minorHAnsi" w:eastAsiaTheme="minorEastAsia" w:hAnsiTheme="minorHAnsi" w:cstheme="minorBidi"/>
               <w:noProof/>
               <w:color w:val="auto"/>
+              <w:lang w:val="es-ES" w:eastAsia="es-ES"/>
             </w:rPr>
           </w:pPr>
-          <w:hyperlink w:anchor="_Toc237794447" w:history="1">
+          <w:hyperlink w:anchor="_Toc238155788" w:history="1">
             <w:r>
               <w:rPr>
                 <w:rStyle w:val="Hipervnculo"/>
@@ -2420,7 +3093,7 @@
                 <w:noProof/>
                 <w:webHidden/>
               </w:rPr>
-              <w:instrText xml:space="preserve"> PAGEREF _Toc237794447 \h </w:instrText>
+              <w:instrText xml:space="preserve"> PAGEREF _Toc238155788 \h </w:instrText>
             </w:r>
             <w:r>
               <w:rPr>
@@ -2440,7 +3113,7 @@
                 <w:noProof/>
                 <w:webHidden/>
               </w:rPr>
-              <w:t>33</w:t>
+              <w:t>44</w:t>
             </w:r>
             <w:r>
               <w:rPr>
@@ -2461,9 +3134,10 @@
               <w:rFonts w:asciiTheme="minorHAnsi" w:eastAsiaTheme="minorEastAsia" w:hAnsiTheme="minorHAnsi" w:cstheme="minorBidi"/>
               <w:noProof/>
               <w:color w:val="auto"/>
+              <w:lang w:val="es-ES" w:eastAsia="es-ES"/>
             </w:rPr>
           </w:pPr>
-          <w:hyperlink w:anchor="_Toc237794448" w:history="1">
+          <w:hyperlink w:anchor="_Toc238155789" w:history="1">
             <w:r>
               <w:rPr>
                 <w:rStyle w:val="Hipervnculo"/>
@@ -2490,7 +3164,7 @@
                 <w:noProof/>
                 <w:webHidden/>
               </w:rPr>
-              <w:instrText xml:space="preserve"> PAGEREF _Toc237794448 \h </w:instrText>
+              <w:instrText xml:space="preserve"> PAGEREF _Toc238155789 \h </w:instrText>
             </w:r>
             <w:r>
               <w:rPr>
@@ -2510,7 +3184,7 @@
                 <w:noProof/>
                 <w:webHidden/>
               </w:rPr>
-              <w:t>34</w:t>
+              <w:t>45</w:t>
             </w:r>
             <w:r>
               <w:rPr>
@@ -2531,9 +3205,10 @@
               <w:rFonts w:asciiTheme="minorHAnsi" w:eastAsiaTheme="minorEastAsia" w:hAnsiTheme="minorHAnsi" w:cstheme="minorBidi"/>
               <w:noProof/>
               <w:color w:val="auto"/>
+              <w:lang w:val="es-ES" w:eastAsia="es-ES"/>
             </w:rPr>
           </w:pPr>
-          <w:hyperlink w:anchor="_Toc237794449" w:history="1">
+          <w:hyperlink w:anchor="_Toc238155790" w:history="1">
             <w:r>
               <w:rPr>
                 <w:rStyle w:val="Hipervnculo"/>
@@ -2560,7 +3235,7 @@
                 <w:noProof/>
                 <w:webHidden/>
               </w:rPr>
-              <w:instrText xml:space="preserve"> PAGEREF _Toc237794449 \h </w:instrText>
+              <w:instrText xml:space="preserve"> PAGEREF _Toc238155790 \h </w:instrText>
             </w:r>
             <w:r>
               <w:rPr>
@@ -2580,7 +3255,7 @@
                 <w:noProof/>
                 <w:webHidden/>
               </w:rPr>
-              <w:t>34</w:t>
+              <w:t>45</w:t>
             </w:r>
             <w:r>
               <w:rPr>
@@ -2601,9 +3276,10 @@
               <w:rFonts w:asciiTheme="minorHAnsi" w:eastAsiaTheme="minorEastAsia" w:hAnsiTheme="minorHAnsi" w:cstheme="minorBidi"/>
               <w:noProof/>
               <w:color w:val="auto"/>
+              <w:lang w:val="es-ES" w:eastAsia="es-ES"/>
             </w:rPr>
           </w:pPr>
-          <w:hyperlink w:anchor="_Toc237794450" w:history="1">
+          <w:hyperlink w:anchor="_Toc238155791" w:history="1">
             <w:r>
               <w:rPr>
                 <w:rStyle w:val="Hipervnculo"/>
@@ -2630,7 +3306,7 @@
                 <w:noProof/>
                 <w:webHidden/>
               </w:rPr>
-              <w:instrText xml:space="preserve"> PAGEREF _Toc237794450 \h </w:instrText>
+              <w:instrText xml:space="preserve"> PAGEREF _Toc238155791 \h </w:instrText>
             </w:r>
             <w:r>
               <w:rPr>
@@ -2650,7 +3326,7 @@
                 <w:noProof/>
                 <w:webHidden/>
               </w:rPr>
-              <w:t>35</w:t>
+              <w:t>46</w:t>
             </w:r>
             <w:r>
               <w:rPr>
@@ -2682,6 +3358,10 @@
         </w:rPr>
       </w:pPr>
       <w:r>
+        <w:rPr>
+          <w:rFonts w:ascii="Arial" w:hAnsi="Arial"/>
+          <w:sz w:val="22"/>
+        </w:rPr>
         <w:br w:type="page"/>
       </w:r>
     </w:p>
@@ -2689,7 +3369,7 @@
       <w:pPr>
         <w:pStyle w:val="Ttulo1"/>
       </w:pPr>
-      <w:bookmarkStart w:id="0" w:name="_Toc237794416"/>
+      <w:bookmarkStart w:id="0" w:name="_Toc238155749"/>
       <w:r>
         <w:lastRenderedPageBreak/>
         <w:t>Problemática</w:t>
@@ -2700,7 +3380,7 @@
       <w:pPr>
         <w:pStyle w:val="Ttulo2"/>
       </w:pPr>
-      <w:bookmarkStart w:id="1" w:name="_Toc237794417"/>
+      <w:bookmarkStart w:id="1" w:name="_Toc238155750"/>
       <w:r>
         <w:t>1.1 Contexto mundial</w:t>
       </w:r>
@@ -2950,42 +3630,29 @@
       </w:hyperlink>
     </w:p>
     <w:p>
-      <w:pPr>
-        <w:rPr>
-          <w:b/>
-          <w:bCs/>
-        </w:rPr>
-      </w:pPr>
-      <w:r>
-        <w:rPr>
-          <w:b/>
-          <w:bCs/>
-        </w:rPr>
+      <w:r>
         <w:t>Problema mundial identificado</w:t>
       </w:r>
     </w:p>
     <w:p>
       <w:r>
-        <w:t xml:space="preserve">Por lo tanto, a nivel mundial existe una dificultad relacionada con la </w:t>
-      </w:r>
-      <w:r>
-        <w:rPr>
-          <w:b/>
-          <w:bCs/>
-        </w:rPr>
-        <w:t>inexactitud y falta de control de los inventarios</w:t>
-      </w:r>
-      <w:r>
-        <w:t>, que puede afectar las ventas, los costos, la disponibilidad de productos y la toma de decisiones empresariales.</w:t>
+        <w:t>Por lo tanto, a nivel mundial existe una dificultad relacionada con la inexactitud y falta de control de los inventarios, que puede afectar las ventas, los costos, la disponibilidad de productos y la toma de decisiones empresariales.</w:t>
       </w:r>
     </w:p>
     <w:p>
       <w:pPr>
         <w:pStyle w:val="Ttulo2"/>
       </w:pPr>
-      <w:bookmarkStart w:id="2" w:name="_Toc237794418"/>
-      <w:r>
-        <w:t>1.2 Situación en Colombia</w:t>
+      <w:bookmarkStart w:id="2" w:name="_Toc238155751"/>
+      <w:r>
+        <w:rPr>
+          <w:rFonts w:ascii="Arial" w:hAnsi="Arial"/>
+          <w:sz w:val="22"/>
+        </w:rPr>
+        <w:t>1</w:t>
+      </w:r>
+      <w:r>
+        <w:t>.2 Situación en Colombia</w:t>
       </w:r>
       <w:bookmarkEnd w:id="2"/>
     </w:p>
@@ -3069,9 +3736,12 @@
       <w:pPr>
         <w:pStyle w:val="Ttulo2"/>
       </w:pPr>
-      <w:bookmarkStart w:id="3" w:name="_Toc237794419"/>
-      <w:r>
-        <w:t>1.3 Situación en Cundinamarca</w:t>
+      <w:bookmarkStart w:id="3" w:name="_Toc238155752"/>
+      <w:r>
+        <w:t xml:space="preserve">1.3 Situación en </w:t>
+      </w:r>
+      <w:r>
+        <w:t>Cundinamarca</w:t>
       </w:r>
       <w:bookmarkEnd w:id="3"/>
     </w:p>
@@ -3161,10 +3831,13 @@
       <w:pPr>
         <w:pStyle w:val="Ttulo2"/>
       </w:pPr>
-      <w:bookmarkStart w:id="4" w:name="_Toc237794420"/>
+      <w:bookmarkStart w:id="4" w:name="_Toc238155753"/>
       <w:r>
         <w:lastRenderedPageBreak/>
-        <w:t>1.4 Situación en Fusagasugá</w:t>
+        <w:t xml:space="preserve">1.4 Situación en </w:t>
+      </w:r>
+      <w:r>
+        <w:t>Fusagasugá</w:t>
       </w:r>
       <w:bookmarkEnd w:id="4"/>
     </w:p>
@@ -3214,9 +3887,10 @@
     </w:p>
     <w:p>
       <w:pPr>
+        <w:pStyle w:val="Prrafodelista"/>
         <w:numPr>
           <w:ilvl w:val="0"/>
-          <w:numId w:val="1"/>
+          <w:numId w:val="46"/>
         </w:numPr>
       </w:pPr>
       <w:r>
@@ -3225,9 +3899,10 @@
     </w:p>
     <w:p>
       <w:pPr>
+        <w:pStyle w:val="Prrafodelista"/>
         <w:numPr>
           <w:ilvl w:val="0"/>
-          <w:numId w:val="1"/>
+          <w:numId w:val="46"/>
         </w:numPr>
       </w:pPr>
       <w:r>
@@ -3236,9 +3911,10 @@
     </w:p>
     <w:p>
       <w:pPr>
+        <w:pStyle w:val="Prrafodelista"/>
         <w:numPr>
           <w:ilvl w:val="0"/>
-          <w:numId w:val="1"/>
+          <w:numId w:val="46"/>
         </w:numPr>
       </w:pPr>
       <w:r>
@@ -3247,9 +3923,10 @@
     </w:p>
     <w:p>
       <w:pPr>
+        <w:pStyle w:val="Prrafodelista"/>
         <w:numPr>
           <w:ilvl w:val="0"/>
-          <w:numId w:val="1"/>
+          <w:numId w:val="46"/>
         </w:numPr>
       </w:pPr>
       <w:r>
@@ -3258,9 +3935,10 @@
     </w:p>
     <w:p>
       <w:pPr>
+        <w:pStyle w:val="Prrafodelista"/>
         <w:numPr>
           <w:ilvl w:val="0"/>
-          <w:numId w:val="1"/>
+          <w:numId w:val="46"/>
         </w:numPr>
       </w:pPr>
       <w:r>
@@ -3269,9 +3947,10 @@
     </w:p>
     <w:p>
       <w:pPr>
+        <w:pStyle w:val="Prrafodelista"/>
         <w:numPr>
           <w:ilvl w:val="0"/>
-          <w:numId w:val="1"/>
+          <w:numId w:val="46"/>
         </w:numPr>
       </w:pPr>
       <w:r>
@@ -3280,9 +3959,10 @@
     </w:p>
     <w:p>
       <w:pPr>
+        <w:pStyle w:val="Prrafodelista"/>
         <w:numPr>
           <w:ilvl w:val="0"/>
-          <w:numId w:val="1"/>
+          <w:numId w:val="46"/>
         </w:numPr>
       </w:pPr>
       <w:r>
@@ -3308,7 +3988,7 @@
       <w:pPr>
         <w:pStyle w:val="Ttulo2"/>
       </w:pPr>
-      <w:bookmarkStart w:id="5" w:name="_Toc237794421"/>
+      <w:bookmarkStart w:id="5" w:name="_Toc238155754"/>
       <w:r>
         <w:lastRenderedPageBreak/>
         <w:t>1.5 Problemática central del proyecto</w:t>
@@ -3326,34 +4006,3479 @@
       </w:r>
     </w:p>
     <w:p>
-      <w:r>
-        <w:t>Esta formulación es mucho mejor que decir simplemente "las cafeterías no están digitalizadas", porque ahora tenemos un problema concreto que podemos medir, analizar y solucionar mediante software.</w:t>
-      </w:r>
-    </w:p>
-    <w:p>
       <w:pPr>
         <w:pStyle w:val="Ttulo1"/>
-      </w:pPr>
-      <w:bookmarkStart w:id="6" w:name="_Toc237794422"/>
+        <w:rPr>
+          <w:lang w:val="es-ES"/>
+        </w:rPr>
+      </w:pPr>
+      <w:bookmarkStart w:id="6" w:name="_Toc238155755"/>
+      <w:r>
+        <w:rPr>
+          <w:lang w:val="es-ES"/>
+        </w:rPr>
+        <w:t>Instrumento de levantamiento de requerimientos</w:t>
+      </w:r>
+      <w:bookmarkEnd w:id="6"/>
+    </w:p>
+    <w:p>
+      <w:pPr>
+        <w:rPr>
+          <w:lang w:val="es-ES"/>
+        </w:rPr>
+      </w:pPr>
+      <w:r>
+        <w:rPr>
+          <w:lang w:val="es-ES"/>
+        </w:rPr>
+        <w:t>Para identificar las necesidades y características que debe tener el sistema de información para la cafetería, se diseñó un instrumento de levantamiento de requerimientos dirigido al administrador y a los empleados. El objetivo es conocer cómo se realizan actualmente los procesos relacionados con la gestión de usuarios, productos, inventario y ventas, además de identificar las principales dificultades que se presentan durante estas actividades.</w:t>
+      </w:r>
+    </w:p>
+    <w:p>
+      <w:pPr>
+        <w:rPr>
+          <w:lang w:val="es-ES"/>
+        </w:rPr>
+      </w:pPr>
+      <w:r>
+        <w:rPr>
+          <w:lang w:val="es-ES"/>
+        </w:rPr>
+        <w:t>El instrumento combina preguntas cualitativas y cuantitativas, permitiendo obtener tanto información descriptiva sobre los procesos actuales como datos que permitan establecer la frecuencia e importancia de determinadas situaciones. La información recopilada servirá como base para definir y validar los requerimientos funcionales, de seguridad y no funcionales del sistema, procurando que la solución propuesta responda a las necesidades reales de la cafetería y mantenga un alcance adecuado para el proyecto.</w:t>
+      </w:r>
+    </w:p>
+    <w:p>
+      <w:pPr>
+        <w:pStyle w:val="Ttulo2"/>
+        <w:rPr>
+          <w:lang w:val="es-ES"/>
+        </w:rPr>
+      </w:pPr>
+      <w:bookmarkStart w:id="7" w:name="_Toc238155756"/>
+      <w:r>
+        <w:rPr>
+          <w:lang w:val="es-ES"/>
+        </w:rPr>
+        <w:t>1. Información general</w:t>
+      </w:r>
+      <w:bookmarkEnd w:id="7"/>
+    </w:p>
+    <w:p>
+      <w:pPr>
+        <w:rPr>
+          <w:b/>
+          <w:bCs/>
+          <w:lang w:val="es-ES"/>
+        </w:rPr>
+      </w:pPr>
+      <w:r>
+        <w:rPr>
+          <w:b/>
+          <w:bCs/>
+          <w:lang w:val="es-ES"/>
+        </w:rPr>
+        <w:t>Pregunta 1. ¿Cuál es su cargo dentro de la cafetería?</w:t>
+      </w:r>
+    </w:p>
+    <w:p>
+      <w:pPr>
+        <w:rPr>
+          <w:lang w:val="es-ES"/>
+        </w:rPr>
+      </w:pPr>
+      <w:r>
+        <w:rPr>
+          <w:b/>
+          <w:bCs/>
+          <w:lang w:val="es-ES"/>
+        </w:rPr>
+        <w:t>Tipo:</w:t>
+      </w:r>
+      <w:r>
+        <w:rPr>
+          <w:lang w:val="es-ES"/>
+        </w:rPr>
+        <w:t xml:space="preserve"> Cuantitativa</w:t>
+      </w:r>
+    </w:p>
+    <w:p>
+      <w:pPr>
+        <w:numPr>
+          <w:ilvl w:val="0"/>
+          <w:numId w:val="27"/>
+        </w:numPr>
+        <w:rPr>
+          <w:lang w:val="es-ES"/>
+        </w:rPr>
+      </w:pPr>
+      <w:r>
+        <w:rPr>
+          <w:lang w:val="es-ES"/>
+        </w:rPr>
+        <w:t xml:space="preserve">Administrador </w:t>
+      </w:r>
+    </w:p>
+    <w:p>
+      <w:pPr>
+        <w:numPr>
+          <w:ilvl w:val="0"/>
+          <w:numId w:val="27"/>
+        </w:numPr>
+        <w:rPr>
+          <w:lang w:val="es-ES"/>
+        </w:rPr>
+      </w:pPr>
+      <w:r>
+        <w:rPr>
+          <w:lang w:val="es-ES"/>
+        </w:rPr>
+        <w:lastRenderedPageBreak/>
+        <w:t xml:space="preserve">Empleado </w:t>
+      </w:r>
+    </w:p>
+    <w:p>
+      <w:pPr>
+        <w:numPr>
+          <w:ilvl w:val="0"/>
+          <w:numId w:val="27"/>
+        </w:numPr>
+        <w:rPr>
+          <w:lang w:val="es-ES"/>
+        </w:rPr>
+      </w:pPr>
+      <w:r>
+        <w:rPr>
+          <w:lang w:val="es-ES"/>
+        </w:rPr>
+        <w:t xml:space="preserve">Otro: ______________________________ </w:t>
+      </w:r>
+    </w:p>
+    <w:p>
+      <w:pPr>
+        <w:rPr>
+          <w:b/>
+          <w:bCs/>
+          <w:lang w:val="es-ES"/>
+        </w:rPr>
+      </w:pPr>
+      <w:r>
+        <w:rPr>
+          <w:b/>
+          <w:bCs/>
+          <w:lang w:val="es-ES"/>
+        </w:rPr>
+        <w:t>Pregunta 2. ¿Cuánto tiempo lleva trabajando en la cafetería?</w:t>
+      </w:r>
+    </w:p>
+    <w:p>
+      <w:pPr>
+        <w:rPr>
+          <w:lang w:val="es-ES"/>
+        </w:rPr>
+      </w:pPr>
+      <w:r>
+        <w:rPr>
+          <w:b/>
+          <w:bCs/>
+          <w:lang w:val="es-ES"/>
+        </w:rPr>
+        <w:t>Tipo:</w:t>
+      </w:r>
+      <w:r>
+        <w:rPr>
+          <w:lang w:val="es-ES"/>
+        </w:rPr>
+        <w:t xml:space="preserve"> Cuantitativa</w:t>
+      </w:r>
+    </w:p>
+    <w:p>
+      <w:pPr>
+        <w:numPr>
+          <w:ilvl w:val="0"/>
+          <w:numId w:val="28"/>
+        </w:numPr>
+        <w:rPr>
+          <w:lang w:val="es-ES"/>
+        </w:rPr>
+      </w:pPr>
+      <w:r>
+        <w:rPr>
+          <w:lang w:val="es-ES"/>
+        </w:rPr>
+        <w:t xml:space="preserve">Menos de 6 meses </w:t>
+      </w:r>
+    </w:p>
+    <w:p>
+      <w:pPr>
+        <w:numPr>
+          <w:ilvl w:val="0"/>
+          <w:numId w:val="28"/>
+        </w:numPr>
+        <w:rPr>
+          <w:lang w:val="es-ES"/>
+        </w:rPr>
+      </w:pPr>
+      <w:r>
+        <w:rPr>
+          <w:lang w:val="es-ES"/>
+        </w:rPr>
+        <w:t xml:space="preserve">Entre 6 meses y 1 año </w:t>
+      </w:r>
+    </w:p>
+    <w:p>
+      <w:pPr>
+        <w:numPr>
+          <w:ilvl w:val="0"/>
+          <w:numId w:val="28"/>
+        </w:numPr>
+        <w:rPr>
+          <w:lang w:val="es-ES"/>
+        </w:rPr>
+      </w:pPr>
+      <w:r>
+        <w:rPr>
+          <w:lang w:val="es-ES"/>
+        </w:rPr>
+        <w:t xml:space="preserve">Entre 1 y 3 años </w:t>
+      </w:r>
+    </w:p>
+    <w:p>
+      <w:pPr>
+        <w:numPr>
+          <w:ilvl w:val="0"/>
+          <w:numId w:val="28"/>
+        </w:numPr>
+        <w:rPr>
+          <w:lang w:val="es-ES"/>
+        </w:rPr>
+      </w:pPr>
+      <w:r>
+        <w:rPr>
+          <w:lang w:val="es-ES"/>
+        </w:rPr>
+        <w:t xml:space="preserve">Más de 3 años </w:t>
+      </w:r>
+    </w:p>
+    <w:p>
+      <w:pPr>
+        <w:pStyle w:val="Ttulo2"/>
+        <w:rPr>
+          <w:lang w:val="es-ES"/>
+        </w:rPr>
+      </w:pPr>
+      <w:bookmarkStart w:id="8" w:name="_Toc238155757"/>
+      <w:r>
+        <w:rPr>
+          <w:lang w:val="es-ES"/>
+        </w:rPr>
+        <w:t>2. Gestión de productos e inventario</w:t>
+      </w:r>
+      <w:bookmarkEnd w:id="8"/>
+    </w:p>
+    <w:p>
+      <w:pPr>
+        <w:rPr>
+          <w:b/>
+          <w:bCs/>
+          <w:lang w:val="es-ES"/>
+        </w:rPr>
+      </w:pPr>
+      <w:r>
+        <w:rPr>
+          <w:b/>
+          <w:bCs/>
+          <w:lang w:val="es-ES"/>
+        </w:rPr>
+        <w:t>Pregunta 3. ¿Cómo se registra actualmente la cantidad de productos disponibles en la cafetería?</w:t>
+      </w:r>
+    </w:p>
+    <w:p>
+      <w:pPr>
+        <w:rPr>
+          <w:lang w:val="es-ES"/>
+        </w:rPr>
+      </w:pPr>
+      <w:r>
+        <w:rPr>
+          <w:b/>
+          <w:bCs/>
+          <w:lang w:val="es-ES"/>
+        </w:rPr>
+        <w:t>Tipo:</w:t>
+      </w:r>
+      <w:r>
+        <w:rPr>
+          <w:lang w:val="es-ES"/>
+        </w:rPr>
+        <w:t xml:space="preserve"> Cualitativa</w:t>
+      </w:r>
+    </w:p>
+    <w:p>
+      <w:pPr>
+        <w:rPr>
+          <w:lang w:val="es-ES"/>
+        </w:rPr>
+      </w:pPr>
+      <w:r>
+        <w:rPr>
+          <w:b/>
+          <w:bCs/>
+          <w:lang w:val="es-ES"/>
+        </w:rPr>
+        <w:t>Respuesta:</w:t>
+      </w:r>
+    </w:p>
+    <w:p>
+      <w:pPr>
+        <w:rPr>
+          <w:lang w:val="es-ES"/>
+        </w:rPr>
+      </w:pPr>
+      <w:r>
+        <w:rPr>
+          <w:lang w:val="es-ES"/>
+        </w:rPr>
+        <w:pict w14:anchorId="71D08FE1">
+          <v:rect id="_x0000_i1025" style="width:0;height:1.5pt" o:hralign="center" o:hrstd="t" o:hr="t" fillcolor="#a0a0a0" stroked="f"/>
+        </w:pict>
+      </w:r>
+    </w:p>
+    <w:p>
+      <w:pPr>
+        <w:rPr>
+          <w:lang w:val="es-ES"/>
+        </w:rPr>
+      </w:pPr>
+      <w:r>
+        <w:rPr>
+          <w:lang w:val="es-ES"/>
+        </w:rPr>
+        <w:pict w14:anchorId="692CA2C5">
+          <v:rect id="_x0000_i1026" style="width:0;height:1.5pt" o:hralign="center" o:hrstd="t" o:hr="t" fillcolor="#a0a0a0" stroked="f"/>
+        </w:pict>
+      </w:r>
+    </w:p>
+    <w:p>
+      <w:pPr>
+        <w:rPr>
+          <w:b/>
+          <w:bCs/>
+          <w:lang w:val="es-ES"/>
+        </w:rPr>
+      </w:pPr>
+      <w:r>
+        <w:rPr>
+          <w:b/>
+          <w:bCs/>
+          <w:lang w:val="es-ES"/>
+        </w:rPr>
+        <w:t>Pregunta 4. ¿Con qué frecuencia se presentan diferencias entre la cantidad de productos registrada y la cantidad realmente disponible?</w:t>
+      </w:r>
+    </w:p>
+    <w:p>
+      <w:pPr>
+        <w:rPr>
+          <w:lang w:val="es-ES"/>
+        </w:rPr>
+      </w:pPr>
+      <w:r>
+        <w:rPr>
+          <w:b/>
+          <w:bCs/>
+          <w:lang w:val="es-ES"/>
+        </w:rPr>
+        <w:t>Tipo:</w:t>
+      </w:r>
+      <w:r>
+        <w:rPr>
+          <w:lang w:val="es-ES"/>
+        </w:rPr>
+        <w:t xml:space="preserve"> Cuantitativa</w:t>
+      </w:r>
+    </w:p>
+    <w:p>
+      <w:pPr>
+        <w:numPr>
+          <w:ilvl w:val="0"/>
+          <w:numId w:val="29"/>
+        </w:numPr>
+        <w:rPr>
+          <w:lang w:val="es-ES"/>
+        </w:rPr>
+      </w:pPr>
+      <w:r>
+        <w:rPr>
+          <w:lang w:val="es-ES"/>
+        </w:rPr>
+        <w:t xml:space="preserve">Nunca </w:t>
+      </w:r>
+    </w:p>
+    <w:p>
+      <w:pPr>
+        <w:numPr>
+          <w:ilvl w:val="0"/>
+          <w:numId w:val="29"/>
+        </w:numPr>
+        <w:rPr>
+          <w:lang w:val="es-ES"/>
+        </w:rPr>
+      </w:pPr>
+      <w:r>
+        <w:rPr>
+          <w:lang w:val="es-ES"/>
+        </w:rPr>
+        <w:t xml:space="preserve">Rara vez </w:t>
+      </w:r>
+    </w:p>
+    <w:p>
+      <w:pPr>
+        <w:numPr>
+          <w:ilvl w:val="0"/>
+          <w:numId w:val="29"/>
+        </w:numPr>
+        <w:rPr>
+          <w:lang w:val="es-ES"/>
+        </w:rPr>
+      </w:pPr>
+      <w:r>
+        <w:rPr>
+          <w:lang w:val="es-ES"/>
+        </w:rPr>
+        <w:t xml:space="preserve">Algunas veces </w:t>
+      </w:r>
+    </w:p>
+    <w:p>
+      <w:pPr>
+        <w:numPr>
+          <w:ilvl w:val="0"/>
+          <w:numId w:val="29"/>
+        </w:numPr>
+        <w:rPr>
+          <w:lang w:val="es-ES"/>
+        </w:rPr>
+      </w:pPr>
+      <w:r>
+        <w:rPr>
+          <w:lang w:val="es-ES"/>
+        </w:rPr>
+        <w:t xml:space="preserve">Frecuentemente </w:t>
+      </w:r>
+    </w:p>
+    <w:p>
+      <w:pPr>
+        <w:numPr>
+          <w:ilvl w:val="0"/>
+          <w:numId w:val="29"/>
+        </w:numPr>
+        <w:rPr>
+          <w:lang w:val="es-ES"/>
+        </w:rPr>
+      </w:pPr>
+      <w:r>
+        <w:rPr>
+          <w:lang w:val="es-ES"/>
+        </w:rPr>
+        <w:t xml:space="preserve">Siempre </w:t>
+      </w:r>
+    </w:p>
+    <w:p>
+      <w:pPr>
+        <w:rPr>
+          <w:b/>
+          <w:bCs/>
+          <w:lang w:val="es-ES"/>
+        </w:rPr>
+      </w:pPr>
+      <w:r>
+        <w:rPr>
+          <w:b/>
+          <w:bCs/>
+          <w:lang w:val="es-ES"/>
+        </w:rPr>
+        <w:lastRenderedPageBreak/>
+        <w:t>Pregunta 5. ¿Qué problemas se presentan actualmente al controlar el inventario?</w:t>
+      </w:r>
+    </w:p>
+    <w:p>
+      <w:pPr>
+        <w:rPr>
+          <w:lang w:val="es-ES"/>
+        </w:rPr>
+      </w:pPr>
+      <w:r>
+        <w:rPr>
+          <w:b/>
+          <w:bCs/>
+          <w:lang w:val="es-ES"/>
+        </w:rPr>
+        <w:t>Tipo:</w:t>
+      </w:r>
+      <w:r>
+        <w:rPr>
+          <w:lang w:val="es-ES"/>
+        </w:rPr>
+        <w:t xml:space="preserve"> Cualitativa</w:t>
+      </w:r>
+    </w:p>
+    <w:p>
+      <w:pPr>
+        <w:rPr>
+          <w:lang w:val="es-ES"/>
+        </w:rPr>
+      </w:pPr>
+      <w:r>
+        <w:rPr>
+          <w:b/>
+          <w:bCs/>
+          <w:lang w:val="es-ES"/>
+        </w:rPr>
+        <w:t>Respuesta:</w:t>
+      </w:r>
+    </w:p>
+    <w:p>
+      <w:pPr>
+        <w:rPr>
+          <w:lang w:val="es-ES"/>
+        </w:rPr>
+      </w:pPr>
+      <w:r>
+        <w:rPr>
+          <w:lang w:val="es-ES"/>
+        </w:rPr>
+        <w:pict w14:anchorId="706D5F77">
+          <v:rect id="_x0000_i1027" style="width:0;height:1.5pt" o:hralign="center" o:hrstd="t" o:hr="t" fillcolor="#a0a0a0" stroked="f"/>
+        </w:pict>
+      </w:r>
+    </w:p>
+    <w:p>
+      <w:pPr>
+        <w:rPr>
+          <w:lang w:val="es-ES"/>
+        </w:rPr>
+      </w:pPr>
+      <w:r>
+        <w:rPr>
+          <w:lang w:val="es-ES"/>
+        </w:rPr>
+        <w:pict w14:anchorId="2EF45AC2">
+          <v:rect id="_x0000_i1028" style="width:0;height:1.5pt" o:hralign="center" o:hrstd="t" o:hr="t" fillcolor="#a0a0a0" stroked="f"/>
+        </w:pict>
+      </w:r>
+    </w:p>
+    <w:p>
+      <w:pPr>
+        <w:rPr>
+          <w:b/>
+          <w:bCs/>
+          <w:lang w:val="es-ES"/>
+        </w:rPr>
+      </w:pPr>
+      <w:r>
+        <w:rPr>
+          <w:b/>
+          <w:bCs/>
+          <w:lang w:val="es-ES"/>
+        </w:rPr>
+        <w:t>Pregunta 6. ¿Considera necesario que el sistema muestre automáticamente cuándo un producto tiene pocas existencias?</w:t>
+      </w:r>
+    </w:p>
+    <w:p>
+      <w:pPr>
+        <w:rPr>
+          <w:lang w:val="es-ES"/>
+        </w:rPr>
+      </w:pPr>
+      <w:r>
+        <w:rPr>
+          <w:b/>
+          <w:bCs/>
+          <w:lang w:val="es-ES"/>
+        </w:rPr>
+        <w:t>Tipo:</w:t>
+      </w:r>
+      <w:r>
+        <w:rPr>
+          <w:lang w:val="es-ES"/>
+        </w:rPr>
+        <w:t xml:space="preserve"> Cuantitativa</w:t>
+      </w:r>
+    </w:p>
+    <w:p>
+      <w:pPr>
+        <w:numPr>
+          <w:ilvl w:val="0"/>
+          <w:numId w:val="30"/>
+        </w:numPr>
+        <w:rPr>
+          <w:lang w:val="es-ES"/>
+        </w:rPr>
+      </w:pPr>
+      <w:r>
+        <w:rPr>
+          <w:lang w:val="es-ES"/>
+        </w:rPr>
+        <w:t xml:space="preserve">Sí </w:t>
+      </w:r>
+    </w:p>
+    <w:p>
+      <w:pPr>
+        <w:numPr>
+          <w:ilvl w:val="0"/>
+          <w:numId w:val="30"/>
+        </w:numPr>
+        <w:rPr>
+          <w:lang w:val="es-ES"/>
+        </w:rPr>
+      </w:pPr>
+      <w:r>
+        <w:rPr>
+          <w:lang w:val="es-ES"/>
+        </w:rPr>
+        <w:t xml:space="preserve">No </w:t>
+      </w:r>
+    </w:p>
+    <w:p>
+      <w:pPr>
+        <w:numPr>
+          <w:ilvl w:val="0"/>
+          <w:numId w:val="30"/>
+        </w:numPr>
+        <w:rPr>
+          <w:lang w:val="es-ES"/>
+        </w:rPr>
+      </w:pPr>
+      <w:r>
+        <w:rPr>
+          <w:lang w:val="es-ES"/>
+        </w:rPr>
+        <w:t xml:space="preserve">No estoy seguro(a) </w:t>
+      </w:r>
+    </w:p>
+    <w:p>
+      <w:pPr>
+        <w:rPr>
+          <w:b/>
+          <w:bCs/>
+          <w:lang w:val="es-ES"/>
+        </w:rPr>
+      </w:pPr>
+      <w:r>
+        <w:rPr>
+          <w:b/>
+          <w:bCs/>
+          <w:lang w:val="es-ES"/>
+        </w:rPr>
+        <w:t>Pregunta 7. ¿Qué información considera importante consultar sobre un producto?</w:t>
+      </w:r>
+    </w:p>
+    <w:p>
+      <w:pPr>
+        <w:rPr>
+          <w:lang w:val="es-ES"/>
+        </w:rPr>
+      </w:pPr>
+      <w:r>
+        <w:rPr>
+          <w:b/>
+          <w:bCs/>
+          <w:lang w:val="es-ES"/>
+        </w:rPr>
+        <w:t>Tipo:</w:t>
+      </w:r>
+      <w:r>
+        <w:rPr>
+          <w:lang w:val="es-ES"/>
+        </w:rPr>
+        <w:t xml:space="preserve"> Cualitativa</w:t>
+      </w:r>
+    </w:p>
+    <w:p>
+      <w:pPr>
+        <w:numPr>
+          <w:ilvl w:val="0"/>
+          <w:numId w:val="31"/>
+        </w:numPr>
+        <w:rPr>
+          <w:lang w:val="es-ES"/>
+        </w:rPr>
+      </w:pPr>
+      <w:r>
+        <w:rPr>
+          <w:lang w:val="es-ES"/>
+        </w:rPr>
+        <w:t xml:space="preserve">Nombre </w:t>
+      </w:r>
+    </w:p>
+    <w:p>
+      <w:pPr>
+        <w:numPr>
+          <w:ilvl w:val="0"/>
+          <w:numId w:val="31"/>
+        </w:numPr>
+        <w:rPr>
+          <w:lang w:val="es-ES"/>
+        </w:rPr>
+      </w:pPr>
+      <w:r>
+        <w:rPr>
+          <w:lang w:val="es-ES"/>
+        </w:rPr>
+        <w:t xml:space="preserve">Precio </w:t>
+      </w:r>
+    </w:p>
+    <w:p>
+      <w:pPr>
+        <w:numPr>
+          <w:ilvl w:val="0"/>
+          <w:numId w:val="31"/>
+        </w:numPr>
+        <w:rPr>
+          <w:lang w:val="es-ES"/>
+        </w:rPr>
+      </w:pPr>
+      <w:r>
+        <w:rPr>
+          <w:lang w:val="es-ES"/>
+        </w:rPr>
+        <w:t xml:space="preserve">Cantidad disponible </w:t>
+      </w:r>
+    </w:p>
+    <w:p>
+      <w:pPr>
+        <w:numPr>
+          <w:ilvl w:val="0"/>
+          <w:numId w:val="31"/>
+        </w:numPr>
+        <w:rPr>
+          <w:lang w:val="es-ES"/>
+        </w:rPr>
+      </w:pPr>
+      <w:r>
+        <w:rPr>
+          <w:lang w:val="es-ES"/>
+        </w:rPr>
+        <w:t xml:space="preserve">Estado del inventario </w:t>
+      </w:r>
+    </w:p>
+    <w:p>
+      <w:pPr>
+        <w:numPr>
+          <w:ilvl w:val="0"/>
+          <w:numId w:val="31"/>
+        </w:numPr>
+        <w:rPr>
+          <w:lang w:val="es-ES"/>
+        </w:rPr>
+      </w:pPr>
+      <w:r>
+        <w:rPr>
+          <w:lang w:val="es-ES"/>
+        </w:rPr>
+        <w:t xml:space="preserve">Todas las anteriores </w:t>
+      </w:r>
+    </w:p>
+    <w:p>
+      <w:pPr>
+        <w:numPr>
+          <w:ilvl w:val="0"/>
+          <w:numId w:val="31"/>
+        </w:numPr>
+        <w:rPr>
+          <w:lang w:val="es-ES"/>
+        </w:rPr>
+      </w:pPr>
+      <w:r>
+        <w:rPr>
+          <w:lang w:val="es-ES"/>
+        </w:rPr>
+        <w:t xml:space="preserve">Otra: ______________________________ </w:t>
+      </w:r>
+    </w:p>
+    <w:p>
+      <w:pPr>
+        <w:rPr>
+          <w:b/>
+          <w:bCs/>
+          <w:lang w:val="es-ES"/>
+        </w:rPr>
+      </w:pPr>
+      <w:r>
+        <w:rPr>
+          <w:b/>
+          <w:bCs/>
+          <w:lang w:val="es-ES"/>
+        </w:rPr>
+        <w:t>Pregunta 8. ¿Con qué frecuencia se realizan entradas o ajustes de productos en el inventario?</w:t>
+      </w:r>
+    </w:p>
+    <w:p>
+      <w:pPr>
+        <w:rPr>
+          <w:lang w:val="es-ES"/>
+        </w:rPr>
+      </w:pPr>
+      <w:r>
+        <w:rPr>
+          <w:b/>
+          <w:bCs/>
+          <w:lang w:val="es-ES"/>
+        </w:rPr>
+        <w:t>Tipo:</w:t>
+      </w:r>
+      <w:r>
+        <w:rPr>
+          <w:lang w:val="es-ES"/>
+        </w:rPr>
+        <w:t xml:space="preserve"> Cuantitativa</w:t>
+      </w:r>
+    </w:p>
+    <w:p>
+      <w:pPr>
+        <w:numPr>
+          <w:ilvl w:val="0"/>
+          <w:numId w:val="32"/>
+        </w:numPr>
+        <w:rPr>
+          <w:lang w:val="es-ES"/>
+        </w:rPr>
+      </w:pPr>
+      <w:r>
+        <w:rPr>
+          <w:lang w:val="es-ES"/>
+        </w:rPr>
+        <w:t xml:space="preserve">Diariamente </w:t>
+      </w:r>
+    </w:p>
+    <w:p>
+      <w:pPr>
+        <w:numPr>
+          <w:ilvl w:val="0"/>
+          <w:numId w:val="32"/>
+        </w:numPr>
+        <w:rPr>
+          <w:lang w:val="es-ES"/>
+        </w:rPr>
+      </w:pPr>
+      <w:r>
+        <w:rPr>
+          <w:lang w:val="es-ES"/>
+        </w:rPr>
+        <w:lastRenderedPageBreak/>
+        <w:t xml:space="preserve">Varias veces por semana </w:t>
+      </w:r>
+    </w:p>
+    <w:p>
+      <w:pPr>
+        <w:numPr>
+          <w:ilvl w:val="0"/>
+          <w:numId w:val="32"/>
+        </w:numPr>
+        <w:rPr>
+          <w:lang w:val="es-ES"/>
+        </w:rPr>
+      </w:pPr>
+      <w:r>
+        <w:rPr>
+          <w:lang w:val="es-ES"/>
+        </w:rPr>
+        <w:t xml:space="preserve">Semanalmente </w:t>
+      </w:r>
+    </w:p>
+    <w:p>
+      <w:pPr>
+        <w:numPr>
+          <w:ilvl w:val="0"/>
+          <w:numId w:val="32"/>
+        </w:numPr>
+        <w:rPr>
+          <w:lang w:val="es-ES"/>
+        </w:rPr>
+      </w:pPr>
+      <w:r>
+        <w:rPr>
+          <w:lang w:val="es-ES"/>
+        </w:rPr>
+        <w:t xml:space="preserve">Mensualmente </w:t>
+      </w:r>
+    </w:p>
+    <w:p>
+      <w:pPr>
+        <w:numPr>
+          <w:ilvl w:val="0"/>
+          <w:numId w:val="32"/>
+        </w:numPr>
+        <w:rPr>
+          <w:lang w:val="es-ES"/>
+        </w:rPr>
+      </w:pPr>
+      <w:r>
+        <w:rPr>
+          <w:lang w:val="es-ES"/>
+        </w:rPr>
+        <w:t xml:space="preserve">Casi nunca </w:t>
+      </w:r>
+    </w:p>
+    <w:p>
+      <w:pPr>
+        <w:rPr>
+          <w:b/>
+          <w:bCs/>
+          <w:lang w:val="es-ES"/>
+        </w:rPr>
+      </w:pPr>
+      <w:r>
+        <w:rPr>
+          <w:b/>
+          <w:bCs/>
+          <w:lang w:val="es-ES"/>
+        </w:rPr>
+        <w:t>Pregunta 9. ¿Considera importante conservar un historial de las entradas, ajustes y salidas de inventario?</w:t>
+      </w:r>
+    </w:p>
+    <w:p>
+      <w:pPr>
+        <w:rPr>
+          <w:lang w:val="es-ES"/>
+        </w:rPr>
+      </w:pPr>
+      <w:r>
+        <w:rPr>
+          <w:b/>
+          <w:bCs/>
+          <w:lang w:val="es-ES"/>
+        </w:rPr>
+        <w:t>Tipo:</w:t>
+      </w:r>
+      <w:r>
+        <w:rPr>
+          <w:lang w:val="es-ES"/>
+        </w:rPr>
+        <w:t xml:space="preserve"> Cuantitativa</w:t>
+      </w:r>
+    </w:p>
+    <w:p>
+      <w:pPr>
+        <w:numPr>
+          <w:ilvl w:val="0"/>
+          <w:numId w:val="33"/>
+        </w:numPr>
+        <w:rPr>
+          <w:lang w:val="es-ES"/>
+        </w:rPr>
+      </w:pPr>
+      <w:r>
+        <w:rPr>
+          <w:lang w:val="es-ES"/>
+        </w:rPr>
+        <w:t xml:space="preserve">Muy importante </w:t>
+      </w:r>
+    </w:p>
+    <w:p>
+      <w:pPr>
+        <w:numPr>
+          <w:ilvl w:val="0"/>
+          <w:numId w:val="33"/>
+        </w:numPr>
+        <w:rPr>
+          <w:lang w:val="es-ES"/>
+        </w:rPr>
+      </w:pPr>
+      <w:r>
+        <w:rPr>
+          <w:lang w:val="es-ES"/>
+        </w:rPr>
+        <w:t xml:space="preserve">Importante </w:t>
+      </w:r>
+    </w:p>
+    <w:p>
+      <w:pPr>
+        <w:numPr>
+          <w:ilvl w:val="0"/>
+          <w:numId w:val="33"/>
+        </w:numPr>
+        <w:rPr>
+          <w:lang w:val="es-ES"/>
+        </w:rPr>
+      </w:pPr>
+      <w:r>
+        <w:rPr>
+          <w:lang w:val="es-ES"/>
+        </w:rPr>
+        <w:t xml:space="preserve">Poco importante </w:t>
+      </w:r>
+    </w:p>
+    <w:p>
+      <w:pPr>
+        <w:numPr>
+          <w:ilvl w:val="0"/>
+          <w:numId w:val="33"/>
+        </w:numPr>
+        <w:rPr>
+          <w:lang w:val="es-ES"/>
+        </w:rPr>
+      </w:pPr>
+      <w:r>
+        <w:rPr>
+          <w:lang w:val="es-ES"/>
+        </w:rPr>
+        <w:t xml:space="preserve">No es necesario </w:t>
+      </w:r>
+    </w:p>
+    <w:p>
+      <w:pPr>
+        <w:rPr>
+          <w:b/>
+          <w:bCs/>
+          <w:lang w:val="es-ES"/>
+        </w:rPr>
+      </w:pPr>
+      <w:r>
+        <w:rPr>
+          <w:b/>
+          <w:bCs/>
+          <w:lang w:val="es-ES"/>
+        </w:rPr>
+        <w:t>Pregunta 10. ¿Qué información debería mostrar el historial de movimientos?</w:t>
+      </w:r>
+    </w:p>
+    <w:p>
+      <w:pPr>
+        <w:rPr>
+          <w:lang w:val="es-ES"/>
+        </w:rPr>
+      </w:pPr>
+      <w:r>
+        <w:rPr>
+          <w:b/>
+          <w:bCs/>
+          <w:lang w:val="es-ES"/>
+        </w:rPr>
+        <w:t>Tipo:</w:t>
+      </w:r>
+      <w:r>
+        <w:rPr>
+          <w:lang w:val="es-ES"/>
+        </w:rPr>
+        <w:t xml:space="preserve"> Cualitativa</w:t>
+      </w:r>
+    </w:p>
+    <w:p>
+      <w:pPr>
+        <w:rPr>
+          <w:lang w:val="es-ES"/>
+        </w:rPr>
+      </w:pPr>
+      <w:r>
+        <w:rPr>
+          <w:b/>
+          <w:bCs/>
+          <w:lang w:val="es-ES"/>
+        </w:rPr>
+        <w:t>Respuesta:</w:t>
+      </w:r>
+    </w:p>
+    <w:p>
+      <w:pPr>
+        <w:rPr>
+          <w:lang w:val="es-ES"/>
+        </w:rPr>
+      </w:pPr>
+      <w:r>
+        <w:rPr>
+          <w:lang w:val="es-ES"/>
+        </w:rPr>
+        <w:pict w14:anchorId="6F4A8822">
+          <v:rect id="_x0000_i1029" style="width:0;height:1.5pt" o:hralign="center" o:hrstd="t" o:hr="t" fillcolor="#a0a0a0" stroked="f"/>
+        </w:pict>
+      </w:r>
+    </w:p>
+    <w:p>
+      <w:pPr>
+        <w:rPr>
+          <w:lang w:val="es-ES"/>
+        </w:rPr>
+      </w:pPr>
+      <w:r>
+        <w:rPr>
+          <w:lang w:val="es-ES"/>
+        </w:rPr>
+        <w:pict w14:anchorId="19558161">
+          <v:rect id="_x0000_i1030" style="width:0;height:1.5pt" o:hralign="center" o:hrstd="t" o:hr="t" fillcolor="#a0a0a0" stroked="f"/>
+        </w:pict>
+      </w:r>
+    </w:p>
+    <w:p>
+      <w:pPr>
+        <w:rPr>
+          <w:lang w:val="es-ES"/>
+        </w:rPr>
+      </w:pPr>
+      <w:r>
+        <w:rPr>
+          <w:lang w:val="es-ES"/>
+        </w:rPr>
+        <w:pict w14:anchorId="005137FD">
+          <v:rect id="_x0000_i1031" style="width:0;height:1.5pt" o:hralign="center" o:hrstd="t" o:hr="t" fillcolor="#a0a0a0" stroked="f"/>
+        </w:pict>
+      </w:r>
+    </w:p>
+    <w:p>
+      <w:pPr>
+        <w:pStyle w:val="Ttulo2"/>
+        <w:rPr>
+          <w:lang w:val="es-ES"/>
+        </w:rPr>
+      </w:pPr>
+      <w:bookmarkStart w:id="9" w:name="_Toc238155758"/>
+      <w:r>
+        <w:rPr>
+          <w:lang w:val="es-ES"/>
+        </w:rPr>
+        <w:t>3. Registro de ventas</w:t>
+      </w:r>
+      <w:bookmarkEnd w:id="9"/>
+    </w:p>
+    <w:p>
+      <w:pPr>
+        <w:rPr>
+          <w:b/>
+          <w:bCs/>
+          <w:lang w:val="es-ES"/>
+        </w:rPr>
+      </w:pPr>
+      <w:r>
+        <w:rPr>
+          <w:b/>
+          <w:bCs/>
+          <w:lang w:val="es-ES"/>
+        </w:rPr>
+        <w:t>Pregunta 11. ¿Cómo se registran actualmente las ventas realizadas en la cafetería?</w:t>
+      </w:r>
+    </w:p>
+    <w:p>
+      <w:pPr>
+        <w:rPr>
+          <w:lang w:val="es-ES"/>
+        </w:rPr>
+      </w:pPr>
+      <w:r>
+        <w:rPr>
+          <w:b/>
+          <w:bCs/>
+          <w:lang w:val="es-ES"/>
+        </w:rPr>
+        <w:t>Tipo:</w:t>
+      </w:r>
+      <w:r>
+        <w:rPr>
+          <w:lang w:val="es-ES"/>
+        </w:rPr>
+        <w:t xml:space="preserve"> Cualitativa</w:t>
+      </w:r>
+    </w:p>
+    <w:p>
+      <w:pPr>
+        <w:rPr>
+          <w:lang w:val="es-ES"/>
+        </w:rPr>
+      </w:pPr>
+      <w:r>
+        <w:rPr>
+          <w:b/>
+          <w:bCs/>
+          <w:lang w:val="es-ES"/>
+        </w:rPr>
+        <w:t>Respuesta:</w:t>
+      </w:r>
+    </w:p>
+    <w:p>
+      <w:pPr>
+        <w:rPr>
+          <w:lang w:val="es-ES"/>
+        </w:rPr>
+      </w:pPr>
+      <w:r>
+        <w:rPr>
+          <w:lang w:val="es-ES"/>
+        </w:rPr>
+        <w:pict w14:anchorId="46DD9EE8">
+          <v:rect id="_x0000_i1032" style="width:0;height:1.5pt" o:hralign="center" o:hrstd="t" o:hr="t" fillcolor="#a0a0a0" stroked="f"/>
+        </w:pict>
+      </w:r>
+    </w:p>
+    <w:p>
+      <w:pPr>
+        <w:rPr>
+          <w:lang w:val="es-ES"/>
+        </w:rPr>
+      </w:pPr>
+      <w:r>
+        <w:rPr>
+          <w:lang w:val="es-ES"/>
+        </w:rPr>
+        <w:pict w14:anchorId="3F25F463">
+          <v:rect id="_x0000_i1033" style="width:0;height:1.5pt" o:hralign="center" o:hrstd="t" o:hr="t" fillcolor="#a0a0a0" stroked="f"/>
+        </w:pict>
+      </w:r>
+    </w:p>
+    <w:p>
+      <w:pPr>
+        <w:rPr>
+          <w:b/>
+          <w:bCs/>
+          <w:lang w:val="es-ES"/>
+        </w:rPr>
+      </w:pPr>
+      <w:r>
+        <w:rPr>
+          <w:b/>
+          <w:bCs/>
+          <w:lang w:val="es-ES"/>
+        </w:rPr>
+        <w:lastRenderedPageBreak/>
+        <w:t>Pregunta 12. Aproximadamente, ¿cuántas ventas se realizan durante un día normal?</w:t>
+      </w:r>
+    </w:p>
+    <w:p>
+      <w:pPr>
+        <w:rPr>
+          <w:lang w:val="es-ES"/>
+        </w:rPr>
+      </w:pPr>
+      <w:r>
+        <w:rPr>
+          <w:b/>
+          <w:bCs/>
+          <w:lang w:val="es-ES"/>
+        </w:rPr>
+        <w:t>Tipo:</w:t>
+      </w:r>
+      <w:r>
+        <w:rPr>
+          <w:lang w:val="es-ES"/>
+        </w:rPr>
+        <w:t xml:space="preserve"> Cuantitativa</w:t>
+      </w:r>
+    </w:p>
+    <w:p>
+      <w:pPr>
+        <w:numPr>
+          <w:ilvl w:val="0"/>
+          <w:numId w:val="34"/>
+        </w:numPr>
+        <w:rPr>
+          <w:lang w:val="es-ES"/>
+        </w:rPr>
+      </w:pPr>
+      <w:r>
+        <w:rPr>
+          <w:lang w:val="es-ES"/>
+        </w:rPr>
+        <w:t xml:space="preserve">Menos de 20 </w:t>
+      </w:r>
+    </w:p>
+    <w:p>
+      <w:pPr>
+        <w:numPr>
+          <w:ilvl w:val="0"/>
+          <w:numId w:val="34"/>
+        </w:numPr>
+        <w:rPr>
+          <w:lang w:val="es-ES"/>
+        </w:rPr>
+      </w:pPr>
+      <w:r>
+        <w:rPr>
+          <w:lang w:val="es-ES"/>
+        </w:rPr>
+        <w:t xml:space="preserve">Entre 20 y 50 </w:t>
+      </w:r>
+    </w:p>
+    <w:p>
+      <w:pPr>
+        <w:numPr>
+          <w:ilvl w:val="0"/>
+          <w:numId w:val="34"/>
+        </w:numPr>
+        <w:rPr>
+          <w:lang w:val="es-ES"/>
+        </w:rPr>
+      </w:pPr>
+      <w:r>
+        <w:rPr>
+          <w:lang w:val="es-ES"/>
+        </w:rPr>
+        <w:t xml:space="preserve">Entre 51 y 100 </w:t>
+      </w:r>
+    </w:p>
+    <w:p>
+      <w:pPr>
+        <w:numPr>
+          <w:ilvl w:val="0"/>
+          <w:numId w:val="34"/>
+        </w:numPr>
+        <w:rPr>
+          <w:lang w:val="es-ES"/>
+        </w:rPr>
+      </w:pPr>
+      <w:r>
+        <w:rPr>
+          <w:lang w:val="es-ES"/>
+        </w:rPr>
+        <w:t xml:space="preserve">Más de 100 </w:t>
+      </w:r>
+    </w:p>
+    <w:p>
+      <w:pPr>
+        <w:rPr>
+          <w:b/>
+          <w:bCs/>
+          <w:lang w:val="es-ES"/>
+        </w:rPr>
+      </w:pPr>
+      <w:r>
+        <w:rPr>
+          <w:b/>
+          <w:bCs/>
+          <w:lang w:val="es-ES"/>
+        </w:rPr>
+        <w:t>Pregunta 13. ¿Qué dificultades se presentan actualmente al registrar o controlar las ventas?</w:t>
+      </w:r>
+    </w:p>
+    <w:p>
+      <w:pPr>
+        <w:rPr>
+          <w:lang w:val="es-ES"/>
+        </w:rPr>
+      </w:pPr>
+      <w:r>
+        <w:rPr>
+          <w:b/>
+          <w:bCs/>
+          <w:lang w:val="es-ES"/>
+        </w:rPr>
+        <w:t>Tipo:</w:t>
+      </w:r>
+      <w:r>
+        <w:rPr>
+          <w:lang w:val="es-ES"/>
+        </w:rPr>
+        <w:t xml:space="preserve"> Cualitativa</w:t>
+      </w:r>
+    </w:p>
+    <w:p>
+      <w:pPr>
+        <w:rPr>
+          <w:lang w:val="es-ES"/>
+        </w:rPr>
+      </w:pPr>
+      <w:r>
+        <w:rPr>
+          <w:b/>
+          <w:bCs/>
+          <w:lang w:val="es-ES"/>
+        </w:rPr>
+        <w:t>Respuesta:</w:t>
+      </w:r>
+    </w:p>
+    <w:p>
+      <w:pPr>
+        <w:rPr>
+          <w:lang w:val="es-ES"/>
+        </w:rPr>
+      </w:pPr>
+      <w:r>
+        <w:rPr>
+          <w:lang w:val="es-ES"/>
+        </w:rPr>
+        <w:pict w14:anchorId="2E1D547B">
+          <v:rect id="_x0000_i1034" style="width:0;height:1.5pt" o:hralign="center" o:hrstd="t" o:hr="t" fillcolor="#a0a0a0" stroked="f"/>
+        </w:pict>
+      </w:r>
+    </w:p>
+    <w:p>
+      <w:pPr>
+        <w:rPr>
+          <w:lang w:val="es-ES"/>
+        </w:rPr>
+      </w:pPr>
+      <w:r>
+        <w:rPr>
+          <w:lang w:val="es-ES"/>
+        </w:rPr>
+        <w:pict w14:anchorId="363EB658">
+          <v:rect id="_x0000_i1035" style="width:0;height:1.5pt" o:hralign="center" o:hrstd="t" o:hr="t" fillcolor="#a0a0a0" stroked="f"/>
+        </w:pict>
+      </w:r>
+    </w:p>
+    <w:p>
+      <w:pPr>
+        <w:rPr>
+          <w:b/>
+          <w:bCs/>
+          <w:lang w:val="es-ES"/>
+        </w:rPr>
+      </w:pPr>
+      <w:r>
+        <w:rPr>
+          <w:b/>
+          <w:bCs/>
+          <w:lang w:val="es-ES"/>
+        </w:rPr>
+        <w:t>Pregunta 14. ¿Considera necesario que cada venta quede asociada al empleado que la realizó?</w:t>
+      </w:r>
+    </w:p>
+    <w:p>
+      <w:pPr>
+        <w:rPr>
+          <w:lang w:val="es-ES"/>
+        </w:rPr>
+      </w:pPr>
+      <w:r>
+        <w:rPr>
+          <w:b/>
+          <w:bCs/>
+          <w:lang w:val="es-ES"/>
+        </w:rPr>
+        <w:t>Tipo:</w:t>
+      </w:r>
+      <w:r>
+        <w:rPr>
+          <w:lang w:val="es-ES"/>
+        </w:rPr>
+        <w:t xml:space="preserve"> Cuantitativa</w:t>
+      </w:r>
+    </w:p>
+    <w:p>
+      <w:pPr>
+        <w:numPr>
+          <w:ilvl w:val="0"/>
+          <w:numId w:val="35"/>
+        </w:numPr>
+        <w:rPr>
+          <w:lang w:val="es-ES"/>
+        </w:rPr>
+      </w:pPr>
+      <w:r>
+        <w:rPr>
+          <w:lang w:val="es-ES"/>
+        </w:rPr>
+        <w:t xml:space="preserve">Sí </w:t>
+      </w:r>
+    </w:p>
+    <w:p>
+      <w:pPr>
+        <w:numPr>
+          <w:ilvl w:val="0"/>
+          <w:numId w:val="35"/>
+        </w:numPr>
+        <w:rPr>
+          <w:lang w:val="es-ES"/>
+        </w:rPr>
+      </w:pPr>
+      <w:r>
+        <w:rPr>
+          <w:lang w:val="es-ES"/>
+        </w:rPr>
+        <w:t xml:space="preserve">No </w:t>
+      </w:r>
+    </w:p>
+    <w:p>
+      <w:pPr>
+        <w:numPr>
+          <w:ilvl w:val="0"/>
+          <w:numId w:val="35"/>
+        </w:numPr>
+        <w:rPr>
+          <w:lang w:val="es-ES"/>
+        </w:rPr>
+      </w:pPr>
+      <w:r>
+        <w:rPr>
+          <w:lang w:val="es-ES"/>
+        </w:rPr>
+        <w:t xml:space="preserve">No estoy seguro(a) </w:t>
+      </w:r>
+    </w:p>
+    <w:p>
+      <w:pPr>
+        <w:rPr>
+          <w:b/>
+          <w:bCs/>
+          <w:lang w:val="es-ES"/>
+        </w:rPr>
+      </w:pPr>
+      <w:r>
+        <w:rPr>
+          <w:b/>
+          <w:bCs/>
+          <w:lang w:val="es-ES"/>
+        </w:rPr>
+        <w:t>Pregunta 15. ¿Qué información debería quedar registrada al realizar una venta?</w:t>
+      </w:r>
+    </w:p>
+    <w:p>
+      <w:pPr>
+        <w:rPr>
+          <w:lang w:val="es-ES"/>
+        </w:rPr>
+      </w:pPr>
+      <w:r>
+        <w:rPr>
+          <w:b/>
+          <w:bCs/>
+          <w:lang w:val="es-ES"/>
+        </w:rPr>
+        <w:t>Tipo:</w:t>
+      </w:r>
+      <w:r>
+        <w:rPr>
+          <w:lang w:val="es-ES"/>
+        </w:rPr>
+        <w:t xml:space="preserve"> Cualitativa</w:t>
+      </w:r>
+    </w:p>
+    <w:p>
+      <w:pPr>
+        <w:numPr>
+          <w:ilvl w:val="0"/>
+          <w:numId w:val="36"/>
+        </w:numPr>
+        <w:rPr>
+          <w:lang w:val="es-ES"/>
+        </w:rPr>
+      </w:pPr>
+      <w:r>
+        <w:rPr>
+          <w:lang w:val="es-ES"/>
+        </w:rPr>
+        <w:t xml:space="preserve">Usuario que realizó la venta </w:t>
+      </w:r>
+    </w:p>
+    <w:p>
+      <w:pPr>
+        <w:numPr>
+          <w:ilvl w:val="0"/>
+          <w:numId w:val="36"/>
+        </w:numPr>
+        <w:rPr>
+          <w:lang w:val="es-ES"/>
+        </w:rPr>
+      </w:pPr>
+      <w:r>
+        <w:rPr>
+          <w:lang w:val="es-ES"/>
+        </w:rPr>
+        <w:t xml:space="preserve">Fecha </w:t>
+      </w:r>
+    </w:p>
+    <w:p>
+      <w:pPr>
+        <w:numPr>
+          <w:ilvl w:val="0"/>
+          <w:numId w:val="36"/>
+        </w:numPr>
+        <w:rPr>
+          <w:lang w:val="es-ES"/>
+        </w:rPr>
+      </w:pPr>
+      <w:r>
+        <w:rPr>
+          <w:lang w:val="es-ES"/>
+        </w:rPr>
+        <w:lastRenderedPageBreak/>
+        <w:t xml:space="preserve">Productos vendidos </w:t>
+      </w:r>
+    </w:p>
+    <w:p>
+      <w:pPr>
+        <w:numPr>
+          <w:ilvl w:val="0"/>
+          <w:numId w:val="36"/>
+        </w:numPr>
+        <w:rPr>
+          <w:lang w:val="es-ES"/>
+        </w:rPr>
+      </w:pPr>
+      <w:r>
+        <w:rPr>
+          <w:lang w:val="es-ES"/>
+        </w:rPr>
+        <w:t xml:space="preserve">Cantidades </w:t>
+      </w:r>
+    </w:p>
+    <w:p>
+      <w:pPr>
+        <w:numPr>
+          <w:ilvl w:val="0"/>
+          <w:numId w:val="36"/>
+        </w:numPr>
+        <w:rPr>
+          <w:lang w:val="es-ES"/>
+        </w:rPr>
+      </w:pPr>
+      <w:r>
+        <w:rPr>
+          <w:lang w:val="es-ES"/>
+        </w:rPr>
+        <w:t xml:space="preserve">Precio </w:t>
+      </w:r>
+    </w:p>
+    <w:p>
+      <w:pPr>
+        <w:numPr>
+          <w:ilvl w:val="0"/>
+          <w:numId w:val="36"/>
+        </w:numPr>
+        <w:rPr>
+          <w:lang w:val="es-ES"/>
+        </w:rPr>
+      </w:pPr>
+      <w:r>
+        <w:rPr>
+          <w:lang w:val="es-ES"/>
+        </w:rPr>
+        <w:t xml:space="preserve">Subtotal </w:t>
+      </w:r>
+    </w:p>
+    <w:p>
+      <w:pPr>
+        <w:numPr>
+          <w:ilvl w:val="0"/>
+          <w:numId w:val="36"/>
+        </w:numPr>
+        <w:rPr>
+          <w:lang w:val="es-ES"/>
+        </w:rPr>
+      </w:pPr>
+      <w:r>
+        <w:rPr>
+          <w:lang w:val="es-ES"/>
+        </w:rPr>
+        <w:t xml:space="preserve">Total </w:t>
+      </w:r>
+    </w:p>
+    <w:p>
+      <w:pPr>
+        <w:numPr>
+          <w:ilvl w:val="0"/>
+          <w:numId w:val="36"/>
+        </w:numPr>
+        <w:rPr>
+          <w:lang w:val="es-ES"/>
+        </w:rPr>
+      </w:pPr>
+      <w:r>
+        <w:rPr>
+          <w:lang w:val="es-ES"/>
+        </w:rPr>
+        <w:t xml:space="preserve">Todas las anteriores </w:t>
+      </w:r>
+    </w:p>
+    <w:p>
+      <w:pPr>
+        <w:pStyle w:val="Ttulo2"/>
+        <w:rPr>
+          <w:lang w:val="es-ES"/>
+        </w:rPr>
+      </w:pPr>
+      <w:bookmarkStart w:id="10" w:name="_Toc238155759"/>
+      <w:r>
+        <w:rPr>
+          <w:lang w:val="es-ES"/>
+        </w:rPr>
+        <w:t>4. Relación entre ventas e inventario</w:t>
+      </w:r>
+      <w:bookmarkEnd w:id="10"/>
+    </w:p>
+    <w:p>
+      <w:pPr>
+        <w:rPr>
+          <w:b/>
+          <w:bCs/>
+          <w:lang w:val="es-ES"/>
+        </w:rPr>
+      </w:pPr>
+      <w:r>
+        <w:rPr>
+          <w:b/>
+          <w:bCs/>
+          <w:lang w:val="es-ES"/>
+        </w:rPr>
+        <w:t>Pregunta 16. ¿Actualmente se descuenta automáticamente del inventario la cantidad de productos vendidos?</w:t>
+      </w:r>
+    </w:p>
+    <w:p>
+      <w:pPr>
+        <w:rPr>
+          <w:lang w:val="es-ES"/>
+        </w:rPr>
+      </w:pPr>
+      <w:r>
+        <w:rPr>
+          <w:b/>
+          <w:bCs/>
+          <w:lang w:val="es-ES"/>
+        </w:rPr>
+        <w:t>Tipo:</w:t>
+      </w:r>
+      <w:r>
+        <w:rPr>
+          <w:lang w:val="es-ES"/>
+        </w:rPr>
+        <w:t xml:space="preserve"> Cuantitativa</w:t>
+      </w:r>
+    </w:p>
+    <w:p>
+      <w:pPr>
+        <w:numPr>
+          <w:ilvl w:val="0"/>
+          <w:numId w:val="37"/>
+        </w:numPr>
+        <w:rPr>
+          <w:lang w:val="es-ES"/>
+        </w:rPr>
+      </w:pPr>
+      <w:r>
+        <w:rPr>
+          <w:lang w:val="es-ES"/>
+        </w:rPr>
+        <w:t xml:space="preserve">Sí </w:t>
+      </w:r>
+    </w:p>
+    <w:p>
+      <w:pPr>
+        <w:numPr>
+          <w:ilvl w:val="0"/>
+          <w:numId w:val="37"/>
+        </w:numPr>
+        <w:rPr>
+          <w:lang w:val="es-ES"/>
+        </w:rPr>
+      </w:pPr>
+      <w:r>
+        <w:rPr>
+          <w:lang w:val="es-ES"/>
+        </w:rPr>
+        <w:t xml:space="preserve">No </w:t>
+      </w:r>
+    </w:p>
+    <w:p>
+      <w:pPr>
+        <w:numPr>
+          <w:ilvl w:val="0"/>
+          <w:numId w:val="37"/>
+        </w:numPr>
+        <w:rPr>
+          <w:lang w:val="es-ES"/>
+        </w:rPr>
+      </w:pPr>
+      <w:r>
+        <w:rPr>
+          <w:lang w:val="es-ES"/>
+        </w:rPr>
+        <w:t xml:space="preserve">Se hace manualmente </w:t>
+      </w:r>
+    </w:p>
+    <w:p>
+      <w:pPr>
+        <w:numPr>
+          <w:ilvl w:val="0"/>
+          <w:numId w:val="37"/>
+        </w:numPr>
+        <w:rPr>
+          <w:lang w:val="es-ES"/>
+        </w:rPr>
+      </w:pPr>
+      <w:r>
+        <w:rPr>
+          <w:lang w:val="es-ES"/>
+        </w:rPr>
+        <w:t xml:space="preserve">No se lleva este control </w:t>
+      </w:r>
+    </w:p>
+    <w:p>
+      <w:pPr>
+        <w:rPr>
+          <w:b/>
+          <w:bCs/>
+          <w:lang w:val="es-ES"/>
+        </w:rPr>
+      </w:pPr>
+      <w:r>
+        <w:rPr>
+          <w:b/>
+          <w:bCs/>
+          <w:lang w:val="es-ES"/>
+        </w:rPr>
+        <w:t>Pregunta 17. ¿Qué problemas podrían presentarse si una venta no actualiza correctamente el inventario?</w:t>
+      </w:r>
+    </w:p>
+    <w:p>
+      <w:pPr>
+        <w:rPr>
+          <w:lang w:val="es-ES"/>
+        </w:rPr>
+      </w:pPr>
+      <w:r>
+        <w:rPr>
+          <w:b/>
+          <w:bCs/>
+          <w:lang w:val="es-ES"/>
+        </w:rPr>
+        <w:t>Tipo:</w:t>
+      </w:r>
+      <w:r>
+        <w:rPr>
+          <w:lang w:val="es-ES"/>
+        </w:rPr>
+        <w:t xml:space="preserve"> Cualitativa</w:t>
+      </w:r>
+    </w:p>
+    <w:p>
+      <w:pPr>
+        <w:rPr>
+          <w:lang w:val="es-ES"/>
+        </w:rPr>
+      </w:pPr>
+      <w:r>
+        <w:rPr>
+          <w:b/>
+          <w:bCs/>
+          <w:lang w:val="es-ES"/>
+        </w:rPr>
+        <w:t>Respuesta:</w:t>
+      </w:r>
+    </w:p>
+    <w:p>
+      <w:pPr>
+        <w:rPr>
+          <w:lang w:val="es-ES"/>
+        </w:rPr>
+      </w:pPr>
+      <w:r>
+        <w:rPr>
+          <w:lang w:val="es-ES"/>
+        </w:rPr>
+        <w:pict w14:anchorId="7EB1A072">
+          <v:rect id="_x0000_i1036" style="width:0;height:1.5pt" o:hralign="center" o:hrstd="t" o:hr="t" fillcolor="#a0a0a0" stroked="f"/>
+        </w:pict>
+      </w:r>
+    </w:p>
+    <w:p>
+      <w:pPr>
+        <w:rPr>
+          <w:lang w:val="es-ES"/>
+        </w:rPr>
+      </w:pPr>
+      <w:r>
+        <w:rPr>
+          <w:lang w:val="es-ES"/>
+        </w:rPr>
+        <w:pict w14:anchorId="7F652E32">
+          <v:rect id="_x0000_i1037" style="width:0;height:1.5pt" o:hralign="center" o:hrstd="t" o:hr="t" fillcolor="#a0a0a0" stroked="f"/>
+        </w:pict>
+      </w:r>
+    </w:p>
+    <w:p>
+      <w:pPr>
+        <w:rPr>
+          <w:b/>
+          <w:bCs/>
+          <w:lang w:val="es-ES"/>
+        </w:rPr>
+      </w:pPr>
+      <w:r>
+        <w:rPr>
+          <w:b/>
+          <w:bCs/>
+          <w:lang w:val="es-ES"/>
+        </w:rPr>
+        <w:t>Pregunta 18. ¿Considera necesario que el sistema impida vender una cantidad superior al stock disponible?</w:t>
+      </w:r>
+    </w:p>
+    <w:p>
+      <w:pPr>
+        <w:rPr>
+          <w:lang w:val="es-ES"/>
+        </w:rPr>
+      </w:pPr>
+      <w:r>
+        <w:rPr>
+          <w:b/>
+          <w:bCs/>
+          <w:lang w:val="es-ES"/>
+        </w:rPr>
+        <w:t>Tipo:</w:t>
+      </w:r>
+      <w:r>
+        <w:rPr>
+          <w:lang w:val="es-ES"/>
+        </w:rPr>
+        <w:t xml:space="preserve"> Cuantitativa</w:t>
+      </w:r>
+    </w:p>
+    <w:p>
+      <w:pPr>
+        <w:numPr>
+          <w:ilvl w:val="0"/>
+          <w:numId w:val="38"/>
+        </w:numPr>
+        <w:rPr>
+          <w:lang w:val="es-ES"/>
+        </w:rPr>
+      </w:pPr>
+      <w:r>
+        <w:rPr>
+          <w:lang w:val="es-ES"/>
+        </w:rPr>
+        <w:lastRenderedPageBreak/>
+        <w:t xml:space="preserve">Sí </w:t>
+      </w:r>
+    </w:p>
+    <w:p>
+      <w:pPr>
+        <w:numPr>
+          <w:ilvl w:val="0"/>
+          <w:numId w:val="38"/>
+        </w:numPr>
+        <w:rPr>
+          <w:lang w:val="es-ES"/>
+        </w:rPr>
+      </w:pPr>
+      <w:r>
+        <w:rPr>
+          <w:lang w:val="es-ES"/>
+        </w:rPr>
+        <w:t xml:space="preserve">No </w:t>
+      </w:r>
+    </w:p>
+    <w:p>
+      <w:pPr>
+        <w:numPr>
+          <w:ilvl w:val="0"/>
+          <w:numId w:val="38"/>
+        </w:numPr>
+        <w:rPr>
+          <w:lang w:val="es-ES"/>
+        </w:rPr>
+      </w:pPr>
+      <w:r>
+        <w:rPr>
+          <w:lang w:val="es-ES"/>
+        </w:rPr>
+        <w:t xml:space="preserve">No estoy seguro(a) </w:t>
+      </w:r>
+    </w:p>
+    <w:p>
+      <w:pPr>
+        <w:rPr>
+          <w:b/>
+          <w:bCs/>
+          <w:lang w:val="es-ES"/>
+        </w:rPr>
+      </w:pPr>
+      <w:r>
+        <w:rPr>
+          <w:b/>
+          <w:bCs/>
+          <w:lang w:val="es-ES"/>
+        </w:rPr>
+        <w:t>Pregunta 19. ¿Qué debería ocurrir cuando un empleado intente vender más unidades de las disponibles?</w:t>
+      </w:r>
+    </w:p>
+    <w:p>
+      <w:pPr>
+        <w:rPr>
+          <w:lang w:val="es-ES"/>
+        </w:rPr>
+      </w:pPr>
+      <w:r>
+        <w:rPr>
+          <w:b/>
+          <w:bCs/>
+          <w:lang w:val="es-ES"/>
+        </w:rPr>
+        <w:t>Tipo:</w:t>
+      </w:r>
+      <w:r>
+        <w:rPr>
+          <w:lang w:val="es-ES"/>
+        </w:rPr>
+        <w:t xml:space="preserve"> Cualitativa</w:t>
+      </w:r>
+    </w:p>
+    <w:p>
+      <w:pPr>
+        <w:rPr>
+          <w:lang w:val="es-ES"/>
+        </w:rPr>
+      </w:pPr>
+      <w:r>
+        <w:rPr>
+          <w:b/>
+          <w:bCs/>
+          <w:lang w:val="es-ES"/>
+        </w:rPr>
+        <w:t>Respuesta:</w:t>
+      </w:r>
+    </w:p>
+    <w:p>
+      <w:pPr>
+        <w:rPr>
+          <w:lang w:val="es-ES"/>
+        </w:rPr>
+      </w:pPr>
+      <w:r>
+        <w:rPr>
+          <w:lang w:val="es-ES"/>
+        </w:rPr>
+        <w:pict w14:anchorId="67AA2CDF">
+          <v:rect id="_x0000_i1038" style="width:0;height:1.5pt" o:hralign="center" o:hrstd="t" o:hr="t" fillcolor="#a0a0a0" stroked="f"/>
+        </w:pict>
+      </w:r>
+    </w:p>
+    <w:p>
+      <w:pPr>
+        <w:rPr>
+          <w:lang w:val="es-ES"/>
+        </w:rPr>
+      </w:pPr>
+      <w:r>
+        <w:rPr>
+          <w:lang w:val="es-ES"/>
+        </w:rPr>
+        <w:pict w14:anchorId="068858D5">
+          <v:rect id="_x0000_i1039" style="width:0;height:1.5pt" o:hralign="center" o:hrstd="t" o:hr="t" fillcolor="#a0a0a0" stroked="f"/>
+        </w:pict>
+      </w:r>
+    </w:p>
+    <w:p>
+      <w:pPr>
+        <w:rPr>
+          <w:lang w:val="es-ES"/>
+        </w:rPr>
+      </w:pPr>
+      <w:r>
+        <w:rPr>
+          <w:lang w:val="es-ES"/>
+        </w:rPr>
+        <w:pict w14:anchorId="37C4937C">
+          <v:rect id="_x0000_i1040" style="width:0;height:1.5pt" o:hralign="center" o:hrstd="t" o:hr="t" fillcolor="#a0a0a0" stroked="f"/>
+        </w:pict>
+      </w:r>
+    </w:p>
+    <w:p>
+      <w:pPr>
+        <w:pStyle w:val="Ttulo2"/>
+        <w:rPr>
+          <w:lang w:val="es-ES"/>
+        </w:rPr>
+      </w:pPr>
+      <w:bookmarkStart w:id="11" w:name="_Toc238155760"/>
+      <w:r>
+        <w:rPr>
+          <w:lang w:val="es-ES"/>
+        </w:rPr>
+        <w:t>5. Consultas y reportes</w:t>
+      </w:r>
+      <w:bookmarkEnd w:id="11"/>
+    </w:p>
+    <w:p>
+      <w:pPr>
+        <w:rPr>
+          <w:b/>
+          <w:bCs/>
+          <w:lang w:val="es-ES"/>
+        </w:rPr>
+      </w:pPr>
+      <w:r>
+        <w:rPr>
+          <w:b/>
+          <w:bCs/>
+          <w:lang w:val="es-ES"/>
+        </w:rPr>
+        <w:t>Pregunta 20. ¿Con qué frecuencia necesita consultar las ventas realizadas?</w:t>
+      </w:r>
+    </w:p>
+    <w:p>
+      <w:pPr>
+        <w:rPr>
+          <w:lang w:val="es-ES"/>
+        </w:rPr>
+      </w:pPr>
+      <w:r>
+        <w:rPr>
+          <w:b/>
+          <w:bCs/>
+          <w:lang w:val="es-ES"/>
+        </w:rPr>
+        <w:t>Tipo:</w:t>
+      </w:r>
+      <w:r>
+        <w:rPr>
+          <w:lang w:val="es-ES"/>
+        </w:rPr>
+        <w:t xml:space="preserve"> Cuantitativa</w:t>
+      </w:r>
+    </w:p>
+    <w:p>
+      <w:pPr>
+        <w:numPr>
+          <w:ilvl w:val="0"/>
+          <w:numId w:val="39"/>
+        </w:numPr>
+        <w:rPr>
+          <w:lang w:val="es-ES"/>
+        </w:rPr>
+      </w:pPr>
+      <w:r>
+        <w:rPr>
+          <w:lang w:val="es-ES"/>
+        </w:rPr>
+        <w:t xml:space="preserve">Varias veces al día </w:t>
+      </w:r>
+    </w:p>
+    <w:p>
+      <w:pPr>
+        <w:numPr>
+          <w:ilvl w:val="0"/>
+          <w:numId w:val="39"/>
+        </w:numPr>
+        <w:rPr>
+          <w:lang w:val="es-ES"/>
+        </w:rPr>
+      </w:pPr>
+      <w:r>
+        <w:rPr>
+          <w:lang w:val="es-ES"/>
+        </w:rPr>
+        <w:t xml:space="preserve">Diariamente </w:t>
+      </w:r>
+    </w:p>
+    <w:p>
+      <w:pPr>
+        <w:numPr>
+          <w:ilvl w:val="0"/>
+          <w:numId w:val="39"/>
+        </w:numPr>
+        <w:rPr>
+          <w:lang w:val="es-ES"/>
+        </w:rPr>
+      </w:pPr>
+      <w:r>
+        <w:rPr>
+          <w:lang w:val="es-ES"/>
+        </w:rPr>
+        <w:t xml:space="preserve">Semanalmente </w:t>
+      </w:r>
+    </w:p>
+    <w:p>
+      <w:pPr>
+        <w:numPr>
+          <w:ilvl w:val="0"/>
+          <w:numId w:val="39"/>
+        </w:numPr>
+        <w:rPr>
+          <w:lang w:val="es-ES"/>
+        </w:rPr>
+      </w:pPr>
+      <w:r>
+        <w:rPr>
+          <w:lang w:val="es-ES"/>
+        </w:rPr>
+        <w:t xml:space="preserve">Mensualmente </w:t>
+      </w:r>
+    </w:p>
+    <w:p>
+      <w:pPr>
+        <w:numPr>
+          <w:ilvl w:val="0"/>
+          <w:numId w:val="39"/>
+        </w:numPr>
+        <w:rPr>
+          <w:lang w:val="es-ES"/>
+        </w:rPr>
+      </w:pPr>
+      <w:r>
+        <w:rPr>
+          <w:lang w:val="es-ES"/>
+        </w:rPr>
+        <w:t xml:space="preserve">Casi nunca </w:t>
+      </w:r>
+    </w:p>
+    <w:p>
+      <w:pPr>
+        <w:rPr>
+          <w:b/>
+          <w:bCs/>
+          <w:lang w:val="es-ES"/>
+        </w:rPr>
+      </w:pPr>
+      <w:r>
+        <w:rPr>
+          <w:b/>
+          <w:bCs/>
+          <w:lang w:val="es-ES"/>
+        </w:rPr>
+        <w:t>Pregunta 21. ¿Qué información considera útil para consultar las ventas?</w:t>
+      </w:r>
+    </w:p>
+    <w:p>
+      <w:pPr>
+        <w:rPr>
+          <w:lang w:val="es-ES"/>
+        </w:rPr>
+      </w:pPr>
+      <w:r>
+        <w:rPr>
+          <w:b/>
+          <w:bCs/>
+          <w:lang w:val="es-ES"/>
+        </w:rPr>
+        <w:t>Tipo:</w:t>
+      </w:r>
+      <w:r>
+        <w:rPr>
+          <w:lang w:val="es-ES"/>
+        </w:rPr>
+        <w:t xml:space="preserve"> Cualitativa</w:t>
+      </w:r>
+    </w:p>
+    <w:p>
+      <w:pPr>
+        <w:numPr>
+          <w:ilvl w:val="0"/>
+          <w:numId w:val="40"/>
+        </w:numPr>
+        <w:rPr>
+          <w:lang w:val="es-ES"/>
+        </w:rPr>
+      </w:pPr>
+      <w:r>
+        <w:rPr>
+          <w:lang w:val="es-ES"/>
+        </w:rPr>
+        <w:t xml:space="preserve">Fecha </w:t>
+      </w:r>
+    </w:p>
+    <w:p>
+      <w:pPr>
+        <w:numPr>
+          <w:ilvl w:val="0"/>
+          <w:numId w:val="40"/>
+        </w:numPr>
+        <w:rPr>
+          <w:lang w:val="es-ES"/>
+        </w:rPr>
+      </w:pPr>
+      <w:r>
+        <w:rPr>
+          <w:lang w:val="es-ES"/>
+        </w:rPr>
+        <w:t xml:space="preserve">Usuario que realizó la venta </w:t>
+      </w:r>
+    </w:p>
+    <w:p>
+      <w:pPr>
+        <w:numPr>
+          <w:ilvl w:val="0"/>
+          <w:numId w:val="40"/>
+        </w:numPr>
+        <w:rPr>
+          <w:lang w:val="es-ES"/>
+        </w:rPr>
+      </w:pPr>
+      <w:r>
+        <w:rPr>
+          <w:lang w:val="es-ES"/>
+        </w:rPr>
+        <w:t xml:space="preserve">Productos vendidos </w:t>
+      </w:r>
+    </w:p>
+    <w:p>
+      <w:pPr>
+        <w:numPr>
+          <w:ilvl w:val="0"/>
+          <w:numId w:val="40"/>
+        </w:numPr>
+        <w:rPr>
+          <w:lang w:val="es-ES"/>
+        </w:rPr>
+      </w:pPr>
+      <w:r>
+        <w:rPr>
+          <w:lang w:val="es-ES"/>
+        </w:rPr>
+        <w:lastRenderedPageBreak/>
+        <w:t xml:space="preserve">Cantidades </w:t>
+      </w:r>
+    </w:p>
+    <w:p>
+      <w:pPr>
+        <w:numPr>
+          <w:ilvl w:val="0"/>
+          <w:numId w:val="40"/>
+        </w:numPr>
+        <w:rPr>
+          <w:lang w:val="es-ES"/>
+        </w:rPr>
+      </w:pPr>
+      <w:r>
+        <w:rPr>
+          <w:lang w:val="es-ES"/>
+        </w:rPr>
+        <w:t xml:space="preserve">Total </w:t>
+      </w:r>
+    </w:p>
+    <w:p>
+      <w:pPr>
+        <w:numPr>
+          <w:ilvl w:val="0"/>
+          <w:numId w:val="40"/>
+        </w:numPr>
+        <w:rPr>
+          <w:lang w:val="es-ES"/>
+        </w:rPr>
+      </w:pPr>
+      <w:r>
+        <w:rPr>
+          <w:lang w:val="es-ES"/>
+        </w:rPr>
+        <w:t xml:space="preserve">Otra: ______________________________ </w:t>
+      </w:r>
+    </w:p>
+    <w:p>
+      <w:pPr>
+        <w:rPr>
+          <w:b/>
+          <w:bCs/>
+          <w:lang w:val="es-ES"/>
+        </w:rPr>
+      </w:pPr>
+      <w:r>
+        <w:rPr>
+          <w:b/>
+          <w:bCs/>
+          <w:lang w:val="es-ES"/>
+        </w:rPr>
+        <w:t>Pregunta 22. ¿Qué periodos considera necesarios para consultar las ventas?</w:t>
+      </w:r>
+    </w:p>
+    <w:p>
+      <w:pPr>
+        <w:rPr>
+          <w:lang w:val="es-ES"/>
+        </w:rPr>
+      </w:pPr>
+      <w:r>
+        <w:rPr>
+          <w:b/>
+          <w:bCs/>
+          <w:lang w:val="es-ES"/>
+        </w:rPr>
+        <w:t>Tipo:</w:t>
+      </w:r>
+      <w:r>
+        <w:rPr>
+          <w:lang w:val="es-ES"/>
+        </w:rPr>
+        <w:t xml:space="preserve"> Cuantitativa</w:t>
+      </w:r>
+    </w:p>
+    <w:p>
+      <w:pPr>
+        <w:numPr>
+          <w:ilvl w:val="0"/>
+          <w:numId w:val="41"/>
+        </w:numPr>
+        <w:rPr>
+          <w:lang w:val="es-ES"/>
+        </w:rPr>
+      </w:pPr>
+      <w:r>
+        <w:rPr>
+          <w:lang w:val="es-ES"/>
+        </w:rPr>
+        <w:t xml:space="preserve">Día </w:t>
+      </w:r>
+    </w:p>
+    <w:p>
+      <w:pPr>
+        <w:numPr>
+          <w:ilvl w:val="0"/>
+          <w:numId w:val="41"/>
+        </w:numPr>
+        <w:rPr>
+          <w:lang w:val="es-ES"/>
+        </w:rPr>
+      </w:pPr>
+      <w:r>
+        <w:rPr>
+          <w:lang w:val="es-ES"/>
+        </w:rPr>
+        <w:t xml:space="preserve">Semana </w:t>
+      </w:r>
+    </w:p>
+    <w:p>
+      <w:pPr>
+        <w:numPr>
+          <w:ilvl w:val="0"/>
+          <w:numId w:val="41"/>
+        </w:numPr>
+        <w:rPr>
+          <w:lang w:val="es-ES"/>
+        </w:rPr>
+      </w:pPr>
+      <w:r>
+        <w:rPr>
+          <w:lang w:val="es-ES"/>
+        </w:rPr>
+        <w:t xml:space="preserve">Mes </w:t>
+      </w:r>
+    </w:p>
+    <w:p>
+      <w:pPr>
+        <w:numPr>
+          <w:ilvl w:val="0"/>
+          <w:numId w:val="41"/>
+        </w:numPr>
+        <w:rPr>
+          <w:lang w:val="es-ES"/>
+        </w:rPr>
+      </w:pPr>
+      <w:r>
+        <w:rPr>
+          <w:lang w:val="es-ES"/>
+        </w:rPr>
+        <w:t xml:space="preserve">Todos los anteriores </w:t>
+      </w:r>
+    </w:p>
+    <w:p>
+      <w:pPr>
+        <w:rPr>
+          <w:b/>
+          <w:bCs/>
+          <w:lang w:val="es-ES"/>
+        </w:rPr>
+      </w:pPr>
+      <w:r>
+        <w:rPr>
+          <w:b/>
+          <w:bCs/>
+          <w:lang w:val="es-ES"/>
+        </w:rPr>
+        <w:t>Pregunta 23. ¿Para qué utilizaría principalmente la información de las ventas?</w:t>
+      </w:r>
+    </w:p>
+    <w:p>
+      <w:pPr>
+        <w:rPr>
+          <w:lang w:val="es-ES"/>
+        </w:rPr>
+      </w:pPr>
+      <w:r>
+        <w:rPr>
+          <w:b/>
+          <w:bCs/>
+          <w:lang w:val="es-ES"/>
+        </w:rPr>
+        <w:t>Tipo:</w:t>
+      </w:r>
+      <w:r>
+        <w:rPr>
+          <w:lang w:val="es-ES"/>
+        </w:rPr>
+        <w:t xml:space="preserve"> Cualitativa</w:t>
+      </w:r>
+    </w:p>
+    <w:p>
+      <w:pPr>
+        <w:rPr>
+          <w:lang w:val="es-ES"/>
+        </w:rPr>
+      </w:pPr>
+      <w:r>
+        <w:rPr>
+          <w:b/>
+          <w:bCs/>
+          <w:lang w:val="es-ES"/>
+        </w:rPr>
+        <w:t>Respuesta:</w:t>
+      </w:r>
+    </w:p>
+    <w:p>
+      <w:pPr>
+        <w:rPr>
+          <w:lang w:val="es-ES"/>
+        </w:rPr>
+      </w:pPr>
+      <w:r>
+        <w:rPr>
+          <w:lang w:val="es-ES"/>
+        </w:rPr>
+        <w:pict w14:anchorId="0B5AC70E">
+          <v:rect id="_x0000_i1041" style="width:0;height:1.5pt" o:hralign="center" o:hrstd="t" o:hr="t" fillcolor="#a0a0a0" stroked="f"/>
+        </w:pict>
+      </w:r>
+    </w:p>
+    <w:p>
+      <w:pPr>
+        <w:rPr>
+          <w:lang w:val="es-ES"/>
+        </w:rPr>
+      </w:pPr>
+      <w:r>
+        <w:rPr>
+          <w:lang w:val="es-ES"/>
+        </w:rPr>
+        <w:pict w14:anchorId="349310BF">
+          <v:rect id="_x0000_i1042" style="width:0;height:1.5pt" o:hralign="center" o:hrstd="t" o:hr="t" fillcolor="#a0a0a0" stroked="f"/>
+        </w:pict>
+      </w:r>
+    </w:p>
+    <w:p>
+      <w:pPr>
+        <w:rPr>
+          <w:lang w:val="es-ES"/>
+        </w:rPr>
+      </w:pPr>
+      <w:r>
+        <w:rPr>
+          <w:lang w:val="es-ES"/>
+        </w:rPr>
+        <w:pict w14:anchorId="08F62CC2">
+          <v:rect id="_x0000_i1043" style="width:0;height:1.5pt" o:hralign="center" o:hrstd="t" o:hr="t" fillcolor="#a0a0a0" stroked="f"/>
+        </w:pict>
+      </w:r>
+    </w:p>
+    <w:p>
+      <w:pPr>
+        <w:pStyle w:val="Ttulo2"/>
+        <w:rPr>
+          <w:lang w:val="es-ES"/>
+        </w:rPr>
+      </w:pPr>
+      <w:bookmarkStart w:id="12" w:name="_Toc238155761"/>
+      <w:r>
+        <w:rPr>
+          <w:lang w:val="es-ES"/>
+        </w:rPr>
+        <w:t>6. Usuarios y seguridad</w:t>
+      </w:r>
+      <w:bookmarkEnd w:id="12"/>
+    </w:p>
+    <w:p>
+      <w:pPr>
+        <w:rPr>
+          <w:b/>
+          <w:bCs/>
+          <w:lang w:val="es-ES"/>
+        </w:rPr>
+      </w:pPr>
+      <w:r>
+        <w:rPr>
+          <w:b/>
+          <w:bCs/>
+          <w:lang w:val="es-ES"/>
+        </w:rPr>
+        <w:t>Pregunta 24. ¿Actualmente quiénes tienen acceso a la información y procesos de la cafetería?</w:t>
+      </w:r>
+    </w:p>
+    <w:p>
+      <w:pPr>
+        <w:rPr>
+          <w:lang w:val="es-ES"/>
+        </w:rPr>
+      </w:pPr>
+      <w:r>
+        <w:rPr>
+          <w:b/>
+          <w:bCs/>
+          <w:lang w:val="es-ES"/>
+        </w:rPr>
+        <w:t>Tipo:</w:t>
+      </w:r>
+      <w:r>
+        <w:rPr>
+          <w:lang w:val="es-ES"/>
+        </w:rPr>
+        <w:t xml:space="preserve"> Cualitativa</w:t>
+      </w:r>
+    </w:p>
+    <w:p>
+      <w:pPr>
+        <w:rPr>
+          <w:lang w:val="es-ES"/>
+        </w:rPr>
+      </w:pPr>
+      <w:r>
+        <w:rPr>
+          <w:b/>
+          <w:bCs/>
+          <w:lang w:val="es-ES"/>
+        </w:rPr>
+        <w:t>Respuesta:</w:t>
+      </w:r>
+    </w:p>
+    <w:p>
+      <w:pPr>
+        <w:rPr>
+          <w:lang w:val="es-ES"/>
+        </w:rPr>
+      </w:pPr>
+      <w:r>
+        <w:rPr>
+          <w:lang w:val="es-ES"/>
+        </w:rPr>
+        <w:pict w14:anchorId="671FB8E2">
+          <v:rect id="_x0000_i1044" style="width:0;height:1.5pt" o:hralign="center" o:hrstd="t" o:hr="t" fillcolor="#a0a0a0" stroked="f"/>
+        </w:pict>
+      </w:r>
+    </w:p>
+    <w:p>
+      <w:pPr>
+        <w:rPr>
+          <w:lang w:val="es-ES"/>
+        </w:rPr>
+      </w:pPr>
+      <w:r>
+        <w:rPr>
+          <w:lang w:val="es-ES"/>
+        </w:rPr>
+        <w:pict w14:anchorId="4704AEF6">
+          <v:rect id="_x0000_i1045" style="width:0;height:1.5pt" o:hralign="center" o:hrstd="t" o:hr="t" fillcolor="#a0a0a0" stroked="f"/>
+        </w:pict>
+      </w:r>
+    </w:p>
+    <w:p>
+      <w:pPr>
+        <w:rPr>
+          <w:b/>
+          <w:bCs/>
+          <w:lang w:val="es-ES"/>
+        </w:rPr>
+      </w:pPr>
+      <w:r>
+        <w:rPr>
+          <w:b/>
+          <w:bCs/>
+          <w:lang w:val="es-ES"/>
+        </w:rPr>
+        <w:lastRenderedPageBreak/>
+        <w:t>Pregunta 25. ¿Considera necesario que cada usuario tenga un acceso individual mediante usuario y contraseña?</w:t>
+      </w:r>
+    </w:p>
+    <w:p>
+      <w:pPr>
+        <w:rPr>
+          <w:lang w:val="es-ES"/>
+        </w:rPr>
+      </w:pPr>
+      <w:r>
+        <w:rPr>
+          <w:b/>
+          <w:bCs/>
+          <w:lang w:val="es-ES"/>
+        </w:rPr>
+        <w:t>Tipo:</w:t>
+      </w:r>
+      <w:r>
+        <w:rPr>
+          <w:lang w:val="es-ES"/>
+        </w:rPr>
+        <w:t xml:space="preserve"> Cuantitativa</w:t>
+      </w:r>
+    </w:p>
+    <w:p>
+      <w:pPr>
+        <w:numPr>
+          <w:ilvl w:val="0"/>
+          <w:numId w:val="42"/>
+        </w:numPr>
+        <w:rPr>
+          <w:lang w:val="es-ES"/>
+        </w:rPr>
+      </w:pPr>
+      <w:r>
+        <w:rPr>
+          <w:lang w:val="es-ES"/>
+        </w:rPr>
+        <w:t xml:space="preserve">Sí </w:t>
+      </w:r>
+    </w:p>
+    <w:p>
+      <w:pPr>
+        <w:numPr>
+          <w:ilvl w:val="0"/>
+          <w:numId w:val="42"/>
+        </w:numPr>
+        <w:rPr>
+          <w:lang w:val="es-ES"/>
+        </w:rPr>
+      </w:pPr>
+      <w:r>
+        <w:rPr>
+          <w:lang w:val="es-ES"/>
+        </w:rPr>
+        <w:t xml:space="preserve">No </w:t>
+      </w:r>
+    </w:p>
+    <w:p>
+      <w:pPr>
+        <w:numPr>
+          <w:ilvl w:val="0"/>
+          <w:numId w:val="42"/>
+        </w:numPr>
+        <w:rPr>
+          <w:lang w:val="es-ES"/>
+        </w:rPr>
+      </w:pPr>
+      <w:r>
+        <w:rPr>
+          <w:lang w:val="es-ES"/>
+        </w:rPr>
+        <w:t xml:space="preserve">No estoy seguro(a) </w:t>
+      </w:r>
+    </w:p>
+    <w:p>
+      <w:pPr>
+        <w:rPr>
+          <w:b/>
+          <w:bCs/>
+          <w:lang w:val="es-ES"/>
+        </w:rPr>
+      </w:pPr>
+      <w:r>
+        <w:rPr>
+          <w:b/>
+          <w:bCs/>
+          <w:lang w:val="es-ES"/>
+        </w:rPr>
+        <w:t>Pregunta 26. ¿Considera necesario diferenciar las funciones disponibles para el administrador y el empleado?</w:t>
+      </w:r>
+    </w:p>
+    <w:p>
+      <w:pPr>
+        <w:rPr>
+          <w:lang w:val="es-ES"/>
+        </w:rPr>
+      </w:pPr>
+      <w:r>
+        <w:rPr>
+          <w:b/>
+          <w:bCs/>
+          <w:lang w:val="es-ES"/>
+        </w:rPr>
+        <w:t>Tipo:</w:t>
+      </w:r>
+      <w:r>
+        <w:rPr>
+          <w:lang w:val="es-ES"/>
+        </w:rPr>
+        <w:t xml:space="preserve"> Cuantitativa</w:t>
+      </w:r>
+    </w:p>
+    <w:p>
+      <w:pPr>
+        <w:numPr>
+          <w:ilvl w:val="0"/>
+          <w:numId w:val="43"/>
+        </w:numPr>
+        <w:rPr>
+          <w:lang w:val="es-ES"/>
+        </w:rPr>
+      </w:pPr>
+      <w:r>
+        <w:rPr>
+          <w:lang w:val="es-ES"/>
+        </w:rPr>
+        <w:t xml:space="preserve">Sí </w:t>
+      </w:r>
+    </w:p>
+    <w:p>
+      <w:pPr>
+        <w:numPr>
+          <w:ilvl w:val="0"/>
+          <w:numId w:val="43"/>
+        </w:numPr>
+        <w:rPr>
+          <w:lang w:val="es-ES"/>
+        </w:rPr>
+      </w:pPr>
+      <w:r>
+        <w:rPr>
+          <w:lang w:val="es-ES"/>
+        </w:rPr>
+        <w:t xml:space="preserve">No </w:t>
+      </w:r>
+    </w:p>
+    <w:p>
+      <w:pPr>
+        <w:numPr>
+          <w:ilvl w:val="0"/>
+          <w:numId w:val="43"/>
+        </w:numPr>
+        <w:rPr>
+          <w:lang w:val="es-ES"/>
+        </w:rPr>
+      </w:pPr>
+      <w:r>
+        <w:rPr>
+          <w:lang w:val="es-ES"/>
+        </w:rPr>
+        <w:t xml:space="preserve">No estoy seguro(a) </w:t>
+      </w:r>
+    </w:p>
+    <w:p>
+      <w:pPr>
+        <w:rPr>
+          <w:b/>
+          <w:bCs/>
+          <w:lang w:val="es-ES"/>
+        </w:rPr>
+      </w:pPr>
+      <w:r>
+        <w:rPr>
+          <w:b/>
+          <w:bCs/>
+          <w:lang w:val="es-ES"/>
+        </w:rPr>
+        <w:t>Pregunta 27. ¿Qué funciones considera que deberían estar disponibles únicamente para el administrador?</w:t>
+      </w:r>
+    </w:p>
+    <w:p>
+      <w:pPr>
+        <w:rPr>
+          <w:lang w:val="es-ES"/>
+        </w:rPr>
+      </w:pPr>
+      <w:r>
+        <w:rPr>
+          <w:b/>
+          <w:bCs/>
+          <w:lang w:val="es-ES"/>
+        </w:rPr>
+        <w:t>Tipo:</w:t>
+      </w:r>
+      <w:r>
+        <w:rPr>
+          <w:lang w:val="es-ES"/>
+        </w:rPr>
+        <w:t xml:space="preserve"> Cualitativa</w:t>
+      </w:r>
+    </w:p>
+    <w:p>
+      <w:pPr>
+        <w:rPr>
+          <w:lang w:val="es-ES"/>
+        </w:rPr>
+      </w:pPr>
+      <w:r>
+        <w:rPr>
+          <w:b/>
+          <w:bCs/>
+          <w:lang w:val="es-ES"/>
+        </w:rPr>
+        <w:t>Respuesta:</w:t>
+      </w:r>
+    </w:p>
+    <w:p>
+      <w:pPr>
+        <w:rPr>
+          <w:lang w:val="es-ES"/>
+        </w:rPr>
+      </w:pPr>
+      <w:r>
+        <w:rPr>
+          <w:lang w:val="es-ES"/>
+        </w:rPr>
+        <w:pict w14:anchorId="19B8ECAF">
+          <v:rect id="_x0000_i1046" style="width:0;height:1.5pt" o:hralign="center" o:hrstd="t" o:hr="t" fillcolor="#a0a0a0" stroked="f"/>
+        </w:pict>
+      </w:r>
+    </w:p>
+    <w:p>
+      <w:pPr>
+        <w:rPr>
+          <w:lang w:val="es-ES"/>
+        </w:rPr>
+      </w:pPr>
+      <w:r>
+        <w:rPr>
+          <w:lang w:val="es-ES"/>
+        </w:rPr>
+        <w:pict w14:anchorId="665CBCD4">
+          <v:rect id="_x0000_i1047" style="width:0;height:1.5pt" o:hralign="center" o:hrstd="t" o:hr="t" fillcolor="#a0a0a0" stroked="f"/>
+        </w:pict>
+      </w:r>
+    </w:p>
+    <w:p>
+      <w:pPr>
+        <w:rPr>
+          <w:b/>
+          <w:bCs/>
+          <w:lang w:val="es-ES"/>
+        </w:rPr>
+      </w:pPr>
+      <w:r>
+        <w:rPr>
+          <w:b/>
+          <w:bCs/>
+          <w:lang w:val="es-ES"/>
+        </w:rPr>
+        <w:t>Pregunta 28. ¿Qué medidas considera importantes para proteger la información del sistema?</w:t>
+      </w:r>
+    </w:p>
+    <w:p>
+      <w:pPr>
+        <w:rPr>
+          <w:lang w:val="es-ES"/>
+        </w:rPr>
+      </w:pPr>
+      <w:r>
+        <w:rPr>
+          <w:b/>
+          <w:bCs/>
+          <w:lang w:val="es-ES"/>
+        </w:rPr>
+        <w:t>Tipo:</w:t>
+      </w:r>
+      <w:r>
+        <w:rPr>
+          <w:lang w:val="es-ES"/>
+        </w:rPr>
+        <w:t xml:space="preserve"> Cualitativa</w:t>
+      </w:r>
+    </w:p>
+    <w:p>
+      <w:pPr>
+        <w:rPr>
+          <w:lang w:val="es-ES"/>
+        </w:rPr>
+      </w:pPr>
+      <w:r>
+        <w:rPr>
+          <w:b/>
+          <w:bCs/>
+          <w:lang w:val="es-ES"/>
+        </w:rPr>
+        <w:t>Respuesta:</w:t>
+      </w:r>
+    </w:p>
+    <w:p>
+      <w:pPr>
+        <w:rPr>
+          <w:lang w:val="es-ES"/>
+        </w:rPr>
+      </w:pPr>
+      <w:r>
+        <w:rPr>
+          <w:lang w:val="es-ES"/>
+        </w:rPr>
+        <w:pict w14:anchorId="0EC50741">
+          <v:rect id="_x0000_i1048" style="width:0;height:1.5pt" o:hralign="center" o:hrstd="t" o:hr="t" fillcolor="#a0a0a0" stroked="f"/>
+        </w:pict>
+      </w:r>
+    </w:p>
+    <w:p>
+      <w:pPr>
+        <w:rPr>
+          <w:lang w:val="es-ES"/>
+        </w:rPr>
+      </w:pPr>
+      <w:r>
+        <w:rPr>
+          <w:lang w:val="es-ES"/>
+        </w:rPr>
+        <w:lastRenderedPageBreak/>
+        <w:pict w14:anchorId="37B41437">
+          <v:rect id="_x0000_i1049" style="width:0;height:1.5pt" o:hralign="center" o:hrstd="t" o:hr="t" fillcolor="#a0a0a0" stroked="f"/>
+        </w:pict>
+      </w:r>
+    </w:p>
+    <w:p>
+      <w:pPr>
+        <w:rPr>
+          <w:lang w:val="es-ES"/>
+        </w:rPr>
+      </w:pPr>
+      <w:r>
+        <w:rPr>
+          <w:lang w:val="es-ES"/>
+        </w:rPr>
+        <w:pict w14:anchorId="12786663">
+          <v:rect id="_x0000_i1050" style="width:0;height:1.5pt" o:hralign="center" o:hrstd="t" o:hr="t" fillcolor="#a0a0a0" stroked="f"/>
+        </w:pict>
+      </w:r>
+    </w:p>
+    <w:p>
+      <w:pPr>
+        <w:pStyle w:val="Ttulo2"/>
+        <w:rPr>
+          <w:lang w:val="es-ES"/>
+        </w:rPr>
+      </w:pPr>
+      <w:bookmarkStart w:id="13" w:name="_Toc238155762"/>
+      <w:r>
+        <w:rPr>
+          <w:lang w:val="es-ES"/>
+        </w:rPr>
+        <w:t>7. Opinión sobre el sistema propuesto</w:t>
+      </w:r>
+      <w:bookmarkEnd w:id="13"/>
+    </w:p>
+    <w:p>
+      <w:pPr>
+        <w:rPr>
+          <w:b/>
+          <w:bCs/>
+          <w:lang w:val="es-ES"/>
+        </w:rPr>
+      </w:pPr>
+      <w:r>
+        <w:rPr>
+          <w:b/>
+          <w:bCs/>
+          <w:lang w:val="es-ES"/>
+        </w:rPr>
+        <w:t>Pregunta 29. ¿Qué tan útil considera que sería implementar un sistema para gestionar inventario y ventas?</w:t>
+      </w:r>
+    </w:p>
+    <w:p>
+      <w:pPr>
+        <w:rPr>
+          <w:lang w:val="es-ES"/>
+        </w:rPr>
+      </w:pPr>
+      <w:r>
+        <w:rPr>
+          <w:b/>
+          <w:bCs/>
+          <w:lang w:val="es-ES"/>
+        </w:rPr>
+        <w:t>Tipo:</w:t>
+      </w:r>
+      <w:r>
+        <w:rPr>
+          <w:lang w:val="es-ES"/>
+        </w:rPr>
+        <w:t xml:space="preserve"> Cuantitativa</w:t>
+      </w:r>
+    </w:p>
+    <w:p>
+      <w:pPr>
+        <w:numPr>
+          <w:ilvl w:val="0"/>
+          <w:numId w:val="44"/>
+        </w:numPr>
+        <w:rPr>
+          <w:lang w:val="es-ES"/>
+        </w:rPr>
+      </w:pPr>
+      <w:r>
+        <w:rPr>
+          <w:lang w:val="es-ES"/>
+        </w:rPr>
+        <w:t xml:space="preserve">Muy útil </w:t>
+      </w:r>
+    </w:p>
+    <w:p>
+      <w:pPr>
+        <w:numPr>
+          <w:ilvl w:val="0"/>
+          <w:numId w:val="44"/>
+        </w:numPr>
+        <w:rPr>
+          <w:lang w:val="es-ES"/>
+        </w:rPr>
+      </w:pPr>
+      <w:r>
+        <w:rPr>
+          <w:lang w:val="es-ES"/>
+        </w:rPr>
+        <w:t xml:space="preserve">Útil </w:t>
+      </w:r>
+    </w:p>
+    <w:p>
+      <w:pPr>
+        <w:numPr>
+          <w:ilvl w:val="0"/>
+          <w:numId w:val="44"/>
+        </w:numPr>
+        <w:rPr>
+          <w:lang w:val="es-ES"/>
+        </w:rPr>
+      </w:pPr>
+      <w:r>
+        <w:rPr>
+          <w:lang w:val="es-ES"/>
+        </w:rPr>
+        <w:t xml:space="preserve">Poco útil </w:t>
+      </w:r>
+    </w:p>
+    <w:p>
+      <w:pPr>
+        <w:numPr>
+          <w:ilvl w:val="0"/>
+          <w:numId w:val="44"/>
+        </w:numPr>
+        <w:rPr>
+          <w:lang w:val="es-ES"/>
+        </w:rPr>
+      </w:pPr>
+      <w:r>
+        <w:rPr>
+          <w:lang w:val="es-ES"/>
+        </w:rPr>
+        <w:t xml:space="preserve">Nada útil </w:t>
+      </w:r>
+    </w:p>
+    <w:p>
+      <w:pPr>
+        <w:rPr>
+          <w:b/>
+          <w:bCs/>
+          <w:lang w:val="es-ES"/>
+        </w:rPr>
+      </w:pPr>
+      <w:r>
+        <w:rPr>
+          <w:b/>
+          <w:bCs/>
+          <w:lang w:val="es-ES"/>
+        </w:rPr>
+        <w:t>Pregunta 30. ¿Qué características considera indispensables para que el sistema realmente sea útil para la cafetería?</w:t>
+      </w:r>
+    </w:p>
+    <w:p>
+      <w:pPr>
+        <w:rPr>
+          <w:lang w:val="es-ES"/>
+        </w:rPr>
+      </w:pPr>
+      <w:r>
+        <w:rPr>
+          <w:b/>
+          <w:bCs/>
+          <w:lang w:val="es-ES"/>
+        </w:rPr>
+        <w:t>Tipo:</w:t>
+      </w:r>
+      <w:r>
+        <w:rPr>
+          <w:lang w:val="es-ES"/>
+        </w:rPr>
+        <w:t xml:space="preserve"> Cualitativa</w:t>
+      </w:r>
+    </w:p>
+    <w:p>
+      <w:pPr>
+        <w:rPr>
+          <w:lang w:val="es-ES"/>
+        </w:rPr>
+      </w:pPr>
+      <w:r>
+        <w:rPr>
+          <w:b/>
+          <w:bCs/>
+          <w:lang w:val="es-ES"/>
+        </w:rPr>
+        <w:t>Respuesta:</w:t>
+      </w:r>
+    </w:p>
+    <w:p>
+      <w:pPr>
+        <w:rPr>
+          <w:lang w:val="es-ES"/>
+        </w:rPr>
+      </w:pPr>
+      <w:r>
+        <w:rPr>
+          <w:lang w:val="es-ES"/>
+        </w:rPr>
+        <w:pict w14:anchorId="2FFCA6BA">
+          <v:rect id="_x0000_i1051" style="width:0;height:1.5pt" o:hralign="center" o:hrstd="t" o:hr="t" fillcolor="#a0a0a0" stroked="f"/>
+        </w:pict>
+      </w:r>
+    </w:p>
+    <w:p>
+      <w:pPr>
+        <w:rPr>
+          <w:lang w:val="es-ES"/>
+        </w:rPr>
+      </w:pPr>
+      <w:r>
+        <w:rPr>
+          <w:lang w:val="es-ES"/>
+        </w:rPr>
+        <w:pict w14:anchorId="0A950158">
+          <v:rect id="_x0000_i1052" style="width:0;height:1.5pt" o:hralign="center" o:hrstd="t" o:hr="t" fillcolor="#a0a0a0" stroked="f"/>
+        </w:pict>
+      </w:r>
+    </w:p>
+    <w:p>
+      <w:pPr>
+        <w:rPr>
+          <w:b/>
+          <w:bCs/>
+          <w:lang w:val="es-ES"/>
+        </w:rPr>
+      </w:pPr>
+      <w:r>
+        <w:rPr>
+          <w:b/>
+          <w:bCs/>
+          <w:lang w:val="es-ES"/>
+        </w:rPr>
+        <w:t>Pregunta 31. ¿Qué tan fácil considera que debería ser el sistema para que un empleado pueda aprender a utilizarlo?</w:t>
+      </w:r>
+    </w:p>
+    <w:p>
+      <w:pPr>
+        <w:rPr>
+          <w:lang w:val="es-ES"/>
+        </w:rPr>
+      </w:pPr>
+      <w:r>
+        <w:rPr>
+          <w:b/>
+          <w:bCs/>
+          <w:lang w:val="es-ES"/>
+        </w:rPr>
+        <w:t>Tipo:</w:t>
+      </w:r>
+      <w:r>
+        <w:rPr>
+          <w:lang w:val="es-ES"/>
+        </w:rPr>
+        <w:t xml:space="preserve"> Cuantitativa</w:t>
+      </w:r>
+    </w:p>
+    <w:p>
+      <w:pPr>
+        <w:numPr>
+          <w:ilvl w:val="0"/>
+          <w:numId w:val="45"/>
+        </w:numPr>
+        <w:rPr>
+          <w:lang w:val="es-ES"/>
+        </w:rPr>
+      </w:pPr>
+      <w:r>
+        <w:rPr>
+          <w:lang w:val="es-ES"/>
+        </w:rPr>
+        <w:t xml:space="preserve">Muy fácil </w:t>
+      </w:r>
+    </w:p>
+    <w:p>
+      <w:pPr>
+        <w:numPr>
+          <w:ilvl w:val="0"/>
+          <w:numId w:val="45"/>
+        </w:numPr>
+        <w:rPr>
+          <w:lang w:val="es-ES"/>
+        </w:rPr>
+      </w:pPr>
+      <w:r>
+        <w:rPr>
+          <w:lang w:val="es-ES"/>
+        </w:rPr>
+        <w:t xml:space="preserve">Fácil </w:t>
+      </w:r>
+    </w:p>
+    <w:p>
+      <w:pPr>
+        <w:numPr>
+          <w:ilvl w:val="0"/>
+          <w:numId w:val="45"/>
+        </w:numPr>
+        <w:rPr>
+          <w:lang w:val="es-ES"/>
+        </w:rPr>
+      </w:pPr>
+      <w:r>
+        <w:rPr>
+          <w:lang w:val="es-ES"/>
+        </w:rPr>
+        <w:t xml:space="preserve">Moderadamente fácil </w:t>
+      </w:r>
+    </w:p>
+    <w:p>
+      <w:pPr>
+        <w:numPr>
+          <w:ilvl w:val="0"/>
+          <w:numId w:val="45"/>
+        </w:numPr>
+        <w:rPr>
+          <w:lang w:val="es-ES"/>
+        </w:rPr>
+      </w:pPr>
+      <w:r>
+        <w:rPr>
+          <w:lang w:val="es-ES"/>
+        </w:rPr>
+        <w:t xml:space="preserve">No es importante </w:t>
+      </w:r>
+    </w:p>
+    <w:p>
+      <w:pPr>
+        <w:rPr>
+          <w:b/>
+          <w:bCs/>
+          <w:lang w:val="es-ES"/>
+        </w:rPr>
+      </w:pPr>
+      <w:r>
+        <w:rPr>
+          <w:b/>
+          <w:bCs/>
+          <w:lang w:val="es-ES"/>
+        </w:rPr>
+        <w:lastRenderedPageBreak/>
+        <w:t>Pregunta 32. ¿Qué otra función considera necesaria y que no haya sido mencionada anteriormente?</w:t>
+      </w:r>
+    </w:p>
+    <w:p>
+      <w:pPr>
+        <w:rPr>
+          <w:lang w:val="es-ES"/>
+        </w:rPr>
+      </w:pPr>
+      <w:r>
+        <w:rPr>
+          <w:b/>
+          <w:bCs/>
+          <w:lang w:val="es-ES"/>
+        </w:rPr>
+        <w:t>Tipo:</w:t>
+      </w:r>
+      <w:r>
+        <w:rPr>
+          <w:lang w:val="es-ES"/>
+        </w:rPr>
+        <w:t xml:space="preserve"> Cualitativa</w:t>
+      </w:r>
+    </w:p>
+    <w:p>
+      <w:pPr>
+        <w:rPr>
+          <w:lang w:val="es-ES"/>
+        </w:rPr>
+      </w:pPr>
+      <w:r>
+        <w:rPr>
+          <w:b/>
+          <w:bCs/>
+          <w:lang w:val="es-ES"/>
+        </w:rPr>
+        <w:t>Respuesta:</w:t>
+      </w:r>
+    </w:p>
+    <w:p>
+      <w:pPr>
+        <w:rPr>
+          <w:lang w:val="es-ES"/>
+        </w:rPr>
+      </w:pPr>
+      <w:r>
+        <w:rPr>
+          <w:lang w:val="es-ES"/>
+        </w:rPr>
+        <w:pict w14:anchorId="1161434C">
+          <v:rect id="_x0000_i1053" style="width:0;height:1.5pt" o:hralign="center" o:hrstd="t" o:hr="t" fillcolor="#a0a0a0" stroked="f"/>
+        </w:pict>
+      </w:r>
+    </w:p>
+    <w:p>
+      <w:pPr>
+        <w:rPr>
+          <w:lang w:val="es-ES"/>
+        </w:rPr>
+      </w:pPr>
+      <w:r>
+        <w:rPr>
+          <w:lang w:val="es-ES"/>
+        </w:rPr>
+        <w:pict w14:anchorId="5B5F622C">
+          <v:rect id="_x0000_i1054" style="width:0;height:1.5pt" o:hralign="center" o:hrstd="t" o:hr="t" fillcolor="#a0a0a0" stroked="f"/>
+        </w:pict>
+      </w:r>
+    </w:p>
+    <w:p>
+      <w:pPr>
+        <w:rPr>
+          <w:lang w:val="es-ES"/>
+        </w:rPr>
+      </w:pPr>
+      <w:r>
+        <w:rPr>
+          <w:lang w:val="es-ES"/>
+        </w:rPr>
+        <w:pict w14:anchorId="75460839">
+          <v:rect id="_x0000_i1055" style="width:0;height:1.5pt" o:hralign="center" o:hrstd="t" o:hr="t" fillcolor="#a0a0a0" stroked="f"/>
+        </w:pict>
+      </w:r>
+    </w:p>
+    <w:p>
+      <w:pPr>
+        <w:rPr>
+          <w:b/>
+          <w:bCs/>
+          <w:lang w:val="es-ES"/>
+        </w:rPr>
+      </w:pPr>
+      <w:r>
+        <w:rPr>
+          <w:b/>
+          <w:bCs/>
+          <w:lang w:val="es-ES"/>
+        </w:rPr>
+        <w:t>Relación entre el instrumento y los requerimientos</w:t>
+      </w:r>
+    </w:p>
+    <w:p>
+      <w:pPr>
+        <w:rPr>
+          <w:lang w:val="es-ES"/>
+        </w:rPr>
+      </w:pPr>
+      <w:r>
+        <w:rPr>
+          <w:lang w:val="es-ES"/>
+        </w:rPr>
+        <w:t>Los resultados obtenidos mediante este instrumento permitirán establecer los requerimientos del sistema a partir de las necesidades identificadas en los procesos actuales de la cafetería. De esta manera, las funcionalidades propuestas estarán relacionadas directamente con las respuestas de los usuarios y con los problemas encontrados durante el levantamiento de información.</w:t>
+      </w:r>
+    </w:p>
+    <w:p>
+      <w:pPr>
+        <w:pStyle w:val="Ttulo1"/>
+      </w:pPr>
+      <w:bookmarkStart w:id="14" w:name="_Toc238155763"/>
       <w:r>
         <w:t>Requerimientos</w:t>
       </w:r>
-      <w:bookmarkEnd w:id="6"/>
+      <w:bookmarkEnd w:id="14"/>
     </w:p>
     <w:p>
       <w:pPr>
         <w:pStyle w:val="Ttulo2"/>
-      </w:pPr>
-      <w:bookmarkStart w:id="7" w:name="_Toc237794423"/>
-      <w:r>
+        <w:rPr>
+          <w:rFonts w:cs="Times New Roman"/>
+          <w:szCs w:val="24"/>
+        </w:rPr>
+      </w:pPr>
+      <w:bookmarkStart w:id="15" w:name="_Toc238155764"/>
+      <w:r>
+        <w:rPr>
+          <w:rFonts w:cs="Times New Roman"/>
+          <w:szCs w:val="24"/>
+        </w:rPr>
         <w:t>Requerimientos funcionales</w:t>
       </w:r>
-      <w:bookmarkEnd w:id="7"/>
-    </w:p>
-    <w:p>
-      <w:r>
-        <w:t>Estos son los requerimientos que considero adecuados para el proyecto. Son suficientes para que el software sea útil, pero no lo hacen innecesariamente complejo.</w:t>
-      </w:r>
+      <w:bookmarkEnd w:id="15"/>
     </w:p>
     <w:p>
       <w:pPr>
@@ -3423,6 +7548,7 @@
         </w:numPr>
       </w:pPr>
       <w:r>
+        <w:lastRenderedPageBreak/>
         <w:t xml:space="preserve">Registrar usuarios. </w:t>
       </w:r>
     </w:p>
@@ -3434,7 +7560,6 @@
         </w:numPr>
       </w:pPr>
       <w:r>
-        <w:lastRenderedPageBreak/>
         <w:t xml:space="preserve">Modificar usuarios. </w:t>
       </w:r>
     </w:p>
@@ -3646,6 +7771,7 @@
           <w:b/>
           <w:bCs/>
         </w:rPr>
+        <w:lastRenderedPageBreak/>
         <w:t>Producto:</w:t>
       </w:r>
       <w:r>
@@ -3672,7 +7798,6 @@
           <w:b/>
           <w:bCs/>
         </w:rPr>
-        <w:lastRenderedPageBreak/>
         <w:t>Entrada:</w:t>
       </w:r>
       <w:r>
@@ -3841,6 +7966,7 @@
     </w:p>
     <w:p>
       <w:r>
+        <w:lastRenderedPageBreak/>
         <w:t xml:space="preserve">Esta es una de las funciones </w:t>
       </w:r>
       <w:r>
@@ -3871,7 +7997,6 @@
     </w:p>
     <w:p>
       <w:r>
-        <w:lastRenderedPageBreak/>
         <w:t>El sistema no debe permitir registrar una venta cuando la cantidad solicitada sea superior a la cantidad disponible.</w:t>
       </w:r>
     </w:p>
@@ -4026,28 +8151,23 @@
       </w:r>
     </w:p>
     <w:p>
-      <w:r>
-        <w:t>No necesitamos crear un sistema contable completo.</w:t>
-      </w:r>
-    </w:p>
-    <w:p>
-      <w:pPr>
-        <w:rPr>
-          <w:b/>
-          <w:bCs/>
-        </w:rPr>
-      </w:pPr>
-      <w:r>
-        <w:rPr>
-          <w:b/>
-          <w:bCs/>
-        </w:rPr>
+      <w:pPr>
+        <w:rPr>
+          <w:b/>
+          <w:bCs/>
+        </w:rPr>
+      </w:pPr>
+      <w:r>
+        <w:rPr>
+          <w:b/>
+          <w:bCs/>
+        </w:rPr>
+        <w:lastRenderedPageBreak/>
         <w:t>RF12. Identificación de productos con bajo stock</w:t>
       </w:r>
     </w:p>
     <w:p>
       <w:r>
-        <w:lastRenderedPageBreak/>
         <w:t>El sistema debe identificar productos cuya cantidad se encuentre por debajo de un nivel mínimo establecido.</w:t>
       </w:r>
     </w:p>
@@ -4152,27 +8272,20 @@
     <w:p>
       <w:pPr>
         <w:pStyle w:val="Ttulo2"/>
-      </w:pPr>
-      <w:bookmarkStart w:id="8" w:name="_Toc237794424"/>
-      <w:r>
+        <w:rPr>
+          <w:rFonts w:cs="Times New Roman"/>
+          <w:szCs w:val="24"/>
+        </w:rPr>
+      </w:pPr>
+      <w:bookmarkStart w:id="16" w:name="_Toc238155765"/>
+      <w:r>
+        <w:rPr>
+          <w:rFonts w:cs="Times New Roman"/>
+          <w:szCs w:val="24"/>
+        </w:rPr>
         <w:t>Requerimientos de seguridad</w:t>
       </w:r>
-      <w:bookmarkEnd w:id="8"/>
-    </w:p>
-    <w:p>
-      <w:r>
-        <w:t xml:space="preserve">Aquí sí recomiendo que sean cuidadosos, porque </w:t>
-      </w:r>
-      <w:r>
-        <w:rPr>
-          <w:b/>
-          <w:bCs/>
-        </w:rPr>
-        <w:t>seguridad no significa hacer un sistema gigantesco</w:t>
-      </w:r>
-      <w:r>
-        <w:t>. Hay algunas funciones básicas que son importantes.</w:t>
-      </w:r>
+      <w:bookmarkEnd w:id="16"/>
     </w:p>
     <w:p>
       <w:pPr>
@@ -4388,12 +8501,20 @@
     <w:p>
       <w:pPr>
         <w:pStyle w:val="Ttulo2"/>
-      </w:pPr>
-      <w:bookmarkStart w:id="9" w:name="_Toc237794425"/>
-      <w:r>
+        <w:rPr>
+          <w:rFonts w:cs="Times New Roman"/>
+          <w:szCs w:val="24"/>
+        </w:rPr>
+      </w:pPr>
+      <w:bookmarkStart w:id="17" w:name="_Toc238155766"/>
+      <w:r>
+        <w:rPr>
+          <w:rFonts w:cs="Times New Roman"/>
+          <w:szCs w:val="24"/>
+        </w:rPr>
         <w:t>Requerimientos no funcionales</w:t>
       </w:r>
-      <w:bookmarkEnd w:id="9"/>
+      <w:bookmarkEnd w:id="17"/>
     </w:p>
     <w:p>
       <w:pPr>
@@ -4520,11 +8641,11 @@
       <w:pPr>
         <w:pStyle w:val="Ttulo1"/>
       </w:pPr>
-      <w:bookmarkStart w:id="10" w:name="_Toc237794426"/>
+      <w:bookmarkStart w:id="18" w:name="_Toc238155767"/>
       <w:r>
         <w:t>Épicas e Historias de Usuario</w:t>
       </w:r>
-      <w:bookmarkEnd w:id="10"/>
+      <w:bookmarkEnd w:id="18"/>
     </w:p>
     <w:p>
       <w:r>
@@ -4676,12 +8797,20 @@
     <w:p>
       <w:pPr>
         <w:pStyle w:val="Ttulo2"/>
-      </w:pPr>
-      <w:bookmarkStart w:id="11" w:name="_Toc237794427"/>
-      <w:r>
+        <w:rPr>
+          <w:rFonts w:cs="Times New Roman"/>
+          <w:szCs w:val="24"/>
+        </w:rPr>
+      </w:pPr>
+      <w:bookmarkStart w:id="19" w:name="_Toc238155768"/>
+      <w:r>
+        <w:rPr>
+          <w:rFonts w:cs="Times New Roman"/>
+          <w:szCs w:val="24"/>
+        </w:rPr>
         <w:t>ÉPICA 1: Acceso y seguridad del sistema</w:t>
       </w:r>
-      <w:bookmarkEnd w:id="11"/>
+      <w:bookmarkEnd w:id="19"/>
     </w:p>
     <w:p>
       <w:pPr>
@@ -4701,12 +8830,20 @@
     <w:p>
       <w:pPr>
         <w:pStyle w:val="Ttulo3"/>
-      </w:pPr>
-      <w:bookmarkStart w:id="12" w:name="_Toc237794428"/>
-      <w:r>
+        <w:rPr>
+          <w:rFonts w:ascii="Times New Roman" w:hAnsi="Times New Roman" w:cs="Times New Roman"/>
+          <w:szCs w:val="24"/>
+        </w:rPr>
+      </w:pPr>
+      <w:bookmarkStart w:id="20" w:name="_Toc238155769"/>
+      <w:r>
+        <w:rPr>
+          <w:rFonts w:ascii="Times New Roman" w:hAnsi="Times New Roman" w:cs="Times New Roman"/>
+          <w:szCs w:val="24"/>
+        </w:rPr>
         <w:t>E1HU1-Iniciar sesión en el sistema</w:t>
       </w:r>
-      <w:bookmarkEnd w:id="12"/>
+      <w:bookmarkEnd w:id="20"/>
     </w:p>
     <w:p>
       <w:r>
@@ -5111,12 +9248,20 @@
     <w:p>
       <w:pPr>
         <w:pStyle w:val="Ttulo3"/>
-      </w:pPr>
-      <w:bookmarkStart w:id="13" w:name="_Toc237794429"/>
-      <w:r>
+        <w:rPr>
+          <w:rFonts w:ascii="Times New Roman" w:hAnsi="Times New Roman" w:cs="Times New Roman"/>
+          <w:szCs w:val="24"/>
+        </w:rPr>
+      </w:pPr>
+      <w:bookmarkStart w:id="21" w:name="_Toc238155770"/>
+      <w:r>
+        <w:rPr>
+          <w:rFonts w:ascii="Times New Roman" w:hAnsi="Times New Roman" w:cs="Times New Roman"/>
+          <w:szCs w:val="24"/>
+        </w:rPr>
         <w:t>E1HU2-Controlar roles y sesiones de usuario</w:t>
       </w:r>
-      <w:bookmarkEnd w:id="13"/>
+      <w:bookmarkEnd w:id="21"/>
     </w:p>
     <w:p>
       <w:r>
@@ -5521,13 +9666,21 @@
     <w:p>
       <w:pPr>
         <w:pStyle w:val="Ttulo2"/>
-      </w:pPr>
-      <w:bookmarkStart w:id="14" w:name="_Toc237794430"/>
-      <w:r>
+        <w:rPr>
+          <w:rFonts w:cs="Times New Roman"/>
+          <w:szCs w:val="24"/>
+        </w:rPr>
+      </w:pPr>
+      <w:bookmarkStart w:id="22" w:name="_Toc238155771"/>
+      <w:r>
+        <w:rPr>
+          <w:rFonts w:cs="Times New Roman"/>
+          <w:szCs w:val="24"/>
+        </w:rPr>
         <w:lastRenderedPageBreak/>
         <w:t>ÉPICA 2: Gestión de usuarios</w:t>
       </w:r>
-      <w:bookmarkEnd w:id="14"/>
+      <w:bookmarkEnd w:id="22"/>
     </w:p>
     <w:p>
       <w:pPr>
@@ -5547,12 +9700,20 @@
     <w:p>
       <w:pPr>
         <w:pStyle w:val="Ttulo3"/>
-      </w:pPr>
-      <w:bookmarkStart w:id="15" w:name="_Toc237794431"/>
-      <w:r>
+        <w:rPr>
+          <w:rFonts w:ascii="Times New Roman" w:hAnsi="Times New Roman" w:cs="Times New Roman"/>
+          <w:szCs w:val="24"/>
+        </w:rPr>
+      </w:pPr>
+      <w:bookmarkStart w:id="23" w:name="_Toc238155772"/>
+      <w:r>
+        <w:rPr>
+          <w:rFonts w:ascii="Times New Roman" w:hAnsi="Times New Roman" w:cs="Times New Roman"/>
+          <w:szCs w:val="24"/>
+        </w:rPr>
         <w:t>E2HU1-Registrar y modificar usuarios</w:t>
       </w:r>
-      <w:bookmarkEnd w:id="15"/>
+      <w:bookmarkEnd w:id="23"/>
     </w:p>
     <w:p>
       <w:r>
@@ -5957,12 +10118,20 @@
     <w:p>
       <w:pPr>
         <w:pStyle w:val="Ttulo3"/>
-      </w:pPr>
-      <w:bookmarkStart w:id="16" w:name="_Toc237794432"/>
-      <w:r>
+        <w:rPr>
+          <w:rFonts w:ascii="Times New Roman" w:hAnsi="Times New Roman" w:cs="Times New Roman"/>
+          <w:szCs w:val="24"/>
+        </w:rPr>
+      </w:pPr>
+      <w:bookmarkStart w:id="24" w:name="_Toc238155773"/>
+      <w:r>
+        <w:rPr>
+          <w:rFonts w:ascii="Times New Roman" w:hAnsi="Times New Roman" w:cs="Times New Roman"/>
+          <w:szCs w:val="24"/>
+        </w:rPr>
         <w:t>E2HU2-Activar, desactivar y asignar roles</w:t>
       </w:r>
-      <w:bookmarkEnd w:id="16"/>
+      <w:bookmarkEnd w:id="24"/>
     </w:p>
     <w:p>
       <w:r>
@@ -6367,12 +10536,20 @@
     <w:p>
       <w:pPr>
         <w:pStyle w:val="Ttulo2"/>
-      </w:pPr>
-      <w:bookmarkStart w:id="17" w:name="_Toc237794433"/>
-      <w:r>
+        <w:rPr>
+          <w:rFonts w:cs="Times New Roman"/>
+          <w:szCs w:val="24"/>
+        </w:rPr>
+      </w:pPr>
+      <w:bookmarkStart w:id="25" w:name="_Toc238155774"/>
+      <w:r>
+        <w:rPr>
+          <w:rFonts w:cs="Times New Roman"/>
+          <w:szCs w:val="24"/>
+        </w:rPr>
         <w:t>ÉPICA 3: Gestión de productos</w:t>
       </w:r>
-      <w:bookmarkEnd w:id="17"/>
+      <w:bookmarkEnd w:id="25"/>
     </w:p>
     <w:p>
       <w:pPr>
@@ -6392,12 +10569,20 @@
     <w:p>
       <w:pPr>
         <w:pStyle w:val="Ttulo3"/>
-      </w:pPr>
-      <w:bookmarkStart w:id="18" w:name="_Toc237794434"/>
-      <w:r>
+        <w:rPr>
+          <w:rFonts w:ascii="Times New Roman" w:hAnsi="Times New Roman" w:cs="Times New Roman"/>
+          <w:szCs w:val="24"/>
+        </w:rPr>
+      </w:pPr>
+      <w:bookmarkStart w:id="26" w:name="_Toc238155775"/>
+      <w:r>
+        <w:rPr>
+          <w:rFonts w:ascii="Times New Roman" w:hAnsi="Times New Roman" w:cs="Times New Roman"/>
+          <w:szCs w:val="24"/>
+        </w:rPr>
         <w:t>E3HU1-Registrar y consultar productos</w:t>
       </w:r>
-      <w:bookmarkEnd w:id="18"/>
+      <w:bookmarkEnd w:id="26"/>
     </w:p>
     <w:p>
       <w:r>
@@ -6803,12 +10988,20 @@
     <w:p>
       <w:pPr>
         <w:pStyle w:val="Ttulo3"/>
-      </w:pPr>
-      <w:bookmarkStart w:id="19" w:name="_Toc237794435"/>
-      <w:r>
+        <w:rPr>
+          <w:rFonts w:ascii="Times New Roman" w:hAnsi="Times New Roman" w:cs="Times New Roman"/>
+          <w:szCs w:val="24"/>
+        </w:rPr>
+      </w:pPr>
+      <w:bookmarkStart w:id="27" w:name="_Toc238155776"/>
+      <w:r>
+        <w:rPr>
+          <w:rFonts w:ascii="Times New Roman" w:hAnsi="Times New Roman" w:cs="Times New Roman"/>
+          <w:szCs w:val="24"/>
+        </w:rPr>
         <w:t>E3HU2-Modificar y controlar productos</w:t>
       </w:r>
-      <w:bookmarkEnd w:id="19"/>
+      <w:bookmarkEnd w:id="27"/>
     </w:p>
     <w:p>
       <w:r>
@@ -7213,12 +11406,20 @@
     <w:p>
       <w:pPr>
         <w:pStyle w:val="Ttulo2"/>
-      </w:pPr>
-      <w:bookmarkStart w:id="20" w:name="_Toc237794436"/>
-      <w:r>
+        <w:rPr>
+          <w:rFonts w:cs="Times New Roman"/>
+          <w:szCs w:val="24"/>
+        </w:rPr>
+      </w:pPr>
+      <w:bookmarkStart w:id="28" w:name="_Toc238155777"/>
+      <w:r>
+        <w:rPr>
+          <w:rFonts w:cs="Times New Roman"/>
+          <w:szCs w:val="24"/>
+        </w:rPr>
         <w:t>ÉPICA 4: Control de inventario</w:t>
       </w:r>
-      <w:bookmarkEnd w:id="20"/>
+      <w:bookmarkEnd w:id="28"/>
     </w:p>
     <w:p>
       <w:pPr>
@@ -7238,12 +11439,20 @@
     <w:p>
       <w:pPr>
         <w:pStyle w:val="Ttulo3"/>
-      </w:pPr>
-      <w:bookmarkStart w:id="21" w:name="_Toc237794437"/>
-      <w:r>
+        <w:rPr>
+          <w:rFonts w:ascii="Times New Roman" w:hAnsi="Times New Roman" w:cs="Times New Roman"/>
+          <w:szCs w:val="24"/>
+        </w:rPr>
+      </w:pPr>
+      <w:bookmarkStart w:id="29" w:name="_Toc238155778"/>
+      <w:r>
+        <w:rPr>
+          <w:rFonts w:ascii="Times New Roman" w:hAnsi="Times New Roman" w:cs="Times New Roman"/>
+          <w:szCs w:val="24"/>
+        </w:rPr>
         <w:t>E4HU1-Consultar inventario y detectar bajo stock</w:t>
       </w:r>
-      <w:bookmarkEnd w:id="21"/>
+      <w:bookmarkEnd w:id="29"/>
     </w:p>
     <w:p>
       <w:r>
@@ -7648,12 +11857,20 @@
     <w:p>
       <w:pPr>
         <w:pStyle w:val="Ttulo3"/>
-      </w:pPr>
-      <w:bookmarkStart w:id="22" w:name="_Toc237794438"/>
-      <w:r>
+        <w:rPr>
+          <w:rFonts w:ascii="Times New Roman" w:hAnsi="Times New Roman" w:cs="Times New Roman"/>
+          <w:szCs w:val="24"/>
+        </w:rPr>
+      </w:pPr>
+      <w:bookmarkStart w:id="30" w:name="_Toc238155779"/>
+      <w:r>
+        <w:rPr>
+          <w:rFonts w:ascii="Times New Roman" w:hAnsi="Times New Roman" w:cs="Times New Roman"/>
+          <w:szCs w:val="24"/>
+        </w:rPr>
         <w:t>E4HU2-Registrar movimientos y actualizar inventario</w:t>
       </w:r>
-      <w:bookmarkEnd w:id="22"/>
+      <w:bookmarkEnd w:id="30"/>
     </w:p>
     <w:p>
       <w:r>
@@ -8059,12 +12276,20 @@
     <w:p>
       <w:pPr>
         <w:pStyle w:val="Ttulo2"/>
-      </w:pPr>
-      <w:bookmarkStart w:id="23" w:name="_Toc237794439"/>
-      <w:r>
+        <w:rPr>
+          <w:rFonts w:cs="Times New Roman"/>
+          <w:szCs w:val="24"/>
+        </w:rPr>
+      </w:pPr>
+      <w:bookmarkStart w:id="31" w:name="_Toc238155780"/>
+      <w:r>
+        <w:rPr>
+          <w:rFonts w:cs="Times New Roman"/>
+          <w:szCs w:val="24"/>
+        </w:rPr>
         <w:t>ÉPICA 5: Registro y control de ventas</w:t>
       </w:r>
-      <w:bookmarkEnd w:id="23"/>
+      <w:bookmarkEnd w:id="31"/>
     </w:p>
     <w:p>
       <w:pPr>
@@ -8084,12 +12309,20 @@
     <w:p>
       <w:pPr>
         <w:pStyle w:val="Ttulo3"/>
-      </w:pPr>
-      <w:bookmarkStart w:id="24" w:name="_Toc237794440"/>
-      <w:r>
+        <w:rPr>
+          <w:rFonts w:ascii="Times New Roman" w:hAnsi="Times New Roman" w:cs="Times New Roman"/>
+          <w:szCs w:val="24"/>
+        </w:rPr>
+      </w:pPr>
+      <w:bookmarkStart w:id="32" w:name="_Toc238155781"/>
+      <w:r>
+        <w:rPr>
+          <w:rFonts w:ascii="Times New Roman" w:hAnsi="Times New Roman" w:cs="Times New Roman"/>
+          <w:szCs w:val="24"/>
+        </w:rPr>
         <w:t>E5HU1-Registrar ventas</w:t>
       </w:r>
-      <w:bookmarkEnd w:id="24"/>
+      <w:bookmarkEnd w:id="32"/>
     </w:p>
     <w:p>
       <w:r>
@@ -8494,12 +12727,20 @@
     <w:p>
       <w:pPr>
         <w:pStyle w:val="Ttulo2"/>
-      </w:pPr>
-      <w:bookmarkStart w:id="25" w:name="_Toc237794441"/>
-      <w:r>
+        <w:rPr>
+          <w:rFonts w:cs="Times New Roman"/>
+          <w:szCs w:val="24"/>
+        </w:rPr>
+      </w:pPr>
+      <w:bookmarkStart w:id="33" w:name="_Toc238155782"/>
+      <w:r>
+        <w:rPr>
+          <w:rFonts w:cs="Times New Roman"/>
+          <w:szCs w:val="24"/>
+        </w:rPr>
         <w:t>E5HU2-Validar stock antes de registrar una venta</w:t>
       </w:r>
-      <w:bookmarkEnd w:id="25"/>
+      <w:bookmarkEnd w:id="33"/>
     </w:p>
     <w:p>
       <w:r>
@@ -8904,12 +13145,20 @@
     <w:p>
       <w:pPr>
         <w:pStyle w:val="Ttulo2"/>
-      </w:pPr>
-      <w:bookmarkStart w:id="26" w:name="_Toc237794442"/>
-      <w:r>
+        <w:rPr>
+          <w:rFonts w:cs="Times New Roman"/>
+          <w:szCs w:val="24"/>
+        </w:rPr>
+      </w:pPr>
+      <w:bookmarkStart w:id="34" w:name="_Toc238155783"/>
+      <w:r>
+        <w:rPr>
+          <w:rFonts w:cs="Times New Roman"/>
+          <w:szCs w:val="24"/>
+        </w:rPr>
         <w:t>ÉPICA 6: Actualización automática del inventario</w:t>
       </w:r>
-      <w:bookmarkEnd w:id="26"/>
+      <w:bookmarkEnd w:id="34"/>
     </w:p>
     <w:p>
       <w:pPr>
@@ -8929,13 +13178,21 @@
     <w:p>
       <w:pPr>
         <w:pStyle w:val="Ttulo3"/>
-      </w:pPr>
-      <w:bookmarkStart w:id="27" w:name="_Toc237794443"/>
-      <w:r>
+        <w:rPr>
+          <w:rFonts w:ascii="Times New Roman" w:hAnsi="Times New Roman" w:cs="Times New Roman"/>
+          <w:szCs w:val="24"/>
+        </w:rPr>
+      </w:pPr>
+      <w:bookmarkStart w:id="35" w:name="_Toc238155784"/>
+      <w:r>
+        <w:rPr>
+          <w:rFonts w:ascii="Times New Roman" w:hAnsi="Times New Roman" w:cs="Times New Roman"/>
+          <w:szCs w:val="24"/>
+        </w:rPr>
         <w:lastRenderedPageBreak/>
         <w:t>E6HU1-Descontar automáticamente productos vendidos</w:t>
       </w:r>
-      <w:bookmarkEnd w:id="27"/>
+      <w:bookmarkEnd w:id="35"/>
     </w:p>
     <w:p>
       <w:r>
@@ -9340,12 +13597,20 @@
     <w:p>
       <w:pPr>
         <w:pStyle w:val="Ttulo3"/>
-      </w:pPr>
-      <w:bookmarkStart w:id="28" w:name="_Toc237794444"/>
-      <w:r>
+        <w:rPr>
+          <w:rFonts w:ascii="Times New Roman" w:hAnsi="Times New Roman" w:cs="Times New Roman"/>
+          <w:szCs w:val="24"/>
+        </w:rPr>
+      </w:pPr>
+      <w:bookmarkStart w:id="36" w:name="_Toc238155785"/>
+      <w:r>
+        <w:rPr>
+          <w:rFonts w:ascii="Times New Roman" w:hAnsi="Times New Roman" w:cs="Times New Roman"/>
+          <w:szCs w:val="24"/>
+        </w:rPr>
         <w:t>E6HU2-Registrar salidas por venta</w:t>
       </w:r>
-      <w:bookmarkEnd w:id="28"/>
+      <w:bookmarkEnd w:id="36"/>
     </w:p>
     <w:p>
       <w:r>
@@ -9750,12 +14015,20 @@
     <w:p>
       <w:pPr>
         <w:pStyle w:val="Ttulo2"/>
-      </w:pPr>
-      <w:bookmarkStart w:id="29" w:name="_Toc237794445"/>
-      <w:r>
+        <w:rPr>
+          <w:rFonts w:cs="Times New Roman"/>
+          <w:szCs w:val="24"/>
+        </w:rPr>
+      </w:pPr>
+      <w:bookmarkStart w:id="37" w:name="_Toc238155786"/>
+      <w:r>
+        <w:rPr>
+          <w:rFonts w:cs="Times New Roman"/>
+          <w:szCs w:val="24"/>
+        </w:rPr>
         <w:t>ÉPICA 7: Consultas y reportes</w:t>
       </w:r>
-      <w:bookmarkEnd w:id="29"/>
+      <w:bookmarkEnd w:id="37"/>
     </w:p>
     <w:p>
       <w:pPr>
@@ -9775,12 +14048,20 @@
     <w:p>
       <w:pPr>
         <w:pStyle w:val="Ttulo3"/>
-      </w:pPr>
-      <w:bookmarkStart w:id="30" w:name="_Toc237794446"/>
-      <w:r>
+        <w:rPr>
+          <w:rFonts w:ascii="Times New Roman" w:hAnsi="Times New Roman" w:cs="Times New Roman"/>
+          <w:szCs w:val="24"/>
+        </w:rPr>
+      </w:pPr>
+      <w:bookmarkStart w:id="38" w:name="_Toc238155787"/>
+      <w:r>
+        <w:rPr>
+          <w:rFonts w:ascii="Times New Roman" w:hAnsi="Times New Roman" w:cs="Times New Roman"/>
+          <w:szCs w:val="24"/>
+        </w:rPr>
         <w:t>E7HU1-Consultar ventas realizadas</w:t>
       </w:r>
-      <w:bookmarkEnd w:id="30"/>
+      <w:bookmarkEnd w:id="38"/>
     </w:p>
     <w:p>
       <w:r>
@@ -10185,13 +14466,21 @@
     <w:p>
       <w:pPr>
         <w:pStyle w:val="Ttulo3"/>
-      </w:pPr>
-      <w:bookmarkStart w:id="31" w:name="_Toc237794447"/>
-      <w:r>
+        <w:rPr>
+          <w:rFonts w:ascii="Times New Roman" w:hAnsi="Times New Roman" w:cs="Times New Roman"/>
+          <w:szCs w:val="24"/>
+        </w:rPr>
+      </w:pPr>
+      <w:bookmarkStart w:id="39" w:name="_Toc238155788"/>
+      <w:r>
+        <w:rPr>
+          <w:rFonts w:ascii="Times New Roman" w:hAnsi="Times New Roman" w:cs="Times New Roman"/>
+          <w:szCs w:val="24"/>
+        </w:rPr>
         <w:lastRenderedPageBreak/>
         <w:t>E7HU2-Generar reportes básicos por periodo</w:t>
       </w:r>
-      <w:bookmarkEnd w:id="31"/>
+      <w:bookmarkEnd w:id="39"/>
     </w:p>
     <w:p>
       <w:r>
@@ -10596,12 +14885,20 @@
     <w:p>
       <w:pPr>
         <w:pStyle w:val="Ttulo2"/>
-      </w:pPr>
-      <w:bookmarkStart w:id="32" w:name="_Toc237794448"/>
-      <w:r>
+        <w:rPr>
+          <w:rFonts w:cs="Times New Roman"/>
+          <w:szCs w:val="24"/>
+        </w:rPr>
+      </w:pPr>
+      <w:bookmarkStart w:id="40" w:name="_Toc238155789"/>
+      <w:r>
+        <w:rPr>
+          <w:rFonts w:cs="Times New Roman"/>
+          <w:szCs w:val="24"/>
+        </w:rPr>
         <w:t>ÉPICA 8: Validación, integridad y calidad del sistema</w:t>
       </w:r>
-      <w:bookmarkEnd w:id="32"/>
+      <w:bookmarkEnd w:id="40"/>
     </w:p>
     <w:p>
       <w:pPr>
@@ -10621,12 +14918,20 @@
     <w:p>
       <w:pPr>
         <w:pStyle w:val="Ttulo3"/>
-      </w:pPr>
-      <w:bookmarkStart w:id="33" w:name="_Toc237794449"/>
-      <w:r>
+        <w:rPr>
+          <w:rFonts w:ascii="Times New Roman" w:hAnsi="Times New Roman" w:cs="Times New Roman"/>
+          <w:szCs w:val="24"/>
+        </w:rPr>
+      </w:pPr>
+      <w:bookmarkStart w:id="41" w:name="_Toc238155790"/>
+      <w:r>
+        <w:rPr>
+          <w:rFonts w:ascii="Times New Roman" w:hAnsi="Times New Roman" w:cs="Times New Roman"/>
+          <w:szCs w:val="24"/>
+        </w:rPr>
         <w:t>E8HU1-Validar integridad y seguridad de la información</w:t>
       </w:r>
-      <w:bookmarkEnd w:id="33"/>
+      <w:bookmarkEnd w:id="41"/>
     </w:p>
     <w:p>
       <w:r>
@@ -11031,12 +15336,20 @@
     <w:p>
       <w:pPr>
         <w:pStyle w:val="Ttulo3"/>
-      </w:pPr>
-      <w:bookmarkStart w:id="34" w:name="_Toc237794450"/>
-      <w:r>
+        <w:rPr>
+          <w:rFonts w:ascii="Times New Roman" w:hAnsi="Times New Roman" w:cs="Times New Roman"/>
+          <w:szCs w:val="24"/>
+        </w:rPr>
+      </w:pPr>
+      <w:bookmarkStart w:id="42" w:name="_Toc238155791"/>
+      <w:r>
+        <w:rPr>
+          <w:rFonts w:ascii="Times New Roman" w:hAnsi="Times New Roman" w:cs="Times New Roman"/>
+          <w:szCs w:val="24"/>
+        </w:rPr>
         <w:t>E8HU2-Realizar pruebas y preparar la versión final</w:t>
       </w:r>
-      <w:bookmarkEnd w:id="34"/>
+      <w:bookmarkEnd w:id="42"/>
     </w:p>
     <w:p>
       <w:r>
@@ -11442,7 +15755,6 @@
         <w:t xml:space="preserve"> Solucionar los errores encontrados y preparar la versión estable para la entrega.</w:t>
       </w:r>
     </w:p>
-    <w:p/>
     <w:sectPr>
       <w:pgSz w:w="12240" w:h="15840"/>
       <w:pgMar w:top="1440" w:right="1440" w:bottom="1440" w:left="1440" w:header="720" w:footer="720" w:gutter="0"/>
@@ -12128,6 +16440,155 @@
     </w:lvl>
   </w:abstractNum>
   <w:abstractNum w:abstractNumId="5" w15:restartNumberingAfterBreak="0">
+    <w:nsid w:val="079D534A"/>
+    <w:multiLevelType w:val="multilevel"/>
+    <w:tmpl w:val="EFC05DA8"/>
+    <w:lvl w:ilvl="0">
+      <w:start w:val="1"/>
+      <w:numFmt w:val="bullet"/>
+      <w:lvlText w:val=""/>
+      <w:lvlJc w:val="left"/>
+      <w:pPr>
+        <w:tabs>
+          <w:tab w:val="num" w:pos="720"/>
+        </w:tabs>
+        <w:ind w:left="720" w:hanging="360"/>
+      </w:pPr>
+      <w:rPr>
+        <w:rFonts w:ascii="Symbol" w:hAnsi="Symbol" w:hint="default"/>
+        <w:sz w:val="20"/>
+      </w:rPr>
+    </w:lvl>
+    <w:lvl w:ilvl="1" w:tentative="1">
+      <w:start w:val="1"/>
+      <w:numFmt w:val="bullet"/>
+      <w:lvlText w:val="o"/>
+      <w:lvlJc w:val="left"/>
+      <w:pPr>
+        <w:tabs>
+          <w:tab w:val="num" w:pos="1440"/>
+        </w:tabs>
+        <w:ind w:left="1440" w:hanging="360"/>
+      </w:pPr>
+      <w:rPr>
+        <w:rFonts w:ascii="Courier New" w:hAnsi="Courier New" w:hint="default"/>
+        <w:sz w:val="20"/>
+      </w:rPr>
+    </w:lvl>
+    <w:lvl w:ilvl="2" w:tentative="1">
+      <w:start w:val="1"/>
+      <w:numFmt w:val="bullet"/>
+      <w:lvlText w:val=""/>
+      <w:lvlJc w:val="left"/>
+      <w:pPr>
+        <w:tabs>
+          <w:tab w:val="num" w:pos="2160"/>
+        </w:tabs>
+        <w:ind w:left="2160" w:hanging="360"/>
+      </w:pPr>
+      <w:rPr>
+        <w:rFonts w:ascii="Wingdings" w:hAnsi="Wingdings" w:hint="default"/>
+        <w:sz w:val="20"/>
+      </w:rPr>
+    </w:lvl>
+    <w:lvl w:ilvl="3" w:tentative="1">
+      <w:start w:val="1"/>
+      <w:numFmt w:val="bullet"/>
+      <w:lvlText w:val=""/>
+      <w:lvlJc w:val="left"/>
+      <w:pPr>
+        <w:tabs>
+          <w:tab w:val="num" w:pos="2880"/>
+        </w:tabs>
+        <w:ind w:left="2880" w:hanging="360"/>
+      </w:pPr>
+      <w:rPr>
+        <w:rFonts w:ascii="Wingdings" w:hAnsi="Wingdings" w:hint="default"/>
+        <w:sz w:val="20"/>
+      </w:rPr>
+    </w:lvl>
+    <w:lvl w:ilvl="4" w:tentative="1">
+      <w:start w:val="1"/>
+      <w:numFmt w:val="bullet"/>
+      <w:lvlText w:val=""/>
+      <w:lvlJc w:val="left"/>
+      <w:pPr>
+        <w:tabs>
+          <w:tab w:val="num" w:pos="3600"/>
+        </w:tabs>
+        <w:ind w:left="3600" w:hanging="360"/>
+      </w:pPr>
+      <w:rPr>
+        <w:rFonts w:ascii="Wingdings" w:hAnsi="Wingdings" w:hint="default"/>
+        <w:sz w:val="20"/>
+      </w:rPr>
+    </w:lvl>
+    <w:lvl w:ilvl="5" w:tentative="1">
+      <w:start w:val="1"/>
+      <w:numFmt w:val="bullet"/>
+      <w:lvlText w:val=""/>
+      <w:lvlJc w:val="left"/>
+      <w:pPr>
+        <w:tabs>
+          <w:tab w:val="num" w:pos="4320"/>
+        </w:tabs>
+        <w:ind w:left="4320" w:hanging="360"/>
+      </w:pPr>
+      <w:rPr>
+        <w:rFonts w:ascii="Wingdings" w:hAnsi="Wingdings" w:hint="default"/>
+        <w:sz w:val="20"/>
+      </w:rPr>
+    </w:lvl>
+    <w:lvl w:ilvl="6" w:tentative="1">
+      <w:start w:val="1"/>
+      <w:numFmt w:val="bullet"/>
+      <w:lvlText w:val=""/>
+      <w:lvlJc w:val="left"/>
+      <w:pPr>
+        <w:tabs>
+          <w:tab w:val="num" w:pos="5040"/>
+        </w:tabs>
+        <w:ind w:left="5040" w:hanging="360"/>
+      </w:pPr>
+      <w:rPr>
+        <w:rFonts w:ascii="Wingdings" w:hAnsi="Wingdings" w:hint="default"/>
+        <w:sz w:val="20"/>
+      </w:rPr>
+    </w:lvl>
+    <w:lvl w:ilvl="7" w:tentative="1">
+      <w:start w:val="1"/>
+      <w:numFmt w:val="bullet"/>
+      <w:lvlText w:val=""/>
+      <w:lvlJc w:val="left"/>
+      <w:pPr>
+        <w:tabs>
+          <w:tab w:val="num" w:pos="5760"/>
+        </w:tabs>
+        <w:ind w:left="5760" w:hanging="360"/>
+      </w:pPr>
+      <w:rPr>
+        <w:rFonts w:ascii="Wingdings" w:hAnsi="Wingdings" w:hint="default"/>
+        <w:sz w:val="20"/>
+      </w:rPr>
+    </w:lvl>
+    <w:lvl w:ilvl="8" w:tentative="1">
+      <w:start w:val="1"/>
+      <w:numFmt w:val="bullet"/>
+      <w:lvlText w:val=""/>
+      <w:lvlJc w:val="left"/>
+      <w:pPr>
+        <w:tabs>
+          <w:tab w:val="num" w:pos="6480"/>
+        </w:tabs>
+        <w:ind w:left="6480" w:hanging="360"/>
+      </w:pPr>
+      <w:rPr>
+        <w:rFonts w:ascii="Wingdings" w:hAnsi="Wingdings" w:hint="default"/>
+        <w:sz w:val="20"/>
+      </w:rPr>
+    </w:lvl>
+  </w:abstractNum>
+  <w:abstractNum w:abstractNumId="6" w15:restartNumberingAfterBreak="0">
     <w:nsid w:val="089E52DB"/>
     <w:multiLevelType w:val="multilevel"/>
     <w:tmpl w:val="A94C771E"/>
@@ -12276,7 +16737,305 @@
       </w:rPr>
     </w:lvl>
   </w:abstractNum>
-  <w:abstractNum w:abstractNumId="6" w15:restartNumberingAfterBreak="0">
+  <w:abstractNum w:abstractNumId="7" w15:restartNumberingAfterBreak="0">
+    <w:nsid w:val="0C857298"/>
+    <w:multiLevelType w:val="multilevel"/>
+    <w:tmpl w:val="04D24570"/>
+    <w:lvl w:ilvl="0">
+      <w:start w:val="1"/>
+      <w:numFmt w:val="bullet"/>
+      <w:lvlText w:val=""/>
+      <w:lvlJc w:val="left"/>
+      <w:pPr>
+        <w:tabs>
+          <w:tab w:val="num" w:pos="720"/>
+        </w:tabs>
+        <w:ind w:left="720" w:hanging="360"/>
+      </w:pPr>
+      <w:rPr>
+        <w:rFonts w:ascii="Symbol" w:hAnsi="Symbol" w:hint="default"/>
+        <w:sz w:val="20"/>
+      </w:rPr>
+    </w:lvl>
+    <w:lvl w:ilvl="1" w:tentative="1">
+      <w:start w:val="1"/>
+      <w:numFmt w:val="bullet"/>
+      <w:lvlText w:val="o"/>
+      <w:lvlJc w:val="left"/>
+      <w:pPr>
+        <w:tabs>
+          <w:tab w:val="num" w:pos="1440"/>
+        </w:tabs>
+        <w:ind w:left="1440" w:hanging="360"/>
+      </w:pPr>
+      <w:rPr>
+        <w:rFonts w:ascii="Courier New" w:hAnsi="Courier New" w:hint="default"/>
+        <w:sz w:val="20"/>
+      </w:rPr>
+    </w:lvl>
+    <w:lvl w:ilvl="2" w:tentative="1">
+      <w:start w:val="1"/>
+      <w:numFmt w:val="bullet"/>
+      <w:lvlText w:val=""/>
+      <w:lvlJc w:val="left"/>
+      <w:pPr>
+        <w:tabs>
+          <w:tab w:val="num" w:pos="2160"/>
+        </w:tabs>
+        <w:ind w:left="2160" w:hanging="360"/>
+      </w:pPr>
+      <w:rPr>
+        <w:rFonts w:ascii="Wingdings" w:hAnsi="Wingdings" w:hint="default"/>
+        <w:sz w:val="20"/>
+      </w:rPr>
+    </w:lvl>
+    <w:lvl w:ilvl="3" w:tentative="1">
+      <w:start w:val="1"/>
+      <w:numFmt w:val="bullet"/>
+      <w:lvlText w:val=""/>
+      <w:lvlJc w:val="left"/>
+      <w:pPr>
+        <w:tabs>
+          <w:tab w:val="num" w:pos="2880"/>
+        </w:tabs>
+        <w:ind w:left="2880" w:hanging="360"/>
+      </w:pPr>
+      <w:rPr>
+        <w:rFonts w:ascii="Wingdings" w:hAnsi="Wingdings" w:hint="default"/>
+        <w:sz w:val="20"/>
+      </w:rPr>
+    </w:lvl>
+    <w:lvl w:ilvl="4" w:tentative="1">
+      <w:start w:val="1"/>
+      <w:numFmt w:val="bullet"/>
+      <w:lvlText w:val=""/>
+      <w:lvlJc w:val="left"/>
+      <w:pPr>
+        <w:tabs>
+          <w:tab w:val="num" w:pos="3600"/>
+        </w:tabs>
+        <w:ind w:left="3600" w:hanging="360"/>
+      </w:pPr>
+      <w:rPr>
+        <w:rFonts w:ascii="Wingdings" w:hAnsi="Wingdings" w:hint="default"/>
+        <w:sz w:val="20"/>
+      </w:rPr>
+    </w:lvl>
+    <w:lvl w:ilvl="5" w:tentative="1">
+      <w:start w:val="1"/>
+      <w:numFmt w:val="bullet"/>
+      <w:lvlText w:val=""/>
+      <w:lvlJc w:val="left"/>
+      <w:pPr>
+        <w:tabs>
+          <w:tab w:val="num" w:pos="4320"/>
+        </w:tabs>
+        <w:ind w:left="4320" w:hanging="360"/>
+      </w:pPr>
+      <w:rPr>
+        <w:rFonts w:ascii="Wingdings" w:hAnsi="Wingdings" w:hint="default"/>
+        <w:sz w:val="20"/>
+      </w:rPr>
+    </w:lvl>
+    <w:lvl w:ilvl="6" w:tentative="1">
+      <w:start w:val="1"/>
+      <w:numFmt w:val="bullet"/>
+      <w:lvlText w:val=""/>
+      <w:lvlJc w:val="left"/>
+      <w:pPr>
+        <w:tabs>
+          <w:tab w:val="num" w:pos="5040"/>
+        </w:tabs>
+        <w:ind w:left="5040" w:hanging="360"/>
+      </w:pPr>
+      <w:rPr>
+        <w:rFonts w:ascii="Wingdings" w:hAnsi="Wingdings" w:hint="default"/>
+        <w:sz w:val="20"/>
+      </w:rPr>
+    </w:lvl>
+    <w:lvl w:ilvl="7" w:tentative="1">
+      <w:start w:val="1"/>
+      <w:numFmt w:val="bullet"/>
+      <w:lvlText w:val=""/>
+      <w:lvlJc w:val="left"/>
+      <w:pPr>
+        <w:tabs>
+          <w:tab w:val="num" w:pos="5760"/>
+        </w:tabs>
+        <w:ind w:left="5760" w:hanging="360"/>
+      </w:pPr>
+      <w:rPr>
+        <w:rFonts w:ascii="Wingdings" w:hAnsi="Wingdings" w:hint="default"/>
+        <w:sz w:val="20"/>
+      </w:rPr>
+    </w:lvl>
+    <w:lvl w:ilvl="8" w:tentative="1">
+      <w:start w:val="1"/>
+      <w:numFmt w:val="bullet"/>
+      <w:lvlText w:val=""/>
+      <w:lvlJc w:val="left"/>
+      <w:pPr>
+        <w:tabs>
+          <w:tab w:val="num" w:pos="6480"/>
+        </w:tabs>
+        <w:ind w:left="6480" w:hanging="360"/>
+      </w:pPr>
+      <w:rPr>
+        <w:rFonts w:ascii="Wingdings" w:hAnsi="Wingdings" w:hint="default"/>
+        <w:sz w:val="20"/>
+      </w:rPr>
+    </w:lvl>
+  </w:abstractNum>
+  <w:abstractNum w:abstractNumId="8" w15:restartNumberingAfterBreak="0">
+    <w:nsid w:val="0DD256AB"/>
+    <w:multiLevelType w:val="multilevel"/>
+    <w:tmpl w:val="46E63C94"/>
+    <w:lvl w:ilvl="0">
+      <w:start w:val="1"/>
+      <w:numFmt w:val="bullet"/>
+      <w:lvlText w:val=""/>
+      <w:lvlJc w:val="left"/>
+      <w:pPr>
+        <w:tabs>
+          <w:tab w:val="num" w:pos="720"/>
+        </w:tabs>
+        <w:ind w:left="720" w:hanging="360"/>
+      </w:pPr>
+      <w:rPr>
+        <w:rFonts w:ascii="Symbol" w:hAnsi="Symbol" w:hint="default"/>
+        <w:sz w:val="20"/>
+      </w:rPr>
+    </w:lvl>
+    <w:lvl w:ilvl="1" w:tentative="1">
+      <w:start w:val="1"/>
+      <w:numFmt w:val="bullet"/>
+      <w:lvlText w:val="o"/>
+      <w:lvlJc w:val="left"/>
+      <w:pPr>
+        <w:tabs>
+          <w:tab w:val="num" w:pos="1440"/>
+        </w:tabs>
+        <w:ind w:left="1440" w:hanging="360"/>
+      </w:pPr>
+      <w:rPr>
+        <w:rFonts w:ascii="Courier New" w:hAnsi="Courier New" w:hint="default"/>
+        <w:sz w:val="20"/>
+      </w:rPr>
+    </w:lvl>
+    <w:lvl w:ilvl="2" w:tentative="1">
+      <w:start w:val="1"/>
+      <w:numFmt w:val="bullet"/>
+      <w:lvlText w:val=""/>
+      <w:lvlJc w:val="left"/>
+      <w:pPr>
+        <w:tabs>
+          <w:tab w:val="num" w:pos="2160"/>
+        </w:tabs>
+        <w:ind w:left="2160" w:hanging="360"/>
+      </w:pPr>
+      <w:rPr>
+        <w:rFonts w:ascii="Wingdings" w:hAnsi="Wingdings" w:hint="default"/>
+        <w:sz w:val="20"/>
+      </w:rPr>
+    </w:lvl>
+    <w:lvl w:ilvl="3" w:tentative="1">
+      <w:start w:val="1"/>
+      <w:numFmt w:val="bullet"/>
+      <w:lvlText w:val=""/>
+      <w:lvlJc w:val="left"/>
+      <w:pPr>
+        <w:tabs>
+          <w:tab w:val="num" w:pos="2880"/>
+        </w:tabs>
+        <w:ind w:left="2880" w:hanging="360"/>
+      </w:pPr>
+      <w:rPr>
+        <w:rFonts w:ascii="Wingdings" w:hAnsi="Wingdings" w:hint="default"/>
+        <w:sz w:val="20"/>
+      </w:rPr>
+    </w:lvl>
+    <w:lvl w:ilvl="4" w:tentative="1">
+      <w:start w:val="1"/>
+      <w:numFmt w:val="bullet"/>
+      <w:lvlText w:val=""/>
+      <w:lvlJc w:val="left"/>
+      <w:pPr>
+        <w:tabs>
+          <w:tab w:val="num" w:pos="3600"/>
+        </w:tabs>
+        <w:ind w:left="3600" w:hanging="360"/>
+      </w:pPr>
+      <w:rPr>
+        <w:rFonts w:ascii="Wingdings" w:hAnsi="Wingdings" w:hint="default"/>
+        <w:sz w:val="20"/>
+      </w:rPr>
+    </w:lvl>
+    <w:lvl w:ilvl="5" w:tentative="1">
+      <w:start w:val="1"/>
+      <w:numFmt w:val="bullet"/>
+      <w:lvlText w:val=""/>
+      <w:lvlJc w:val="left"/>
+      <w:pPr>
+        <w:tabs>
+          <w:tab w:val="num" w:pos="4320"/>
+        </w:tabs>
+        <w:ind w:left="4320" w:hanging="360"/>
+      </w:pPr>
+      <w:rPr>
+        <w:rFonts w:ascii="Wingdings" w:hAnsi="Wingdings" w:hint="default"/>
+        <w:sz w:val="20"/>
+      </w:rPr>
+    </w:lvl>
+    <w:lvl w:ilvl="6" w:tentative="1">
+      <w:start w:val="1"/>
+      <w:numFmt w:val="bullet"/>
+      <w:lvlText w:val=""/>
+      <w:lvlJc w:val="left"/>
+      <w:pPr>
+        <w:tabs>
+          <w:tab w:val="num" w:pos="5040"/>
+        </w:tabs>
+        <w:ind w:left="5040" w:hanging="360"/>
+      </w:pPr>
+      <w:rPr>
+        <w:rFonts w:ascii="Wingdings" w:hAnsi="Wingdings" w:hint="default"/>
+        <w:sz w:val="20"/>
+      </w:rPr>
+    </w:lvl>
+    <w:lvl w:ilvl="7" w:tentative="1">
+      <w:start w:val="1"/>
+      <w:numFmt w:val="bullet"/>
+      <w:lvlText w:val=""/>
+      <w:lvlJc w:val="left"/>
+      <w:pPr>
+        <w:tabs>
+          <w:tab w:val="num" w:pos="5760"/>
+        </w:tabs>
+        <w:ind w:left="5760" w:hanging="360"/>
+      </w:pPr>
+      <w:rPr>
+        <w:rFonts w:ascii="Wingdings" w:hAnsi="Wingdings" w:hint="default"/>
+        <w:sz w:val="20"/>
+      </w:rPr>
+    </w:lvl>
+    <w:lvl w:ilvl="8" w:tentative="1">
+      <w:start w:val="1"/>
+      <w:numFmt w:val="bullet"/>
+      <w:lvlText w:val=""/>
+      <w:lvlJc w:val="left"/>
+      <w:pPr>
+        <w:tabs>
+          <w:tab w:val="num" w:pos="6480"/>
+        </w:tabs>
+        <w:ind w:left="6480" w:hanging="360"/>
+      </w:pPr>
+      <w:rPr>
+        <w:rFonts w:ascii="Wingdings" w:hAnsi="Wingdings" w:hint="default"/>
+        <w:sz w:val="20"/>
+      </w:rPr>
+    </w:lvl>
+  </w:abstractNum>
+  <w:abstractNum w:abstractNumId="9" w15:restartNumberingAfterBreak="0">
     <w:nsid w:val="0F696E54"/>
     <w:multiLevelType w:val="multilevel"/>
     <w:tmpl w:val="B46ADCB6"/>
@@ -12425,7 +17184,305 @@
       </w:rPr>
     </w:lvl>
   </w:abstractNum>
-  <w:abstractNum w:abstractNumId="7" w15:restartNumberingAfterBreak="0">
+  <w:abstractNum w:abstractNumId="10" w15:restartNumberingAfterBreak="0">
+    <w:nsid w:val="0FB834A9"/>
+    <w:multiLevelType w:val="multilevel"/>
+    <w:tmpl w:val="F1E8E4E4"/>
+    <w:lvl w:ilvl="0">
+      <w:start w:val="1"/>
+      <w:numFmt w:val="bullet"/>
+      <w:lvlText w:val=""/>
+      <w:lvlJc w:val="left"/>
+      <w:pPr>
+        <w:tabs>
+          <w:tab w:val="num" w:pos="720"/>
+        </w:tabs>
+        <w:ind w:left="720" w:hanging="360"/>
+      </w:pPr>
+      <w:rPr>
+        <w:rFonts w:ascii="Symbol" w:hAnsi="Symbol" w:hint="default"/>
+        <w:sz w:val="20"/>
+      </w:rPr>
+    </w:lvl>
+    <w:lvl w:ilvl="1" w:tentative="1">
+      <w:start w:val="1"/>
+      <w:numFmt w:val="bullet"/>
+      <w:lvlText w:val="o"/>
+      <w:lvlJc w:val="left"/>
+      <w:pPr>
+        <w:tabs>
+          <w:tab w:val="num" w:pos="1440"/>
+        </w:tabs>
+        <w:ind w:left="1440" w:hanging="360"/>
+      </w:pPr>
+      <w:rPr>
+        <w:rFonts w:ascii="Courier New" w:hAnsi="Courier New" w:hint="default"/>
+        <w:sz w:val="20"/>
+      </w:rPr>
+    </w:lvl>
+    <w:lvl w:ilvl="2" w:tentative="1">
+      <w:start w:val="1"/>
+      <w:numFmt w:val="bullet"/>
+      <w:lvlText w:val=""/>
+      <w:lvlJc w:val="left"/>
+      <w:pPr>
+        <w:tabs>
+          <w:tab w:val="num" w:pos="2160"/>
+        </w:tabs>
+        <w:ind w:left="2160" w:hanging="360"/>
+      </w:pPr>
+      <w:rPr>
+        <w:rFonts w:ascii="Wingdings" w:hAnsi="Wingdings" w:hint="default"/>
+        <w:sz w:val="20"/>
+      </w:rPr>
+    </w:lvl>
+    <w:lvl w:ilvl="3" w:tentative="1">
+      <w:start w:val="1"/>
+      <w:numFmt w:val="bullet"/>
+      <w:lvlText w:val=""/>
+      <w:lvlJc w:val="left"/>
+      <w:pPr>
+        <w:tabs>
+          <w:tab w:val="num" w:pos="2880"/>
+        </w:tabs>
+        <w:ind w:left="2880" w:hanging="360"/>
+      </w:pPr>
+      <w:rPr>
+        <w:rFonts w:ascii="Wingdings" w:hAnsi="Wingdings" w:hint="default"/>
+        <w:sz w:val="20"/>
+      </w:rPr>
+    </w:lvl>
+    <w:lvl w:ilvl="4" w:tentative="1">
+      <w:start w:val="1"/>
+      <w:numFmt w:val="bullet"/>
+      <w:lvlText w:val=""/>
+      <w:lvlJc w:val="left"/>
+      <w:pPr>
+        <w:tabs>
+          <w:tab w:val="num" w:pos="3600"/>
+        </w:tabs>
+        <w:ind w:left="3600" w:hanging="360"/>
+      </w:pPr>
+      <w:rPr>
+        <w:rFonts w:ascii="Wingdings" w:hAnsi="Wingdings" w:hint="default"/>
+        <w:sz w:val="20"/>
+      </w:rPr>
+    </w:lvl>
+    <w:lvl w:ilvl="5" w:tentative="1">
+      <w:start w:val="1"/>
+      <w:numFmt w:val="bullet"/>
+      <w:lvlText w:val=""/>
+      <w:lvlJc w:val="left"/>
+      <w:pPr>
+        <w:tabs>
+          <w:tab w:val="num" w:pos="4320"/>
+        </w:tabs>
+        <w:ind w:left="4320" w:hanging="360"/>
+      </w:pPr>
+      <w:rPr>
+        <w:rFonts w:ascii="Wingdings" w:hAnsi="Wingdings" w:hint="default"/>
+        <w:sz w:val="20"/>
+      </w:rPr>
+    </w:lvl>
+    <w:lvl w:ilvl="6" w:tentative="1">
+      <w:start w:val="1"/>
+      <w:numFmt w:val="bullet"/>
+      <w:lvlText w:val=""/>
+      <w:lvlJc w:val="left"/>
+      <w:pPr>
+        <w:tabs>
+          <w:tab w:val="num" w:pos="5040"/>
+        </w:tabs>
+        <w:ind w:left="5040" w:hanging="360"/>
+      </w:pPr>
+      <w:rPr>
+        <w:rFonts w:ascii="Wingdings" w:hAnsi="Wingdings" w:hint="default"/>
+        <w:sz w:val="20"/>
+      </w:rPr>
+    </w:lvl>
+    <w:lvl w:ilvl="7" w:tentative="1">
+      <w:start w:val="1"/>
+      <w:numFmt w:val="bullet"/>
+      <w:lvlText w:val=""/>
+      <w:lvlJc w:val="left"/>
+      <w:pPr>
+        <w:tabs>
+          <w:tab w:val="num" w:pos="5760"/>
+        </w:tabs>
+        <w:ind w:left="5760" w:hanging="360"/>
+      </w:pPr>
+      <w:rPr>
+        <w:rFonts w:ascii="Wingdings" w:hAnsi="Wingdings" w:hint="default"/>
+        <w:sz w:val="20"/>
+      </w:rPr>
+    </w:lvl>
+    <w:lvl w:ilvl="8" w:tentative="1">
+      <w:start w:val="1"/>
+      <w:numFmt w:val="bullet"/>
+      <w:lvlText w:val=""/>
+      <w:lvlJc w:val="left"/>
+      <w:pPr>
+        <w:tabs>
+          <w:tab w:val="num" w:pos="6480"/>
+        </w:tabs>
+        <w:ind w:left="6480" w:hanging="360"/>
+      </w:pPr>
+      <w:rPr>
+        <w:rFonts w:ascii="Wingdings" w:hAnsi="Wingdings" w:hint="default"/>
+        <w:sz w:val="20"/>
+      </w:rPr>
+    </w:lvl>
+  </w:abstractNum>
+  <w:abstractNum w:abstractNumId="11" w15:restartNumberingAfterBreak="0">
+    <w:nsid w:val="11F34F7A"/>
+    <w:multiLevelType w:val="multilevel"/>
+    <w:tmpl w:val="8F122A2E"/>
+    <w:lvl w:ilvl="0">
+      <w:start w:val="1"/>
+      <w:numFmt w:val="bullet"/>
+      <w:lvlText w:val=""/>
+      <w:lvlJc w:val="left"/>
+      <w:pPr>
+        <w:tabs>
+          <w:tab w:val="num" w:pos="720"/>
+        </w:tabs>
+        <w:ind w:left="720" w:hanging="360"/>
+      </w:pPr>
+      <w:rPr>
+        <w:rFonts w:ascii="Symbol" w:hAnsi="Symbol" w:hint="default"/>
+        <w:sz w:val="20"/>
+      </w:rPr>
+    </w:lvl>
+    <w:lvl w:ilvl="1" w:tentative="1">
+      <w:start w:val="1"/>
+      <w:numFmt w:val="bullet"/>
+      <w:lvlText w:val="o"/>
+      <w:lvlJc w:val="left"/>
+      <w:pPr>
+        <w:tabs>
+          <w:tab w:val="num" w:pos="1440"/>
+        </w:tabs>
+        <w:ind w:left="1440" w:hanging="360"/>
+      </w:pPr>
+      <w:rPr>
+        <w:rFonts w:ascii="Courier New" w:hAnsi="Courier New" w:hint="default"/>
+        <w:sz w:val="20"/>
+      </w:rPr>
+    </w:lvl>
+    <w:lvl w:ilvl="2" w:tentative="1">
+      <w:start w:val="1"/>
+      <w:numFmt w:val="bullet"/>
+      <w:lvlText w:val=""/>
+      <w:lvlJc w:val="left"/>
+      <w:pPr>
+        <w:tabs>
+          <w:tab w:val="num" w:pos="2160"/>
+        </w:tabs>
+        <w:ind w:left="2160" w:hanging="360"/>
+      </w:pPr>
+      <w:rPr>
+        <w:rFonts w:ascii="Wingdings" w:hAnsi="Wingdings" w:hint="default"/>
+        <w:sz w:val="20"/>
+      </w:rPr>
+    </w:lvl>
+    <w:lvl w:ilvl="3" w:tentative="1">
+      <w:start w:val="1"/>
+      <w:numFmt w:val="bullet"/>
+      <w:lvlText w:val=""/>
+      <w:lvlJc w:val="left"/>
+      <w:pPr>
+        <w:tabs>
+          <w:tab w:val="num" w:pos="2880"/>
+        </w:tabs>
+        <w:ind w:left="2880" w:hanging="360"/>
+      </w:pPr>
+      <w:rPr>
+        <w:rFonts w:ascii="Wingdings" w:hAnsi="Wingdings" w:hint="default"/>
+        <w:sz w:val="20"/>
+      </w:rPr>
+    </w:lvl>
+    <w:lvl w:ilvl="4" w:tentative="1">
+      <w:start w:val="1"/>
+      <w:numFmt w:val="bullet"/>
+      <w:lvlText w:val=""/>
+      <w:lvlJc w:val="left"/>
+      <w:pPr>
+        <w:tabs>
+          <w:tab w:val="num" w:pos="3600"/>
+        </w:tabs>
+        <w:ind w:left="3600" w:hanging="360"/>
+      </w:pPr>
+      <w:rPr>
+        <w:rFonts w:ascii="Wingdings" w:hAnsi="Wingdings" w:hint="default"/>
+        <w:sz w:val="20"/>
+      </w:rPr>
+    </w:lvl>
+    <w:lvl w:ilvl="5" w:tentative="1">
+      <w:start w:val="1"/>
+      <w:numFmt w:val="bullet"/>
+      <w:lvlText w:val=""/>
+      <w:lvlJc w:val="left"/>
+      <w:pPr>
+        <w:tabs>
+          <w:tab w:val="num" w:pos="4320"/>
+        </w:tabs>
+        <w:ind w:left="4320" w:hanging="360"/>
+      </w:pPr>
+      <w:rPr>
+        <w:rFonts w:ascii="Wingdings" w:hAnsi="Wingdings" w:hint="default"/>
+        <w:sz w:val="20"/>
+      </w:rPr>
+    </w:lvl>
+    <w:lvl w:ilvl="6" w:tentative="1">
+      <w:start w:val="1"/>
+      <w:numFmt w:val="bullet"/>
+      <w:lvlText w:val=""/>
+      <w:lvlJc w:val="left"/>
+      <w:pPr>
+        <w:tabs>
+          <w:tab w:val="num" w:pos="5040"/>
+        </w:tabs>
+        <w:ind w:left="5040" w:hanging="360"/>
+      </w:pPr>
+      <w:rPr>
+        <w:rFonts w:ascii="Wingdings" w:hAnsi="Wingdings" w:hint="default"/>
+        <w:sz w:val="20"/>
+      </w:rPr>
+    </w:lvl>
+    <w:lvl w:ilvl="7" w:tentative="1">
+      <w:start w:val="1"/>
+      <w:numFmt w:val="bullet"/>
+      <w:lvlText w:val=""/>
+      <w:lvlJc w:val="left"/>
+      <w:pPr>
+        <w:tabs>
+          <w:tab w:val="num" w:pos="5760"/>
+        </w:tabs>
+        <w:ind w:left="5760" w:hanging="360"/>
+      </w:pPr>
+      <w:rPr>
+        <w:rFonts w:ascii="Wingdings" w:hAnsi="Wingdings" w:hint="default"/>
+        <w:sz w:val="20"/>
+      </w:rPr>
+    </w:lvl>
+    <w:lvl w:ilvl="8" w:tentative="1">
+      <w:start w:val="1"/>
+      <w:numFmt w:val="bullet"/>
+      <w:lvlText w:val=""/>
+      <w:lvlJc w:val="left"/>
+      <w:pPr>
+        <w:tabs>
+          <w:tab w:val="num" w:pos="6480"/>
+        </w:tabs>
+        <w:ind w:left="6480" w:hanging="360"/>
+      </w:pPr>
+      <w:rPr>
+        <w:rFonts w:ascii="Wingdings" w:hAnsi="Wingdings" w:hint="default"/>
+        <w:sz w:val="20"/>
+      </w:rPr>
+    </w:lvl>
+  </w:abstractNum>
+  <w:abstractNum w:abstractNumId="12" w15:restartNumberingAfterBreak="0">
     <w:nsid w:val="14117938"/>
     <w:multiLevelType w:val="multilevel"/>
     <w:tmpl w:val="54A6DAEE"/>
@@ -12574,7 +17631,7 @@
       </w:rPr>
     </w:lvl>
   </w:abstractNum>
-  <w:abstractNum w:abstractNumId="8" w15:restartNumberingAfterBreak="0">
+  <w:abstractNum w:abstractNumId="13" w15:restartNumberingAfterBreak="0">
     <w:nsid w:val="198074EB"/>
     <w:multiLevelType w:val="multilevel"/>
     <w:tmpl w:val="49281888"/>
@@ -12687,7 +17744,454 @@
       </w:pPr>
     </w:lvl>
   </w:abstractNum>
-  <w:abstractNum w:abstractNumId="9" w15:restartNumberingAfterBreak="0">
+  <w:abstractNum w:abstractNumId="14" w15:restartNumberingAfterBreak="0">
+    <w:nsid w:val="22955D50"/>
+    <w:multiLevelType w:val="multilevel"/>
+    <w:tmpl w:val="0CC42D3C"/>
+    <w:lvl w:ilvl="0">
+      <w:start w:val="1"/>
+      <w:numFmt w:val="bullet"/>
+      <w:lvlText w:val=""/>
+      <w:lvlJc w:val="left"/>
+      <w:pPr>
+        <w:tabs>
+          <w:tab w:val="num" w:pos="720"/>
+        </w:tabs>
+        <w:ind w:left="720" w:hanging="360"/>
+      </w:pPr>
+      <w:rPr>
+        <w:rFonts w:ascii="Symbol" w:hAnsi="Symbol" w:hint="default"/>
+        <w:sz w:val="20"/>
+      </w:rPr>
+    </w:lvl>
+    <w:lvl w:ilvl="1" w:tentative="1">
+      <w:start w:val="1"/>
+      <w:numFmt w:val="bullet"/>
+      <w:lvlText w:val="o"/>
+      <w:lvlJc w:val="left"/>
+      <w:pPr>
+        <w:tabs>
+          <w:tab w:val="num" w:pos="1440"/>
+        </w:tabs>
+        <w:ind w:left="1440" w:hanging="360"/>
+      </w:pPr>
+      <w:rPr>
+        <w:rFonts w:ascii="Courier New" w:hAnsi="Courier New" w:hint="default"/>
+        <w:sz w:val="20"/>
+      </w:rPr>
+    </w:lvl>
+    <w:lvl w:ilvl="2" w:tentative="1">
+      <w:start w:val="1"/>
+      <w:numFmt w:val="bullet"/>
+      <w:lvlText w:val=""/>
+      <w:lvlJc w:val="left"/>
+      <w:pPr>
+        <w:tabs>
+          <w:tab w:val="num" w:pos="2160"/>
+        </w:tabs>
+        <w:ind w:left="2160" w:hanging="360"/>
+      </w:pPr>
+      <w:rPr>
+        <w:rFonts w:ascii="Wingdings" w:hAnsi="Wingdings" w:hint="default"/>
+        <w:sz w:val="20"/>
+      </w:rPr>
+    </w:lvl>
+    <w:lvl w:ilvl="3" w:tentative="1">
+      <w:start w:val="1"/>
+      <w:numFmt w:val="bullet"/>
+      <w:lvlText w:val=""/>
+      <w:lvlJc w:val="left"/>
+      <w:pPr>
+        <w:tabs>
+          <w:tab w:val="num" w:pos="2880"/>
+        </w:tabs>
+        <w:ind w:left="2880" w:hanging="360"/>
+      </w:pPr>
+      <w:rPr>
+        <w:rFonts w:ascii="Wingdings" w:hAnsi="Wingdings" w:hint="default"/>
+        <w:sz w:val="20"/>
+      </w:rPr>
+    </w:lvl>
+    <w:lvl w:ilvl="4" w:tentative="1">
+      <w:start w:val="1"/>
+      <w:numFmt w:val="bullet"/>
+      <w:lvlText w:val=""/>
+      <w:lvlJc w:val="left"/>
+      <w:pPr>
+        <w:tabs>
+          <w:tab w:val="num" w:pos="3600"/>
+        </w:tabs>
+        <w:ind w:left="3600" w:hanging="360"/>
+      </w:pPr>
+      <w:rPr>
+        <w:rFonts w:ascii="Wingdings" w:hAnsi="Wingdings" w:hint="default"/>
+        <w:sz w:val="20"/>
+      </w:rPr>
+    </w:lvl>
+    <w:lvl w:ilvl="5" w:tentative="1">
+      <w:start w:val="1"/>
+      <w:numFmt w:val="bullet"/>
+      <w:lvlText w:val=""/>
+      <w:lvlJc w:val="left"/>
+      <w:pPr>
+        <w:tabs>
+          <w:tab w:val="num" w:pos="4320"/>
+        </w:tabs>
+        <w:ind w:left="4320" w:hanging="360"/>
+      </w:pPr>
+      <w:rPr>
+        <w:rFonts w:ascii="Wingdings" w:hAnsi="Wingdings" w:hint="default"/>
+        <w:sz w:val="20"/>
+      </w:rPr>
+    </w:lvl>
+    <w:lvl w:ilvl="6" w:tentative="1">
+      <w:start w:val="1"/>
+      <w:numFmt w:val="bullet"/>
+      <w:lvlText w:val=""/>
+      <w:lvlJc w:val="left"/>
+      <w:pPr>
+        <w:tabs>
+          <w:tab w:val="num" w:pos="5040"/>
+        </w:tabs>
+        <w:ind w:left="5040" w:hanging="360"/>
+      </w:pPr>
+      <w:rPr>
+        <w:rFonts w:ascii="Wingdings" w:hAnsi="Wingdings" w:hint="default"/>
+        <w:sz w:val="20"/>
+      </w:rPr>
+    </w:lvl>
+    <w:lvl w:ilvl="7" w:tentative="1">
+      <w:start w:val="1"/>
+      <w:numFmt w:val="bullet"/>
+      <w:lvlText w:val=""/>
+      <w:lvlJc w:val="left"/>
+      <w:pPr>
+        <w:tabs>
+          <w:tab w:val="num" w:pos="5760"/>
+        </w:tabs>
+        <w:ind w:left="5760" w:hanging="360"/>
+      </w:pPr>
+      <w:rPr>
+        <w:rFonts w:ascii="Wingdings" w:hAnsi="Wingdings" w:hint="default"/>
+        <w:sz w:val="20"/>
+      </w:rPr>
+    </w:lvl>
+    <w:lvl w:ilvl="8" w:tentative="1">
+      <w:start w:val="1"/>
+      <w:numFmt w:val="bullet"/>
+      <w:lvlText w:val=""/>
+      <w:lvlJc w:val="left"/>
+      <w:pPr>
+        <w:tabs>
+          <w:tab w:val="num" w:pos="6480"/>
+        </w:tabs>
+        <w:ind w:left="6480" w:hanging="360"/>
+      </w:pPr>
+      <w:rPr>
+        <w:rFonts w:ascii="Wingdings" w:hAnsi="Wingdings" w:hint="default"/>
+        <w:sz w:val="20"/>
+      </w:rPr>
+    </w:lvl>
+  </w:abstractNum>
+  <w:abstractNum w:abstractNumId="15" w15:restartNumberingAfterBreak="0">
+    <w:nsid w:val="24ED4823"/>
+    <w:multiLevelType w:val="multilevel"/>
+    <w:tmpl w:val="2FE02E48"/>
+    <w:lvl w:ilvl="0">
+      <w:start w:val="1"/>
+      <w:numFmt w:val="bullet"/>
+      <w:lvlText w:val=""/>
+      <w:lvlJc w:val="left"/>
+      <w:pPr>
+        <w:tabs>
+          <w:tab w:val="num" w:pos="720"/>
+        </w:tabs>
+        <w:ind w:left="720" w:hanging="360"/>
+      </w:pPr>
+      <w:rPr>
+        <w:rFonts w:ascii="Symbol" w:hAnsi="Symbol" w:hint="default"/>
+        <w:sz w:val="20"/>
+      </w:rPr>
+    </w:lvl>
+    <w:lvl w:ilvl="1" w:tentative="1">
+      <w:start w:val="1"/>
+      <w:numFmt w:val="bullet"/>
+      <w:lvlText w:val="o"/>
+      <w:lvlJc w:val="left"/>
+      <w:pPr>
+        <w:tabs>
+          <w:tab w:val="num" w:pos="1440"/>
+        </w:tabs>
+        <w:ind w:left="1440" w:hanging="360"/>
+      </w:pPr>
+      <w:rPr>
+        <w:rFonts w:ascii="Courier New" w:hAnsi="Courier New" w:hint="default"/>
+        <w:sz w:val="20"/>
+      </w:rPr>
+    </w:lvl>
+    <w:lvl w:ilvl="2" w:tentative="1">
+      <w:start w:val="1"/>
+      <w:numFmt w:val="bullet"/>
+      <w:lvlText w:val=""/>
+      <w:lvlJc w:val="left"/>
+      <w:pPr>
+        <w:tabs>
+          <w:tab w:val="num" w:pos="2160"/>
+        </w:tabs>
+        <w:ind w:left="2160" w:hanging="360"/>
+      </w:pPr>
+      <w:rPr>
+        <w:rFonts w:ascii="Wingdings" w:hAnsi="Wingdings" w:hint="default"/>
+        <w:sz w:val="20"/>
+      </w:rPr>
+    </w:lvl>
+    <w:lvl w:ilvl="3" w:tentative="1">
+      <w:start w:val="1"/>
+      <w:numFmt w:val="bullet"/>
+      <w:lvlText w:val=""/>
+      <w:lvlJc w:val="left"/>
+      <w:pPr>
+        <w:tabs>
+          <w:tab w:val="num" w:pos="2880"/>
+        </w:tabs>
+        <w:ind w:left="2880" w:hanging="360"/>
+      </w:pPr>
+      <w:rPr>
+        <w:rFonts w:ascii="Wingdings" w:hAnsi="Wingdings" w:hint="default"/>
+        <w:sz w:val="20"/>
+      </w:rPr>
+    </w:lvl>
+    <w:lvl w:ilvl="4" w:tentative="1">
+      <w:start w:val="1"/>
+      <w:numFmt w:val="bullet"/>
+      <w:lvlText w:val=""/>
+      <w:lvlJc w:val="left"/>
+      <w:pPr>
+        <w:tabs>
+          <w:tab w:val="num" w:pos="3600"/>
+        </w:tabs>
+        <w:ind w:left="3600" w:hanging="360"/>
+      </w:pPr>
+      <w:rPr>
+        <w:rFonts w:ascii="Wingdings" w:hAnsi="Wingdings" w:hint="default"/>
+        <w:sz w:val="20"/>
+      </w:rPr>
+    </w:lvl>
+    <w:lvl w:ilvl="5" w:tentative="1">
+      <w:start w:val="1"/>
+      <w:numFmt w:val="bullet"/>
+      <w:lvlText w:val=""/>
+      <w:lvlJc w:val="left"/>
+      <w:pPr>
+        <w:tabs>
+          <w:tab w:val="num" w:pos="4320"/>
+        </w:tabs>
+        <w:ind w:left="4320" w:hanging="360"/>
+      </w:pPr>
+      <w:rPr>
+        <w:rFonts w:ascii="Wingdings" w:hAnsi="Wingdings" w:hint="default"/>
+        <w:sz w:val="20"/>
+      </w:rPr>
+    </w:lvl>
+    <w:lvl w:ilvl="6" w:tentative="1">
+      <w:start w:val="1"/>
+      <w:numFmt w:val="bullet"/>
+      <w:lvlText w:val=""/>
+      <w:lvlJc w:val="left"/>
+      <w:pPr>
+        <w:tabs>
+          <w:tab w:val="num" w:pos="5040"/>
+        </w:tabs>
+        <w:ind w:left="5040" w:hanging="360"/>
+      </w:pPr>
+      <w:rPr>
+        <w:rFonts w:ascii="Wingdings" w:hAnsi="Wingdings" w:hint="default"/>
+        <w:sz w:val="20"/>
+      </w:rPr>
+    </w:lvl>
+    <w:lvl w:ilvl="7" w:tentative="1">
+      <w:start w:val="1"/>
+      <w:numFmt w:val="bullet"/>
+      <w:lvlText w:val=""/>
+      <w:lvlJc w:val="left"/>
+      <w:pPr>
+        <w:tabs>
+          <w:tab w:val="num" w:pos="5760"/>
+        </w:tabs>
+        <w:ind w:left="5760" w:hanging="360"/>
+      </w:pPr>
+      <w:rPr>
+        <w:rFonts w:ascii="Wingdings" w:hAnsi="Wingdings" w:hint="default"/>
+        <w:sz w:val="20"/>
+      </w:rPr>
+    </w:lvl>
+    <w:lvl w:ilvl="8" w:tentative="1">
+      <w:start w:val="1"/>
+      <w:numFmt w:val="bullet"/>
+      <w:lvlText w:val=""/>
+      <w:lvlJc w:val="left"/>
+      <w:pPr>
+        <w:tabs>
+          <w:tab w:val="num" w:pos="6480"/>
+        </w:tabs>
+        <w:ind w:left="6480" w:hanging="360"/>
+      </w:pPr>
+      <w:rPr>
+        <w:rFonts w:ascii="Wingdings" w:hAnsi="Wingdings" w:hint="default"/>
+        <w:sz w:val="20"/>
+      </w:rPr>
+    </w:lvl>
+  </w:abstractNum>
+  <w:abstractNum w:abstractNumId="16" w15:restartNumberingAfterBreak="0">
+    <w:nsid w:val="29A67A6D"/>
+    <w:multiLevelType w:val="multilevel"/>
+    <w:tmpl w:val="029A2A80"/>
+    <w:lvl w:ilvl="0">
+      <w:start w:val="1"/>
+      <w:numFmt w:val="bullet"/>
+      <w:lvlText w:val=""/>
+      <w:lvlJc w:val="left"/>
+      <w:pPr>
+        <w:tabs>
+          <w:tab w:val="num" w:pos="720"/>
+        </w:tabs>
+        <w:ind w:left="720" w:hanging="360"/>
+      </w:pPr>
+      <w:rPr>
+        <w:rFonts w:ascii="Symbol" w:hAnsi="Symbol" w:hint="default"/>
+        <w:sz w:val="20"/>
+      </w:rPr>
+    </w:lvl>
+    <w:lvl w:ilvl="1" w:tentative="1">
+      <w:start w:val="1"/>
+      <w:numFmt w:val="bullet"/>
+      <w:lvlText w:val="o"/>
+      <w:lvlJc w:val="left"/>
+      <w:pPr>
+        <w:tabs>
+          <w:tab w:val="num" w:pos="1440"/>
+        </w:tabs>
+        <w:ind w:left="1440" w:hanging="360"/>
+      </w:pPr>
+      <w:rPr>
+        <w:rFonts w:ascii="Courier New" w:hAnsi="Courier New" w:hint="default"/>
+        <w:sz w:val="20"/>
+      </w:rPr>
+    </w:lvl>
+    <w:lvl w:ilvl="2" w:tentative="1">
+      <w:start w:val="1"/>
+      <w:numFmt w:val="bullet"/>
+      <w:lvlText w:val=""/>
+      <w:lvlJc w:val="left"/>
+      <w:pPr>
+        <w:tabs>
+          <w:tab w:val="num" w:pos="2160"/>
+        </w:tabs>
+        <w:ind w:left="2160" w:hanging="360"/>
+      </w:pPr>
+      <w:rPr>
+        <w:rFonts w:ascii="Wingdings" w:hAnsi="Wingdings" w:hint="default"/>
+        <w:sz w:val="20"/>
+      </w:rPr>
+    </w:lvl>
+    <w:lvl w:ilvl="3" w:tentative="1">
+      <w:start w:val="1"/>
+      <w:numFmt w:val="bullet"/>
+      <w:lvlText w:val=""/>
+      <w:lvlJc w:val="left"/>
+      <w:pPr>
+        <w:tabs>
+          <w:tab w:val="num" w:pos="2880"/>
+        </w:tabs>
+        <w:ind w:left="2880" w:hanging="360"/>
+      </w:pPr>
+      <w:rPr>
+        <w:rFonts w:ascii="Wingdings" w:hAnsi="Wingdings" w:hint="default"/>
+        <w:sz w:val="20"/>
+      </w:rPr>
+    </w:lvl>
+    <w:lvl w:ilvl="4" w:tentative="1">
+      <w:start w:val="1"/>
+      <w:numFmt w:val="bullet"/>
+      <w:lvlText w:val=""/>
+      <w:lvlJc w:val="left"/>
+      <w:pPr>
+        <w:tabs>
+          <w:tab w:val="num" w:pos="3600"/>
+        </w:tabs>
+        <w:ind w:left="3600" w:hanging="360"/>
+      </w:pPr>
+      <w:rPr>
+        <w:rFonts w:ascii="Wingdings" w:hAnsi="Wingdings" w:hint="default"/>
+        <w:sz w:val="20"/>
+      </w:rPr>
+    </w:lvl>
+    <w:lvl w:ilvl="5" w:tentative="1">
+      <w:start w:val="1"/>
+      <w:numFmt w:val="bullet"/>
+      <w:lvlText w:val=""/>
+      <w:lvlJc w:val="left"/>
+      <w:pPr>
+        <w:tabs>
+          <w:tab w:val="num" w:pos="4320"/>
+        </w:tabs>
+        <w:ind w:left="4320" w:hanging="360"/>
+      </w:pPr>
+      <w:rPr>
+        <w:rFonts w:ascii="Wingdings" w:hAnsi="Wingdings" w:hint="default"/>
+        <w:sz w:val="20"/>
+      </w:rPr>
+    </w:lvl>
+    <w:lvl w:ilvl="6" w:tentative="1">
+      <w:start w:val="1"/>
+      <w:numFmt w:val="bullet"/>
+      <w:lvlText w:val=""/>
+      <w:lvlJc w:val="left"/>
+      <w:pPr>
+        <w:tabs>
+          <w:tab w:val="num" w:pos="5040"/>
+        </w:tabs>
+        <w:ind w:left="5040" w:hanging="360"/>
+      </w:pPr>
+      <w:rPr>
+        <w:rFonts w:ascii="Wingdings" w:hAnsi="Wingdings" w:hint="default"/>
+        <w:sz w:val="20"/>
+      </w:rPr>
+    </w:lvl>
+    <w:lvl w:ilvl="7" w:tentative="1">
+      <w:start w:val="1"/>
+      <w:numFmt w:val="bullet"/>
+      <w:lvlText w:val=""/>
+      <w:lvlJc w:val="left"/>
+      <w:pPr>
+        <w:tabs>
+          <w:tab w:val="num" w:pos="5760"/>
+        </w:tabs>
+        <w:ind w:left="5760" w:hanging="360"/>
+      </w:pPr>
+      <w:rPr>
+        <w:rFonts w:ascii="Wingdings" w:hAnsi="Wingdings" w:hint="default"/>
+        <w:sz w:val="20"/>
+      </w:rPr>
+    </w:lvl>
+    <w:lvl w:ilvl="8" w:tentative="1">
+      <w:start w:val="1"/>
+      <w:numFmt w:val="bullet"/>
+      <w:lvlText w:val=""/>
+      <w:lvlJc w:val="left"/>
+      <w:pPr>
+        <w:tabs>
+          <w:tab w:val="num" w:pos="6480"/>
+        </w:tabs>
+        <w:ind w:left="6480" w:hanging="360"/>
+      </w:pPr>
+      <w:rPr>
+        <w:rFonts w:ascii="Wingdings" w:hAnsi="Wingdings" w:hint="default"/>
+        <w:sz w:val="20"/>
+      </w:rPr>
+    </w:lvl>
+  </w:abstractNum>
+  <w:abstractNum w:abstractNumId="17" w15:restartNumberingAfterBreak="0">
     <w:nsid w:val="2A6E726C"/>
     <w:multiLevelType w:val="multilevel"/>
     <w:tmpl w:val="EF8ED526"/>
@@ -12836,7 +18340,7 @@
       </w:rPr>
     </w:lvl>
   </w:abstractNum>
-  <w:abstractNum w:abstractNumId="10" w15:restartNumberingAfterBreak="0">
+  <w:abstractNum w:abstractNumId="18" w15:restartNumberingAfterBreak="0">
     <w:nsid w:val="2DD73EC8"/>
     <w:multiLevelType w:val="multilevel"/>
     <w:tmpl w:val="5CFA795C"/>
@@ -12949,7 +18453,7 @@
       </w:pPr>
     </w:lvl>
   </w:abstractNum>
-  <w:abstractNum w:abstractNumId="11" w15:restartNumberingAfterBreak="0">
+  <w:abstractNum w:abstractNumId="19" w15:restartNumberingAfterBreak="0">
     <w:nsid w:val="2FC1310B"/>
     <w:multiLevelType w:val="multilevel"/>
     <w:tmpl w:val="501CA18E"/>
@@ -13062,7 +18566,7 @@
       </w:pPr>
     </w:lvl>
   </w:abstractNum>
-  <w:abstractNum w:abstractNumId="12" w15:restartNumberingAfterBreak="0">
+  <w:abstractNum w:abstractNumId="20" w15:restartNumberingAfterBreak="0">
     <w:nsid w:val="34723C42"/>
     <w:multiLevelType w:val="multilevel"/>
     <w:tmpl w:val="EDA0AD3A"/>
@@ -13211,7 +18715,7 @@
       </w:rPr>
     </w:lvl>
   </w:abstractNum>
-  <w:abstractNum w:abstractNumId="13" w15:restartNumberingAfterBreak="0">
+  <w:abstractNum w:abstractNumId="21" w15:restartNumberingAfterBreak="0">
     <w:nsid w:val="36452F24"/>
     <w:multiLevelType w:val="multilevel"/>
     <w:tmpl w:val="8AE6FF24"/>
@@ -13324,7 +18828,7 @@
       </w:pPr>
     </w:lvl>
   </w:abstractNum>
-  <w:abstractNum w:abstractNumId="14" w15:restartNumberingAfterBreak="0">
+  <w:abstractNum w:abstractNumId="22" w15:restartNumberingAfterBreak="0">
     <w:nsid w:val="37881D74"/>
     <w:multiLevelType w:val="multilevel"/>
     <w:tmpl w:val="4AB20E00"/>
@@ -13437,7 +18941,7 @@
       </w:pPr>
     </w:lvl>
   </w:abstractNum>
-  <w:abstractNum w:abstractNumId="15" w15:restartNumberingAfterBreak="0">
+  <w:abstractNum w:abstractNumId="23" w15:restartNumberingAfterBreak="0">
     <w:nsid w:val="3A8A79E8"/>
     <w:multiLevelType w:val="multilevel"/>
     <w:tmpl w:val="14F2EBF2"/>
@@ -13586,7 +19090,305 @@
       </w:rPr>
     </w:lvl>
   </w:abstractNum>
-  <w:abstractNum w:abstractNumId="16" w15:restartNumberingAfterBreak="0">
+  <w:abstractNum w:abstractNumId="24" w15:restartNumberingAfterBreak="0">
+    <w:nsid w:val="3E1440BF"/>
+    <w:multiLevelType w:val="multilevel"/>
+    <w:tmpl w:val="305E1744"/>
+    <w:lvl w:ilvl="0">
+      <w:start w:val="1"/>
+      <w:numFmt w:val="bullet"/>
+      <w:lvlText w:val=""/>
+      <w:lvlJc w:val="left"/>
+      <w:pPr>
+        <w:tabs>
+          <w:tab w:val="num" w:pos="720"/>
+        </w:tabs>
+        <w:ind w:left="720" w:hanging="360"/>
+      </w:pPr>
+      <w:rPr>
+        <w:rFonts w:ascii="Symbol" w:hAnsi="Symbol" w:hint="default"/>
+        <w:sz w:val="20"/>
+      </w:rPr>
+    </w:lvl>
+    <w:lvl w:ilvl="1" w:tentative="1">
+      <w:start w:val="1"/>
+      <w:numFmt w:val="bullet"/>
+      <w:lvlText w:val="o"/>
+      <w:lvlJc w:val="left"/>
+      <w:pPr>
+        <w:tabs>
+          <w:tab w:val="num" w:pos="1440"/>
+        </w:tabs>
+        <w:ind w:left="1440" w:hanging="360"/>
+      </w:pPr>
+      <w:rPr>
+        <w:rFonts w:ascii="Courier New" w:hAnsi="Courier New" w:hint="default"/>
+        <w:sz w:val="20"/>
+      </w:rPr>
+    </w:lvl>
+    <w:lvl w:ilvl="2" w:tentative="1">
+      <w:start w:val="1"/>
+      <w:numFmt w:val="bullet"/>
+      <w:lvlText w:val=""/>
+      <w:lvlJc w:val="left"/>
+      <w:pPr>
+        <w:tabs>
+          <w:tab w:val="num" w:pos="2160"/>
+        </w:tabs>
+        <w:ind w:left="2160" w:hanging="360"/>
+      </w:pPr>
+      <w:rPr>
+        <w:rFonts w:ascii="Wingdings" w:hAnsi="Wingdings" w:hint="default"/>
+        <w:sz w:val="20"/>
+      </w:rPr>
+    </w:lvl>
+    <w:lvl w:ilvl="3" w:tentative="1">
+      <w:start w:val="1"/>
+      <w:numFmt w:val="bullet"/>
+      <w:lvlText w:val=""/>
+      <w:lvlJc w:val="left"/>
+      <w:pPr>
+        <w:tabs>
+          <w:tab w:val="num" w:pos="2880"/>
+        </w:tabs>
+        <w:ind w:left="2880" w:hanging="360"/>
+      </w:pPr>
+      <w:rPr>
+        <w:rFonts w:ascii="Wingdings" w:hAnsi="Wingdings" w:hint="default"/>
+        <w:sz w:val="20"/>
+      </w:rPr>
+    </w:lvl>
+    <w:lvl w:ilvl="4" w:tentative="1">
+      <w:start w:val="1"/>
+      <w:numFmt w:val="bullet"/>
+      <w:lvlText w:val=""/>
+      <w:lvlJc w:val="left"/>
+      <w:pPr>
+        <w:tabs>
+          <w:tab w:val="num" w:pos="3600"/>
+        </w:tabs>
+        <w:ind w:left="3600" w:hanging="360"/>
+      </w:pPr>
+      <w:rPr>
+        <w:rFonts w:ascii="Wingdings" w:hAnsi="Wingdings" w:hint="default"/>
+        <w:sz w:val="20"/>
+      </w:rPr>
+    </w:lvl>
+    <w:lvl w:ilvl="5" w:tentative="1">
+      <w:start w:val="1"/>
+      <w:numFmt w:val="bullet"/>
+      <w:lvlText w:val=""/>
+      <w:lvlJc w:val="left"/>
+      <w:pPr>
+        <w:tabs>
+          <w:tab w:val="num" w:pos="4320"/>
+        </w:tabs>
+        <w:ind w:left="4320" w:hanging="360"/>
+      </w:pPr>
+      <w:rPr>
+        <w:rFonts w:ascii="Wingdings" w:hAnsi="Wingdings" w:hint="default"/>
+        <w:sz w:val="20"/>
+      </w:rPr>
+    </w:lvl>
+    <w:lvl w:ilvl="6" w:tentative="1">
+      <w:start w:val="1"/>
+      <w:numFmt w:val="bullet"/>
+      <w:lvlText w:val=""/>
+      <w:lvlJc w:val="left"/>
+      <w:pPr>
+        <w:tabs>
+          <w:tab w:val="num" w:pos="5040"/>
+        </w:tabs>
+        <w:ind w:left="5040" w:hanging="360"/>
+      </w:pPr>
+      <w:rPr>
+        <w:rFonts w:ascii="Wingdings" w:hAnsi="Wingdings" w:hint="default"/>
+        <w:sz w:val="20"/>
+      </w:rPr>
+    </w:lvl>
+    <w:lvl w:ilvl="7" w:tentative="1">
+      <w:start w:val="1"/>
+      <w:numFmt w:val="bullet"/>
+      <w:lvlText w:val=""/>
+      <w:lvlJc w:val="left"/>
+      <w:pPr>
+        <w:tabs>
+          <w:tab w:val="num" w:pos="5760"/>
+        </w:tabs>
+        <w:ind w:left="5760" w:hanging="360"/>
+      </w:pPr>
+      <w:rPr>
+        <w:rFonts w:ascii="Wingdings" w:hAnsi="Wingdings" w:hint="default"/>
+        <w:sz w:val="20"/>
+      </w:rPr>
+    </w:lvl>
+    <w:lvl w:ilvl="8" w:tentative="1">
+      <w:start w:val="1"/>
+      <w:numFmt w:val="bullet"/>
+      <w:lvlText w:val=""/>
+      <w:lvlJc w:val="left"/>
+      <w:pPr>
+        <w:tabs>
+          <w:tab w:val="num" w:pos="6480"/>
+        </w:tabs>
+        <w:ind w:left="6480" w:hanging="360"/>
+      </w:pPr>
+      <w:rPr>
+        <w:rFonts w:ascii="Wingdings" w:hAnsi="Wingdings" w:hint="default"/>
+        <w:sz w:val="20"/>
+      </w:rPr>
+    </w:lvl>
+  </w:abstractNum>
+  <w:abstractNum w:abstractNumId="25" w15:restartNumberingAfterBreak="0">
+    <w:nsid w:val="3E93450A"/>
+    <w:multiLevelType w:val="multilevel"/>
+    <w:tmpl w:val="97C029C4"/>
+    <w:lvl w:ilvl="0">
+      <w:start w:val="1"/>
+      <w:numFmt w:val="bullet"/>
+      <w:lvlText w:val=""/>
+      <w:lvlJc w:val="left"/>
+      <w:pPr>
+        <w:tabs>
+          <w:tab w:val="num" w:pos="720"/>
+        </w:tabs>
+        <w:ind w:left="720" w:hanging="360"/>
+      </w:pPr>
+      <w:rPr>
+        <w:rFonts w:ascii="Symbol" w:hAnsi="Symbol" w:hint="default"/>
+        <w:sz w:val="20"/>
+      </w:rPr>
+    </w:lvl>
+    <w:lvl w:ilvl="1" w:tentative="1">
+      <w:start w:val="1"/>
+      <w:numFmt w:val="bullet"/>
+      <w:lvlText w:val="o"/>
+      <w:lvlJc w:val="left"/>
+      <w:pPr>
+        <w:tabs>
+          <w:tab w:val="num" w:pos="1440"/>
+        </w:tabs>
+        <w:ind w:left="1440" w:hanging="360"/>
+      </w:pPr>
+      <w:rPr>
+        <w:rFonts w:ascii="Courier New" w:hAnsi="Courier New" w:hint="default"/>
+        <w:sz w:val="20"/>
+      </w:rPr>
+    </w:lvl>
+    <w:lvl w:ilvl="2" w:tentative="1">
+      <w:start w:val="1"/>
+      <w:numFmt w:val="bullet"/>
+      <w:lvlText w:val=""/>
+      <w:lvlJc w:val="left"/>
+      <w:pPr>
+        <w:tabs>
+          <w:tab w:val="num" w:pos="2160"/>
+        </w:tabs>
+        <w:ind w:left="2160" w:hanging="360"/>
+      </w:pPr>
+      <w:rPr>
+        <w:rFonts w:ascii="Wingdings" w:hAnsi="Wingdings" w:hint="default"/>
+        <w:sz w:val="20"/>
+      </w:rPr>
+    </w:lvl>
+    <w:lvl w:ilvl="3" w:tentative="1">
+      <w:start w:val="1"/>
+      <w:numFmt w:val="bullet"/>
+      <w:lvlText w:val=""/>
+      <w:lvlJc w:val="left"/>
+      <w:pPr>
+        <w:tabs>
+          <w:tab w:val="num" w:pos="2880"/>
+        </w:tabs>
+        <w:ind w:left="2880" w:hanging="360"/>
+      </w:pPr>
+      <w:rPr>
+        <w:rFonts w:ascii="Wingdings" w:hAnsi="Wingdings" w:hint="default"/>
+        <w:sz w:val="20"/>
+      </w:rPr>
+    </w:lvl>
+    <w:lvl w:ilvl="4" w:tentative="1">
+      <w:start w:val="1"/>
+      <w:numFmt w:val="bullet"/>
+      <w:lvlText w:val=""/>
+      <w:lvlJc w:val="left"/>
+      <w:pPr>
+        <w:tabs>
+          <w:tab w:val="num" w:pos="3600"/>
+        </w:tabs>
+        <w:ind w:left="3600" w:hanging="360"/>
+      </w:pPr>
+      <w:rPr>
+        <w:rFonts w:ascii="Wingdings" w:hAnsi="Wingdings" w:hint="default"/>
+        <w:sz w:val="20"/>
+      </w:rPr>
+    </w:lvl>
+    <w:lvl w:ilvl="5" w:tentative="1">
+      <w:start w:val="1"/>
+      <w:numFmt w:val="bullet"/>
+      <w:lvlText w:val=""/>
+      <w:lvlJc w:val="left"/>
+      <w:pPr>
+        <w:tabs>
+          <w:tab w:val="num" w:pos="4320"/>
+        </w:tabs>
+        <w:ind w:left="4320" w:hanging="360"/>
+      </w:pPr>
+      <w:rPr>
+        <w:rFonts w:ascii="Wingdings" w:hAnsi="Wingdings" w:hint="default"/>
+        <w:sz w:val="20"/>
+      </w:rPr>
+    </w:lvl>
+    <w:lvl w:ilvl="6" w:tentative="1">
+      <w:start w:val="1"/>
+      <w:numFmt w:val="bullet"/>
+      <w:lvlText w:val=""/>
+      <w:lvlJc w:val="left"/>
+      <w:pPr>
+        <w:tabs>
+          <w:tab w:val="num" w:pos="5040"/>
+        </w:tabs>
+        <w:ind w:left="5040" w:hanging="360"/>
+      </w:pPr>
+      <w:rPr>
+        <w:rFonts w:ascii="Wingdings" w:hAnsi="Wingdings" w:hint="default"/>
+        <w:sz w:val="20"/>
+      </w:rPr>
+    </w:lvl>
+    <w:lvl w:ilvl="7" w:tentative="1">
+      <w:start w:val="1"/>
+      <w:numFmt w:val="bullet"/>
+      <w:lvlText w:val=""/>
+      <w:lvlJc w:val="left"/>
+      <w:pPr>
+        <w:tabs>
+          <w:tab w:val="num" w:pos="5760"/>
+        </w:tabs>
+        <w:ind w:left="5760" w:hanging="360"/>
+      </w:pPr>
+      <w:rPr>
+        <w:rFonts w:ascii="Wingdings" w:hAnsi="Wingdings" w:hint="default"/>
+        <w:sz w:val="20"/>
+      </w:rPr>
+    </w:lvl>
+    <w:lvl w:ilvl="8" w:tentative="1">
+      <w:start w:val="1"/>
+      <w:numFmt w:val="bullet"/>
+      <w:lvlText w:val=""/>
+      <w:lvlJc w:val="left"/>
+      <w:pPr>
+        <w:tabs>
+          <w:tab w:val="num" w:pos="6480"/>
+        </w:tabs>
+        <w:ind w:left="6480" w:hanging="360"/>
+      </w:pPr>
+      <w:rPr>
+        <w:rFonts w:ascii="Wingdings" w:hAnsi="Wingdings" w:hint="default"/>
+        <w:sz w:val="20"/>
+      </w:rPr>
+    </w:lvl>
+  </w:abstractNum>
+  <w:abstractNum w:abstractNumId="26" w15:restartNumberingAfterBreak="0">
     <w:nsid w:val="4518731E"/>
     <w:multiLevelType w:val="multilevel"/>
     <w:tmpl w:val="15E07EAC"/>
@@ -13699,7 +19501,156 @@
       </w:pPr>
     </w:lvl>
   </w:abstractNum>
-  <w:abstractNum w:abstractNumId="17" w15:restartNumberingAfterBreak="0">
+  <w:abstractNum w:abstractNumId="27" w15:restartNumberingAfterBreak="0">
+    <w:nsid w:val="456903A3"/>
+    <w:multiLevelType w:val="multilevel"/>
+    <w:tmpl w:val="56CE9BCA"/>
+    <w:lvl w:ilvl="0">
+      <w:start w:val="1"/>
+      <w:numFmt w:val="bullet"/>
+      <w:lvlText w:val=""/>
+      <w:lvlJc w:val="left"/>
+      <w:pPr>
+        <w:tabs>
+          <w:tab w:val="num" w:pos="720"/>
+        </w:tabs>
+        <w:ind w:left="720" w:hanging="360"/>
+      </w:pPr>
+      <w:rPr>
+        <w:rFonts w:ascii="Symbol" w:hAnsi="Symbol" w:hint="default"/>
+        <w:sz w:val="20"/>
+      </w:rPr>
+    </w:lvl>
+    <w:lvl w:ilvl="1" w:tentative="1">
+      <w:start w:val="1"/>
+      <w:numFmt w:val="bullet"/>
+      <w:lvlText w:val="o"/>
+      <w:lvlJc w:val="left"/>
+      <w:pPr>
+        <w:tabs>
+          <w:tab w:val="num" w:pos="1440"/>
+        </w:tabs>
+        <w:ind w:left="1440" w:hanging="360"/>
+      </w:pPr>
+      <w:rPr>
+        <w:rFonts w:ascii="Courier New" w:hAnsi="Courier New" w:hint="default"/>
+        <w:sz w:val="20"/>
+      </w:rPr>
+    </w:lvl>
+    <w:lvl w:ilvl="2" w:tentative="1">
+      <w:start w:val="1"/>
+      <w:numFmt w:val="bullet"/>
+      <w:lvlText w:val=""/>
+      <w:lvlJc w:val="left"/>
+      <w:pPr>
+        <w:tabs>
+          <w:tab w:val="num" w:pos="2160"/>
+        </w:tabs>
+        <w:ind w:left="2160" w:hanging="360"/>
+      </w:pPr>
+      <w:rPr>
+        <w:rFonts w:ascii="Wingdings" w:hAnsi="Wingdings" w:hint="default"/>
+        <w:sz w:val="20"/>
+      </w:rPr>
+    </w:lvl>
+    <w:lvl w:ilvl="3" w:tentative="1">
+      <w:start w:val="1"/>
+      <w:numFmt w:val="bullet"/>
+      <w:lvlText w:val=""/>
+      <w:lvlJc w:val="left"/>
+      <w:pPr>
+        <w:tabs>
+          <w:tab w:val="num" w:pos="2880"/>
+        </w:tabs>
+        <w:ind w:left="2880" w:hanging="360"/>
+      </w:pPr>
+      <w:rPr>
+        <w:rFonts w:ascii="Wingdings" w:hAnsi="Wingdings" w:hint="default"/>
+        <w:sz w:val="20"/>
+      </w:rPr>
+    </w:lvl>
+    <w:lvl w:ilvl="4" w:tentative="1">
+      <w:start w:val="1"/>
+      <w:numFmt w:val="bullet"/>
+      <w:lvlText w:val=""/>
+      <w:lvlJc w:val="left"/>
+      <w:pPr>
+        <w:tabs>
+          <w:tab w:val="num" w:pos="3600"/>
+        </w:tabs>
+        <w:ind w:left="3600" w:hanging="360"/>
+      </w:pPr>
+      <w:rPr>
+        <w:rFonts w:ascii="Wingdings" w:hAnsi="Wingdings" w:hint="default"/>
+        <w:sz w:val="20"/>
+      </w:rPr>
+    </w:lvl>
+    <w:lvl w:ilvl="5" w:tentative="1">
+      <w:start w:val="1"/>
+      <w:numFmt w:val="bullet"/>
+      <w:lvlText w:val=""/>
+      <w:lvlJc w:val="left"/>
+      <w:pPr>
+        <w:tabs>
+          <w:tab w:val="num" w:pos="4320"/>
+        </w:tabs>
+        <w:ind w:left="4320" w:hanging="360"/>
+      </w:pPr>
+      <w:rPr>
+        <w:rFonts w:ascii="Wingdings" w:hAnsi="Wingdings" w:hint="default"/>
+        <w:sz w:val="20"/>
+      </w:rPr>
+    </w:lvl>
+    <w:lvl w:ilvl="6" w:tentative="1">
+      <w:start w:val="1"/>
+      <w:numFmt w:val="bullet"/>
+      <w:lvlText w:val=""/>
+      <w:lvlJc w:val="left"/>
+      <w:pPr>
+        <w:tabs>
+          <w:tab w:val="num" w:pos="5040"/>
+        </w:tabs>
+        <w:ind w:left="5040" w:hanging="360"/>
+      </w:pPr>
+      <w:rPr>
+        <w:rFonts w:ascii="Wingdings" w:hAnsi="Wingdings" w:hint="default"/>
+        <w:sz w:val="20"/>
+      </w:rPr>
+    </w:lvl>
+    <w:lvl w:ilvl="7" w:tentative="1">
+      <w:start w:val="1"/>
+      <w:numFmt w:val="bullet"/>
+      <w:lvlText w:val=""/>
+      <w:lvlJc w:val="left"/>
+      <w:pPr>
+        <w:tabs>
+          <w:tab w:val="num" w:pos="5760"/>
+        </w:tabs>
+        <w:ind w:left="5760" w:hanging="360"/>
+      </w:pPr>
+      <w:rPr>
+        <w:rFonts w:ascii="Wingdings" w:hAnsi="Wingdings" w:hint="default"/>
+        <w:sz w:val="20"/>
+      </w:rPr>
+    </w:lvl>
+    <w:lvl w:ilvl="8" w:tentative="1">
+      <w:start w:val="1"/>
+      <w:numFmt w:val="bullet"/>
+      <w:lvlText w:val=""/>
+      <w:lvlJc w:val="left"/>
+      <w:pPr>
+        <w:tabs>
+          <w:tab w:val="num" w:pos="6480"/>
+        </w:tabs>
+        <w:ind w:left="6480" w:hanging="360"/>
+      </w:pPr>
+      <w:rPr>
+        <w:rFonts w:ascii="Wingdings" w:hAnsi="Wingdings" w:hint="default"/>
+        <w:sz w:val="20"/>
+      </w:rPr>
+    </w:lvl>
+  </w:abstractNum>
+  <w:abstractNum w:abstractNumId="28" w15:restartNumberingAfterBreak="0">
     <w:nsid w:val="45C96F03"/>
     <w:multiLevelType w:val="multilevel"/>
     <w:tmpl w:val="41EA42C2"/>
@@ -13812,7 +19763,305 @@
       </w:pPr>
     </w:lvl>
   </w:abstractNum>
-  <w:abstractNum w:abstractNumId="18" w15:restartNumberingAfterBreak="0">
+  <w:abstractNum w:abstractNumId="29" w15:restartNumberingAfterBreak="0">
+    <w:nsid w:val="46700382"/>
+    <w:multiLevelType w:val="multilevel"/>
+    <w:tmpl w:val="99AA9DFC"/>
+    <w:lvl w:ilvl="0">
+      <w:start w:val="1"/>
+      <w:numFmt w:val="bullet"/>
+      <w:lvlText w:val=""/>
+      <w:lvlJc w:val="left"/>
+      <w:pPr>
+        <w:tabs>
+          <w:tab w:val="num" w:pos="720"/>
+        </w:tabs>
+        <w:ind w:left="720" w:hanging="360"/>
+      </w:pPr>
+      <w:rPr>
+        <w:rFonts w:ascii="Symbol" w:hAnsi="Symbol" w:hint="default"/>
+        <w:sz w:val="20"/>
+      </w:rPr>
+    </w:lvl>
+    <w:lvl w:ilvl="1" w:tentative="1">
+      <w:start w:val="1"/>
+      <w:numFmt w:val="bullet"/>
+      <w:lvlText w:val="o"/>
+      <w:lvlJc w:val="left"/>
+      <w:pPr>
+        <w:tabs>
+          <w:tab w:val="num" w:pos="1440"/>
+        </w:tabs>
+        <w:ind w:left="1440" w:hanging="360"/>
+      </w:pPr>
+      <w:rPr>
+        <w:rFonts w:ascii="Courier New" w:hAnsi="Courier New" w:hint="default"/>
+        <w:sz w:val="20"/>
+      </w:rPr>
+    </w:lvl>
+    <w:lvl w:ilvl="2" w:tentative="1">
+      <w:start w:val="1"/>
+      <w:numFmt w:val="bullet"/>
+      <w:lvlText w:val=""/>
+      <w:lvlJc w:val="left"/>
+      <w:pPr>
+        <w:tabs>
+          <w:tab w:val="num" w:pos="2160"/>
+        </w:tabs>
+        <w:ind w:left="2160" w:hanging="360"/>
+      </w:pPr>
+      <w:rPr>
+        <w:rFonts w:ascii="Wingdings" w:hAnsi="Wingdings" w:hint="default"/>
+        <w:sz w:val="20"/>
+      </w:rPr>
+    </w:lvl>
+    <w:lvl w:ilvl="3" w:tentative="1">
+      <w:start w:val="1"/>
+      <w:numFmt w:val="bullet"/>
+      <w:lvlText w:val=""/>
+      <w:lvlJc w:val="left"/>
+      <w:pPr>
+        <w:tabs>
+          <w:tab w:val="num" w:pos="2880"/>
+        </w:tabs>
+        <w:ind w:left="2880" w:hanging="360"/>
+      </w:pPr>
+      <w:rPr>
+        <w:rFonts w:ascii="Wingdings" w:hAnsi="Wingdings" w:hint="default"/>
+        <w:sz w:val="20"/>
+      </w:rPr>
+    </w:lvl>
+    <w:lvl w:ilvl="4" w:tentative="1">
+      <w:start w:val="1"/>
+      <w:numFmt w:val="bullet"/>
+      <w:lvlText w:val=""/>
+      <w:lvlJc w:val="left"/>
+      <w:pPr>
+        <w:tabs>
+          <w:tab w:val="num" w:pos="3600"/>
+        </w:tabs>
+        <w:ind w:left="3600" w:hanging="360"/>
+      </w:pPr>
+      <w:rPr>
+        <w:rFonts w:ascii="Wingdings" w:hAnsi="Wingdings" w:hint="default"/>
+        <w:sz w:val="20"/>
+      </w:rPr>
+    </w:lvl>
+    <w:lvl w:ilvl="5" w:tentative="1">
+      <w:start w:val="1"/>
+      <w:numFmt w:val="bullet"/>
+      <w:lvlText w:val=""/>
+      <w:lvlJc w:val="left"/>
+      <w:pPr>
+        <w:tabs>
+          <w:tab w:val="num" w:pos="4320"/>
+        </w:tabs>
+        <w:ind w:left="4320" w:hanging="360"/>
+      </w:pPr>
+      <w:rPr>
+        <w:rFonts w:ascii="Wingdings" w:hAnsi="Wingdings" w:hint="default"/>
+        <w:sz w:val="20"/>
+      </w:rPr>
+    </w:lvl>
+    <w:lvl w:ilvl="6" w:tentative="1">
+      <w:start w:val="1"/>
+      <w:numFmt w:val="bullet"/>
+      <w:lvlText w:val=""/>
+      <w:lvlJc w:val="left"/>
+      <w:pPr>
+        <w:tabs>
+          <w:tab w:val="num" w:pos="5040"/>
+        </w:tabs>
+        <w:ind w:left="5040" w:hanging="360"/>
+      </w:pPr>
+      <w:rPr>
+        <w:rFonts w:ascii="Wingdings" w:hAnsi="Wingdings" w:hint="default"/>
+        <w:sz w:val="20"/>
+      </w:rPr>
+    </w:lvl>
+    <w:lvl w:ilvl="7" w:tentative="1">
+      <w:start w:val="1"/>
+      <w:numFmt w:val="bullet"/>
+      <w:lvlText w:val=""/>
+      <w:lvlJc w:val="left"/>
+      <w:pPr>
+        <w:tabs>
+          <w:tab w:val="num" w:pos="5760"/>
+        </w:tabs>
+        <w:ind w:left="5760" w:hanging="360"/>
+      </w:pPr>
+      <w:rPr>
+        <w:rFonts w:ascii="Wingdings" w:hAnsi="Wingdings" w:hint="default"/>
+        <w:sz w:val="20"/>
+      </w:rPr>
+    </w:lvl>
+    <w:lvl w:ilvl="8" w:tentative="1">
+      <w:start w:val="1"/>
+      <w:numFmt w:val="bullet"/>
+      <w:lvlText w:val=""/>
+      <w:lvlJc w:val="left"/>
+      <w:pPr>
+        <w:tabs>
+          <w:tab w:val="num" w:pos="6480"/>
+        </w:tabs>
+        <w:ind w:left="6480" w:hanging="360"/>
+      </w:pPr>
+      <w:rPr>
+        <w:rFonts w:ascii="Wingdings" w:hAnsi="Wingdings" w:hint="default"/>
+        <w:sz w:val="20"/>
+      </w:rPr>
+    </w:lvl>
+  </w:abstractNum>
+  <w:abstractNum w:abstractNumId="30" w15:restartNumberingAfterBreak="0">
+    <w:nsid w:val="48A77790"/>
+    <w:multiLevelType w:val="multilevel"/>
+    <w:tmpl w:val="23DC18EE"/>
+    <w:lvl w:ilvl="0">
+      <w:start w:val="1"/>
+      <w:numFmt w:val="bullet"/>
+      <w:lvlText w:val=""/>
+      <w:lvlJc w:val="left"/>
+      <w:pPr>
+        <w:tabs>
+          <w:tab w:val="num" w:pos="720"/>
+        </w:tabs>
+        <w:ind w:left="720" w:hanging="360"/>
+      </w:pPr>
+      <w:rPr>
+        <w:rFonts w:ascii="Symbol" w:hAnsi="Symbol" w:hint="default"/>
+        <w:sz w:val="20"/>
+      </w:rPr>
+    </w:lvl>
+    <w:lvl w:ilvl="1" w:tentative="1">
+      <w:start w:val="1"/>
+      <w:numFmt w:val="bullet"/>
+      <w:lvlText w:val="o"/>
+      <w:lvlJc w:val="left"/>
+      <w:pPr>
+        <w:tabs>
+          <w:tab w:val="num" w:pos="1440"/>
+        </w:tabs>
+        <w:ind w:left="1440" w:hanging="360"/>
+      </w:pPr>
+      <w:rPr>
+        <w:rFonts w:ascii="Courier New" w:hAnsi="Courier New" w:hint="default"/>
+        <w:sz w:val="20"/>
+      </w:rPr>
+    </w:lvl>
+    <w:lvl w:ilvl="2" w:tentative="1">
+      <w:start w:val="1"/>
+      <w:numFmt w:val="bullet"/>
+      <w:lvlText w:val=""/>
+      <w:lvlJc w:val="left"/>
+      <w:pPr>
+        <w:tabs>
+          <w:tab w:val="num" w:pos="2160"/>
+        </w:tabs>
+        <w:ind w:left="2160" w:hanging="360"/>
+      </w:pPr>
+      <w:rPr>
+        <w:rFonts w:ascii="Wingdings" w:hAnsi="Wingdings" w:hint="default"/>
+        <w:sz w:val="20"/>
+      </w:rPr>
+    </w:lvl>
+    <w:lvl w:ilvl="3" w:tentative="1">
+      <w:start w:val="1"/>
+      <w:numFmt w:val="bullet"/>
+      <w:lvlText w:val=""/>
+      <w:lvlJc w:val="left"/>
+      <w:pPr>
+        <w:tabs>
+          <w:tab w:val="num" w:pos="2880"/>
+        </w:tabs>
+        <w:ind w:left="2880" w:hanging="360"/>
+      </w:pPr>
+      <w:rPr>
+        <w:rFonts w:ascii="Wingdings" w:hAnsi="Wingdings" w:hint="default"/>
+        <w:sz w:val="20"/>
+      </w:rPr>
+    </w:lvl>
+    <w:lvl w:ilvl="4" w:tentative="1">
+      <w:start w:val="1"/>
+      <w:numFmt w:val="bullet"/>
+      <w:lvlText w:val=""/>
+      <w:lvlJc w:val="left"/>
+      <w:pPr>
+        <w:tabs>
+          <w:tab w:val="num" w:pos="3600"/>
+        </w:tabs>
+        <w:ind w:left="3600" w:hanging="360"/>
+      </w:pPr>
+      <w:rPr>
+        <w:rFonts w:ascii="Wingdings" w:hAnsi="Wingdings" w:hint="default"/>
+        <w:sz w:val="20"/>
+      </w:rPr>
+    </w:lvl>
+    <w:lvl w:ilvl="5" w:tentative="1">
+      <w:start w:val="1"/>
+      <w:numFmt w:val="bullet"/>
+      <w:lvlText w:val=""/>
+      <w:lvlJc w:val="left"/>
+      <w:pPr>
+        <w:tabs>
+          <w:tab w:val="num" w:pos="4320"/>
+        </w:tabs>
+        <w:ind w:left="4320" w:hanging="360"/>
+      </w:pPr>
+      <w:rPr>
+        <w:rFonts w:ascii="Wingdings" w:hAnsi="Wingdings" w:hint="default"/>
+        <w:sz w:val="20"/>
+      </w:rPr>
+    </w:lvl>
+    <w:lvl w:ilvl="6" w:tentative="1">
+      <w:start w:val="1"/>
+      <w:numFmt w:val="bullet"/>
+      <w:lvlText w:val=""/>
+      <w:lvlJc w:val="left"/>
+      <w:pPr>
+        <w:tabs>
+          <w:tab w:val="num" w:pos="5040"/>
+        </w:tabs>
+        <w:ind w:left="5040" w:hanging="360"/>
+      </w:pPr>
+      <w:rPr>
+        <w:rFonts w:ascii="Wingdings" w:hAnsi="Wingdings" w:hint="default"/>
+        <w:sz w:val="20"/>
+      </w:rPr>
+    </w:lvl>
+    <w:lvl w:ilvl="7" w:tentative="1">
+      <w:start w:val="1"/>
+      <w:numFmt w:val="bullet"/>
+      <w:lvlText w:val=""/>
+      <w:lvlJc w:val="left"/>
+      <w:pPr>
+        <w:tabs>
+          <w:tab w:val="num" w:pos="5760"/>
+        </w:tabs>
+        <w:ind w:left="5760" w:hanging="360"/>
+      </w:pPr>
+      <w:rPr>
+        <w:rFonts w:ascii="Wingdings" w:hAnsi="Wingdings" w:hint="default"/>
+        <w:sz w:val="20"/>
+      </w:rPr>
+    </w:lvl>
+    <w:lvl w:ilvl="8" w:tentative="1">
+      <w:start w:val="1"/>
+      <w:numFmt w:val="bullet"/>
+      <w:lvlText w:val=""/>
+      <w:lvlJc w:val="left"/>
+      <w:pPr>
+        <w:tabs>
+          <w:tab w:val="num" w:pos="6480"/>
+        </w:tabs>
+        <w:ind w:left="6480" w:hanging="360"/>
+      </w:pPr>
+      <w:rPr>
+        <w:rFonts w:ascii="Wingdings" w:hAnsi="Wingdings" w:hint="default"/>
+        <w:sz w:val="20"/>
+      </w:rPr>
+    </w:lvl>
+  </w:abstractNum>
+  <w:abstractNum w:abstractNumId="31" w15:restartNumberingAfterBreak="0">
     <w:nsid w:val="498711E3"/>
     <w:multiLevelType w:val="multilevel"/>
     <w:tmpl w:val="AEC6750A"/>
@@ -13925,7 +20174,156 @@
       </w:pPr>
     </w:lvl>
   </w:abstractNum>
-  <w:abstractNum w:abstractNumId="19" w15:restartNumberingAfterBreak="0">
+  <w:abstractNum w:abstractNumId="32" w15:restartNumberingAfterBreak="0">
+    <w:nsid w:val="523453AB"/>
+    <w:multiLevelType w:val="multilevel"/>
+    <w:tmpl w:val="FEEC3730"/>
+    <w:lvl w:ilvl="0">
+      <w:start w:val="1"/>
+      <w:numFmt w:val="bullet"/>
+      <w:lvlText w:val=""/>
+      <w:lvlJc w:val="left"/>
+      <w:pPr>
+        <w:tabs>
+          <w:tab w:val="num" w:pos="720"/>
+        </w:tabs>
+        <w:ind w:left="720" w:hanging="360"/>
+      </w:pPr>
+      <w:rPr>
+        <w:rFonts w:ascii="Symbol" w:hAnsi="Symbol" w:hint="default"/>
+        <w:sz w:val="20"/>
+      </w:rPr>
+    </w:lvl>
+    <w:lvl w:ilvl="1" w:tentative="1">
+      <w:start w:val="1"/>
+      <w:numFmt w:val="bullet"/>
+      <w:lvlText w:val="o"/>
+      <w:lvlJc w:val="left"/>
+      <w:pPr>
+        <w:tabs>
+          <w:tab w:val="num" w:pos="1440"/>
+        </w:tabs>
+        <w:ind w:left="1440" w:hanging="360"/>
+      </w:pPr>
+      <w:rPr>
+        <w:rFonts w:ascii="Courier New" w:hAnsi="Courier New" w:hint="default"/>
+        <w:sz w:val="20"/>
+      </w:rPr>
+    </w:lvl>
+    <w:lvl w:ilvl="2" w:tentative="1">
+      <w:start w:val="1"/>
+      <w:numFmt w:val="bullet"/>
+      <w:lvlText w:val=""/>
+      <w:lvlJc w:val="left"/>
+      <w:pPr>
+        <w:tabs>
+          <w:tab w:val="num" w:pos="2160"/>
+        </w:tabs>
+        <w:ind w:left="2160" w:hanging="360"/>
+      </w:pPr>
+      <w:rPr>
+        <w:rFonts w:ascii="Wingdings" w:hAnsi="Wingdings" w:hint="default"/>
+        <w:sz w:val="20"/>
+      </w:rPr>
+    </w:lvl>
+    <w:lvl w:ilvl="3" w:tentative="1">
+      <w:start w:val="1"/>
+      <w:numFmt w:val="bullet"/>
+      <w:lvlText w:val=""/>
+      <w:lvlJc w:val="left"/>
+      <w:pPr>
+        <w:tabs>
+          <w:tab w:val="num" w:pos="2880"/>
+        </w:tabs>
+        <w:ind w:left="2880" w:hanging="360"/>
+      </w:pPr>
+      <w:rPr>
+        <w:rFonts w:ascii="Wingdings" w:hAnsi="Wingdings" w:hint="default"/>
+        <w:sz w:val="20"/>
+      </w:rPr>
+    </w:lvl>
+    <w:lvl w:ilvl="4" w:tentative="1">
+      <w:start w:val="1"/>
+      <w:numFmt w:val="bullet"/>
+      <w:lvlText w:val=""/>
+      <w:lvlJc w:val="left"/>
+      <w:pPr>
+        <w:tabs>
+          <w:tab w:val="num" w:pos="3600"/>
+        </w:tabs>
+        <w:ind w:left="3600" w:hanging="360"/>
+      </w:pPr>
+      <w:rPr>
+        <w:rFonts w:ascii="Wingdings" w:hAnsi="Wingdings" w:hint="default"/>
+        <w:sz w:val="20"/>
+      </w:rPr>
+    </w:lvl>
+    <w:lvl w:ilvl="5" w:tentative="1">
+      <w:start w:val="1"/>
+      <w:numFmt w:val="bullet"/>
+      <w:lvlText w:val=""/>
+      <w:lvlJc w:val="left"/>
+      <w:pPr>
+        <w:tabs>
+          <w:tab w:val="num" w:pos="4320"/>
+        </w:tabs>
+        <w:ind w:left="4320" w:hanging="360"/>
+      </w:pPr>
+      <w:rPr>
+        <w:rFonts w:ascii="Wingdings" w:hAnsi="Wingdings" w:hint="default"/>
+        <w:sz w:val="20"/>
+      </w:rPr>
+    </w:lvl>
+    <w:lvl w:ilvl="6" w:tentative="1">
+      <w:start w:val="1"/>
+      <w:numFmt w:val="bullet"/>
+      <w:lvlText w:val=""/>
+      <w:lvlJc w:val="left"/>
+      <w:pPr>
+        <w:tabs>
+          <w:tab w:val="num" w:pos="5040"/>
+        </w:tabs>
+        <w:ind w:left="5040" w:hanging="360"/>
+      </w:pPr>
+      <w:rPr>
+        <w:rFonts w:ascii="Wingdings" w:hAnsi="Wingdings" w:hint="default"/>
+        <w:sz w:val="20"/>
+      </w:rPr>
+    </w:lvl>
+    <w:lvl w:ilvl="7" w:tentative="1">
+      <w:start w:val="1"/>
+      <w:numFmt w:val="bullet"/>
+      <w:lvlText w:val=""/>
+      <w:lvlJc w:val="left"/>
+      <w:pPr>
+        <w:tabs>
+          <w:tab w:val="num" w:pos="5760"/>
+        </w:tabs>
+        <w:ind w:left="5760" w:hanging="360"/>
+      </w:pPr>
+      <w:rPr>
+        <w:rFonts w:ascii="Wingdings" w:hAnsi="Wingdings" w:hint="default"/>
+        <w:sz w:val="20"/>
+      </w:rPr>
+    </w:lvl>
+    <w:lvl w:ilvl="8" w:tentative="1">
+      <w:start w:val="1"/>
+      <w:numFmt w:val="bullet"/>
+      <w:lvlText w:val=""/>
+      <w:lvlJc w:val="left"/>
+      <w:pPr>
+        <w:tabs>
+          <w:tab w:val="num" w:pos="6480"/>
+        </w:tabs>
+        <w:ind w:left="6480" w:hanging="360"/>
+      </w:pPr>
+      <w:rPr>
+        <w:rFonts w:ascii="Wingdings" w:hAnsi="Wingdings" w:hint="default"/>
+        <w:sz w:val="20"/>
+      </w:rPr>
+    </w:lvl>
+  </w:abstractNum>
+  <w:abstractNum w:abstractNumId="33" w15:restartNumberingAfterBreak="0">
     <w:nsid w:val="54E525E2"/>
     <w:multiLevelType w:val="multilevel"/>
     <w:tmpl w:val="035E67F6"/>
@@ -14038,7 +20436,7 @@
       </w:pPr>
     </w:lvl>
   </w:abstractNum>
-  <w:abstractNum w:abstractNumId="20" w15:restartNumberingAfterBreak="0">
+  <w:abstractNum w:abstractNumId="34" w15:restartNumberingAfterBreak="0">
     <w:nsid w:val="55AD034E"/>
     <w:multiLevelType w:val="multilevel"/>
     <w:tmpl w:val="DF681E50"/>
@@ -14187,7 +20585,7 @@
       </w:rPr>
     </w:lvl>
   </w:abstractNum>
-  <w:abstractNum w:abstractNumId="21" w15:restartNumberingAfterBreak="0">
+  <w:abstractNum w:abstractNumId="35" w15:restartNumberingAfterBreak="0">
     <w:nsid w:val="55FE35FA"/>
     <w:multiLevelType w:val="multilevel"/>
     <w:tmpl w:val="097AC9A6"/>
@@ -14300,7 +20698,567 @@
       </w:pPr>
     </w:lvl>
   </w:abstractNum>
-  <w:abstractNum w:abstractNumId="22" w15:restartNumberingAfterBreak="0">
+  <w:abstractNum w:abstractNumId="36" w15:restartNumberingAfterBreak="0">
+    <w:nsid w:val="5CB97219"/>
+    <w:multiLevelType w:val="multilevel"/>
+    <w:tmpl w:val="FB1E5B48"/>
+    <w:lvl w:ilvl="0">
+      <w:start w:val="1"/>
+      <w:numFmt w:val="bullet"/>
+      <w:lvlText w:val=""/>
+      <w:lvlJc w:val="left"/>
+      <w:pPr>
+        <w:tabs>
+          <w:tab w:val="num" w:pos="720"/>
+        </w:tabs>
+        <w:ind w:left="720" w:hanging="360"/>
+      </w:pPr>
+      <w:rPr>
+        <w:rFonts w:ascii="Symbol" w:hAnsi="Symbol" w:hint="default"/>
+        <w:sz w:val="20"/>
+      </w:rPr>
+    </w:lvl>
+    <w:lvl w:ilvl="1" w:tentative="1">
+      <w:start w:val="1"/>
+      <w:numFmt w:val="bullet"/>
+      <w:lvlText w:val="o"/>
+      <w:lvlJc w:val="left"/>
+      <w:pPr>
+        <w:tabs>
+          <w:tab w:val="num" w:pos="1440"/>
+        </w:tabs>
+        <w:ind w:left="1440" w:hanging="360"/>
+      </w:pPr>
+      <w:rPr>
+        <w:rFonts w:ascii="Courier New" w:hAnsi="Courier New" w:hint="default"/>
+        <w:sz w:val="20"/>
+      </w:rPr>
+    </w:lvl>
+    <w:lvl w:ilvl="2" w:tentative="1">
+      <w:start w:val="1"/>
+      <w:numFmt w:val="bullet"/>
+      <w:lvlText w:val=""/>
+      <w:lvlJc w:val="left"/>
+      <w:pPr>
+        <w:tabs>
+          <w:tab w:val="num" w:pos="2160"/>
+        </w:tabs>
+        <w:ind w:left="2160" w:hanging="360"/>
+      </w:pPr>
+      <w:rPr>
+        <w:rFonts w:ascii="Wingdings" w:hAnsi="Wingdings" w:hint="default"/>
+        <w:sz w:val="20"/>
+      </w:rPr>
+    </w:lvl>
+    <w:lvl w:ilvl="3" w:tentative="1">
+      <w:start w:val="1"/>
+      <w:numFmt w:val="bullet"/>
+      <w:lvlText w:val=""/>
+      <w:lvlJc w:val="left"/>
+      <w:pPr>
+        <w:tabs>
+          <w:tab w:val="num" w:pos="2880"/>
+        </w:tabs>
+        <w:ind w:left="2880" w:hanging="360"/>
+      </w:pPr>
+      <w:rPr>
+        <w:rFonts w:ascii="Wingdings" w:hAnsi="Wingdings" w:hint="default"/>
+        <w:sz w:val="20"/>
+      </w:rPr>
+    </w:lvl>
+    <w:lvl w:ilvl="4" w:tentative="1">
+      <w:start w:val="1"/>
+      <w:numFmt w:val="bullet"/>
+      <w:lvlText w:val=""/>
+      <w:lvlJc w:val="left"/>
+      <w:pPr>
+        <w:tabs>
+          <w:tab w:val="num" w:pos="3600"/>
+        </w:tabs>
+        <w:ind w:left="3600" w:hanging="360"/>
+      </w:pPr>
+      <w:rPr>
+        <w:rFonts w:ascii="Wingdings" w:hAnsi="Wingdings" w:hint="default"/>
+        <w:sz w:val="20"/>
+      </w:rPr>
+    </w:lvl>
+    <w:lvl w:ilvl="5" w:tentative="1">
+      <w:start w:val="1"/>
+      <w:numFmt w:val="bullet"/>
+      <w:lvlText w:val=""/>
+      <w:lvlJc w:val="left"/>
+      <w:pPr>
+        <w:tabs>
+          <w:tab w:val="num" w:pos="4320"/>
+        </w:tabs>
+        <w:ind w:left="4320" w:hanging="360"/>
+      </w:pPr>
+      <w:rPr>
+        <w:rFonts w:ascii="Wingdings" w:hAnsi="Wingdings" w:hint="default"/>
+        <w:sz w:val="20"/>
+      </w:rPr>
+    </w:lvl>
+    <w:lvl w:ilvl="6" w:tentative="1">
+      <w:start w:val="1"/>
+      <w:numFmt w:val="bullet"/>
+      <w:lvlText w:val=""/>
+      <w:lvlJc w:val="left"/>
+      <w:pPr>
+        <w:tabs>
+          <w:tab w:val="num" w:pos="5040"/>
+        </w:tabs>
+        <w:ind w:left="5040" w:hanging="360"/>
+      </w:pPr>
+      <w:rPr>
+        <w:rFonts w:ascii="Wingdings" w:hAnsi="Wingdings" w:hint="default"/>
+        <w:sz w:val="20"/>
+      </w:rPr>
+    </w:lvl>
+    <w:lvl w:ilvl="7" w:tentative="1">
+      <w:start w:val="1"/>
+      <w:numFmt w:val="bullet"/>
+      <w:lvlText w:val=""/>
+      <w:lvlJc w:val="left"/>
+      <w:pPr>
+        <w:tabs>
+          <w:tab w:val="num" w:pos="5760"/>
+        </w:tabs>
+        <w:ind w:left="5760" w:hanging="360"/>
+      </w:pPr>
+      <w:rPr>
+        <w:rFonts w:ascii="Wingdings" w:hAnsi="Wingdings" w:hint="default"/>
+        <w:sz w:val="20"/>
+      </w:rPr>
+    </w:lvl>
+    <w:lvl w:ilvl="8" w:tentative="1">
+      <w:start w:val="1"/>
+      <w:numFmt w:val="bullet"/>
+      <w:lvlText w:val=""/>
+      <w:lvlJc w:val="left"/>
+      <w:pPr>
+        <w:tabs>
+          <w:tab w:val="num" w:pos="6480"/>
+        </w:tabs>
+        <w:ind w:left="6480" w:hanging="360"/>
+      </w:pPr>
+      <w:rPr>
+        <w:rFonts w:ascii="Wingdings" w:hAnsi="Wingdings" w:hint="default"/>
+        <w:sz w:val="20"/>
+      </w:rPr>
+    </w:lvl>
+  </w:abstractNum>
+  <w:abstractNum w:abstractNumId="37" w15:restartNumberingAfterBreak="0">
+    <w:nsid w:val="5EF2254F"/>
+    <w:multiLevelType w:val="hybridMultilevel"/>
+    <w:tmpl w:val="EC84197C"/>
+    <w:lvl w:ilvl="0" w:tplc="0C0A0001">
+      <w:start w:val="1"/>
+      <w:numFmt w:val="bullet"/>
+      <w:lvlText w:val=""/>
+      <w:lvlJc w:val="left"/>
+      <w:pPr>
+        <w:ind w:left="1440" w:hanging="360"/>
+      </w:pPr>
+      <w:rPr>
+        <w:rFonts w:ascii="Symbol" w:hAnsi="Symbol" w:hint="default"/>
+      </w:rPr>
+    </w:lvl>
+    <w:lvl w:ilvl="1" w:tplc="0C0A0003" w:tentative="1">
+      <w:start w:val="1"/>
+      <w:numFmt w:val="bullet"/>
+      <w:lvlText w:val="o"/>
+      <w:lvlJc w:val="left"/>
+      <w:pPr>
+        <w:ind w:left="2160" w:hanging="360"/>
+      </w:pPr>
+      <w:rPr>
+        <w:rFonts w:ascii="Courier New" w:hAnsi="Courier New" w:cs="Courier New" w:hint="default"/>
+      </w:rPr>
+    </w:lvl>
+    <w:lvl w:ilvl="2" w:tplc="0C0A0005" w:tentative="1">
+      <w:start w:val="1"/>
+      <w:numFmt w:val="bullet"/>
+      <w:lvlText w:val=""/>
+      <w:lvlJc w:val="left"/>
+      <w:pPr>
+        <w:ind w:left="2880" w:hanging="360"/>
+      </w:pPr>
+      <w:rPr>
+        <w:rFonts w:ascii="Wingdings" w:hAnsi="Wingdings" w:hint="default"/>
+      </w:rPr>
+    </w:lvl>
+    <w:lvl w:ilvl="3" w:tplc="0C0A0001" w:tentative="1">
+      <w:start w:val="1"/>
+      <w:numFmt w:val="bullet"/>
+      <w:lvlText w:val=""/>
+      <w:lvlJc w:val="left"/>
+      <w:pPr>
+        <w:ind w:left="3600" w:hanging="360"/>
+      </w:pPr>
+      <w:rPr>
+        <w:rFonts w:ascii="Symbol" w:hAnsi="Symbol" w:hint="default"/>
+      </w:rPr>
+    </w:lvl>
+    <w:lvl w:ilvl="4" w:tplc="0C0A0003" w:tentative="1">
+      <w:start w:val="1"/>
+      <w:numFmt w:val="bullet"/>
+      <w:lvlText w:val="o"/>
+      <w:lvlJc w:val="left"/>
+      <w:pPr>
+        <w:ind w:left="4320" w:hanging="360"/>
+      </w:pPr>
+      <w:rPr>
+        <w:rFonts w:ascii="Courier New" w:hAnsi="Courier New" w:cs="Courier New" w:hint="default"/>
+      </w:rPr>
+    </w:lvl>
+    <w:lvl w:ilvl="5" w:tplc="0C0A0005" w:tentative="1">
+      <w:start w:val="1"/>
+      <w:numFmt w:val="bullet"/>
+      <w:lvlText w:val=""/>
+      <w:lvlJc w:val="left"/>
+      <w:pPr>
+        <w:ind w:left="5040" w:hanging="360"/>
+      </w:pPr>
+      <w:rPr>
+        <w:rFonts w:ascii="Wingdings" w:hAnsi="Wingdings" w:hint="default"/>
+      </w:rPr>
+    </w:lvl>
+    <w:lvl w:ilvl="6" w:tplc="0C0A0001" w:tentative="1">
+      <w:start w:val="1"/>
+      <w:numFmt w:val="bullet"/>
+      <w:lvlText w:val=""/>
+      <w:lvlJc w:val="left"/>
+      <w:pPr>
+        <w:ind w:left="5760" w:hanging="360"/>
+      </w:pPr>
+      <w:rPr>
+        <w:rFonts w:ascii="Symbol" w:hAnsi="Symbol" w:hint="default"/>
+      </w:rPr>
+    </w:lvl>
+    <w:lvl w:ilvl="7" w:tplc="0C0A0003" w:tentative="1">
+      <w:start w:val="1"/>
+      <w:numFmt w:val="bullet"/>
+      <w:lvlText w:val="o"/>
+      <w:lvlJc w:val="left"/>
+      <w:pPr>
+        <w:ind w:left="6480" w:hanging="360"/>
+      </w:pPr>
+      <w:rPr>
+        <w:rFonts w:ascii="Courier New" w:hAnsi="Courier New" w:cs="Courier New" w:hint="default"/>
+      </w:rPr>
+    </w:lvl>
+    <w:lvl w:ilvl="8" w:tplc="0C0A0005" w:tentative="1">
+      <w:start w:val="1"/>
+      <w:numFmt w:val="bullet"/>
+      <w:lvlText w:val=""/>
+      <w:lvlJc w:val="left"/>
+      <w:pPr>
+        <w:ind w:left="7200" w:hanging="360"/>
+      </w:pPr>
+      <w:rPr>
+        <w:rFonts w:ascii="Wingdings" w:hAnsi="Wingdings" w:hint="default"/>
+      </w:rPr>
+    </w:lvl>
+  </w:abstractNum>
+  <w:abstractNum w:abstractNumId="38" w15:restartNumberingAfterBreak="0">
+    <w:nsid w:val="614C6FC9"/>
+    <w:multiLevelType w:val="multilevel"/>
+    <w:tmpl w:val="A226FB30"/>
+    <w:lvl w:ilvl="0">
+      <w:start w:val="1"/>
+      <w:numFmt w:val="bullet"/>
+      <w:lvlText w:val=""/>
+      <w:lvlJc w:val="left"/>
+      <w:pPr>
+        <w:tabs>
+          <w:tab w:val="num" w:pos="720"/>
+        </w:tabs>
+        <w:ind w:left="720" w:hanging="360"/>
+      </w:pPr>
+      <w:rPr>
+        <w:rFonts w:ascii="Symbol" w:hAnsi="Symbol" w:hint="default"/>
+        <w:sz w:val="20"/>
+      </w:rPr>
+    </w:lvl>
+    <w:lvl w:ilvl="1" w:tentative="1">
+      <w:start w:val="1"/>
+      <w:numFmt w:val="bullet"/>
+      <w:lvlText w:val="o"/>
+      <w:lvlJc w:val="left"/>
+      <w:pPr>
+        <w:tabs>
+          <w:tab w:val="num" w:pos="1440"/>
+        </w:tabs>
+        <w:ind w:left="1440" w:hanging="360"/>
+      </w:pPr>
+      <w:rPr>
+        <w:rFonts w:ascii="Courier New" w:hAnsi="Courier New" w:hint="default"/>
+        <w:sz w:val="20"/>
+      </w:rPr>
+    </w:lvl>
+    <w:lvl w:ilvl="2" w:tentative="1">
+      <w:start w:val="1"/>
+      <w:numFmt w:val="bullet"/>
+      <w:lvlText w:val=""/>
+      <w:lvlJc w:val="left"/>
+      <w:pPr>
+        <w:tabs>
+          <w:tab w:val="num" w:pos="2160"/>
+        </w:tabs>
+        <w:ind w:left="2160" w:hanging="360"/>
+      </w:pPr>
+      <w:rPr>
+        <w:rFonts w:ascii="Wingdings" w:hAnsi="Wingdings" w:hint="default"/>
+        <w:sz w:val="20"/>
+      </w:rPr>
+    </w:lvl>
+    <w:lvl w:ilvl="3" w:tentative="1">
+      <w:start w:val="1"/>
+      <w:numFmt w:val="bullet"/>
+      <w:lvlText w:val=""/>
+      <w:lvlJc w:val="left"/>
+      <w:pPr>
+        <w:tabs>
+          <w:tab w:val="num" w:pos="2880"/>
+        </w:tabs>
+        <w:ind w:left="2880" w:hanging="360"/>
+      </w:pPr>
+      <w:rPr>
+        <w:rFonts w:ascii="Wingdings" w:hAnsi="Wingdings" w:hint="default"/>
+        <w:sz w:val="20"/>
+      </w:rPr>
+    </w:lvl>
+    <w:lvl w:ilvl="4" w:tentative="1">
+      <w:start w:val="1"/>
+      <w:numFmt w:val="bullet"/>
+      <w:lvlText w:val=""/>
+      <w:lvlJc w:val="left"/>
+      <w:pPr>
+        <w:tabs>
+          <w:tab w:val="num" w:pos="3600"/>
+        </w:tabs>
+        <w:ind w:left="3600" w:hanging="360"/>
+      </w:pPr>
+      <w:rPr>
+        <w:rFonts w:ascii="Wingdings" w:hAnsi="Wingdings" w:hint="default"/>
+        <w:sz w:val="20"/>
+      </w:rPr>
+    </w:lvl>
+    <w:lvl w:ilvl="5" w:tentative="1">
+      <w:start w:val="1"/>
+      <w:numFmt w:val="bullet"/>
+      <w:lvlText w:val=""/>
+      <w:lvlJc w:val="left"/>
+      <w:pPr>
+        <w:tabs>
+          <w:tab w:val="num" w:pos="4320"/>
+        </w:tabs>
+        <w:ind w:left="4320" w:hanging="360"/>
+      </w:pPr>
+      <w:rPr>
+        <w:rFonts w:ascii="Wingdings" w:hAnsi="Wingdings" w:hint="default"/>
+        <w:sz w:val="20"/>
+      </w:rPr>
+    </w:lvl>
+    <w:lvl w:ilvl="6" w:tentative="1">
+      <w:start w:val="1"/>
+      <w:numFmt w:val="bullet"/>
+      <w:lvlText w:val=""/>
+      <w:lvlJc w:val="left"/>
+      <w:pPr>
+        <w:tabs>
+          <w:tab w:val="num" w:pos="5040"/>
+        </w:tabs>
+        <w:ind w:left="5040" w:hanging="360"/>
+      </w:pPr>
+      <w:rPr>
+        <w:rFonts w:ascii="Wingdings" w:hAnsi="Wingdings" w:hint="default"/>
+        <w:sz w:val="20"/>
+      </w:rPr>
+    </w:lvl>
+    <w:lvl w:ilvl="7" w:tentative="1">
+      <w:start w:val="1"/>
+      <w:numFmt w:val="bullet"/>
+      <w:lvlText w:val=""/>
+      <w:lvlJc w:val="left"/>
+      <w:pPr>
+        <w:tabs>
+          <w:tab w:val="num" w:pos="5760"/>
+        </w:tabs>
+        <w:ind w:left="5760" w:hanging="360"/>
+      </w:pPr>
+      <w:rPr>
+        <w:rFonts w:ascii="Wingdings" w:hAnsi="Wingdings" w:hint="default"/>
+        <w:sz w:val="20"/>
+      </w:rPr>
+    </w:lvl>
+    <w:lvl w:ilvl="8" w:tentative="1">
+      <w:start w:val="1"/>
+      <w:numFmt w:val="bullet"/>
+      <w:lvlText w:val=""/>
+      <w:lvlJc w:val="left"/>
+      <w:pPr>
+        <w:tabs>
+          <w:tab w:val="num" w:pos="6480"/>
+        </w:tabs>
+        <w:ind w:left="6480" w:hanging="360"/>
+      </w:pPr>
+      <w:rPr>
+        <w:rFonts w:ascii="Wingdings" w:hAnsi="Wingdings" w:hint="default"/>
+        <w:sz w:val="20"/>
+      </w:rPr>
+    </w:lvl>
+  </w:abstractNum>
+  <w:abstractNum w:abstractNumId="39" w15:restartNumberingAfterBreak="0">
+    <w:nsid w:val="614D1854"/>
+    <w:multiLevelType w:val="multilevel"/>
+    <w:tmpl w:val="F46A48C8"/>
+    <w:lvl w:ilvl="0">
+      <w:start w:val="1"/>
+      <w:numFmt w:val="bullet"/>
+      <w:lvlText w:val=""/>
+      <w:lvlJc w:val="left"/>
+      <w:pPr>
+        <w:tabs>
+          <w:tab w:val="num" w:pos="720"/>
+        </w:tabs>
+        <w:ind w:left="720" w:hanging="360"/>
+      </w:pPr>
+      <w:rPr>
+        <w:rFonts w:ascii="Symbol" w:hAnsi="Symbol" w:hint="default"/>
+        <w:sz w:val="20"/>
+      </w:rPr>
+    </w:lvl>
+    <w:lvl w:ilvl="1" w:tentative="1">
+      <w:start w:val="1"/>
+      <w:numFmt w:val="bullet"/>
+      <w:lvlText w:val="o"/>
+      <w:lvlJc w:val="left"/>
+      <w:pPr>
+        <w:tabs>
+          <w:tab w:val="num" w:pos="1440"/>
+        </w:tabs>
+        <w:ind w:left="1440" w:hanging="360"/>
+      </w:pPr>
+      <w:rPr>
+        <w:rFonts w:ascii="Courier New" w:hAnsi="Courier New" w:hint="default"/>
+        <w:sz w:val="20"/>
+      </w:rPr>
+    </w:lvl>
+    <w:lvl w:ilvl="2" w:tentative="1">
+      <w:start w:val="1"/>
+      <w:numFmt w:val="bullet"/>
+      <w:lvlText w:val=""/>
+      <w:lvlJc w:val="left"/>
+      <w:pPr>
+        <w:tabs>
+          <w:tab w:val="num" w:pos="2160"/>
+        </w:tabs>
+        <w:ind w:left="2160" w:hanging="360"/>
+      </w:pPr>
+      <w:rPr>
+        <w:rFonts w:ascii="Wingdings" w:hAnsi="Wingdings" w:hint="default"/>
+        <w:sz w:val="20"/>
+      </w:rPr>
+    </w:lvl>
+    <w:lvl w:ilvl="3" w:tentative="1">
+      <w:start w:val="1"/>
+      <w:numFmt w:val="bullet"/>
+      <w:lvlText w:val=""/>
+      <w:lvlJc w:val="left"/>
+      <w:pPr>
+        <w:tabs>
+          <w:tab w:val="num" w:pos="2880"/>
+        </w:tabs>
+        <w:ind w:left="2880" w:hanging="360"/>
+      </w:pPr>
+      <w:rPr>
+        <w:rFonts w:ascii="Wingdings" w:hAnsi="Wingdings" w:hint="default"/>
+        <w:sz w:val="20"/>
+      </w:rPr>
+    </w:lvl>
+    <w:lvl w:ilvl="4" w:tentative="1">
+      <w:start w:val="1"/>
+      <w:numFmt w:val="bullet"/>
+      <w:lvlText w:val=""/>
+      <w:lvlJc w:val="left"/>
+      <w:pPr>
+        <w:tabs>
+          <w:tab w:val="num" w:pos="3600"/>
+        </w:tabs>
+        <w:ind w:left="3600" w:hanging="360"/>
+      </w:pPr>
+      <w:rPr>
+        <w:rFonts w:ascii="Wingdings" w:hAnsi="Wingdings" w:hint="default"/>
+        <w:sz w:val="20"/>
+      </w:rPr>
+    </w:lvl>
+    <w:lvl w:ilvl="5" w:tentative="1">
+      <w:start w:val="1"/>
+      <w:numFmt w:val="bullet"/>
+      <w:lvlText w:val=""/>
+      <w:lvlJc w:val="left"/>
+      <w:pPr>
+        <w:tabs>
+          <w:tab w:val="num" w:pos="4320"/>
+        </w:tabs>
+        <w:ind w:left="4320" w:hanging="360"/>
+      </w:pPr>
+      <w:rPr>
+        <w:rFonts w:ascii="Wingdings" w:hAnsi="Wingdings" w:hint="default"/>
+        <w:sz w:val="20"/>
+      </w:rPr>
+    </w:lvl>
+    <w:lvl w:ilvl="6" w:tentative="1">
+      <w:start w:val="1"/>
+      <w:numFmt w:val="bullet"/>
+      <w:lvlText w:val=""/>
+      <w:lvlJc w:val="left"/>
+      <w:pPr>
+        <w:tabs>
+          <w:tab w:val="num" w:pos="5040"/>
+        </w:tabs>
+        <w:ind w:left="5040" w:hanging="360"/>
+      </w:pPr>
+      <w:rPr>
+        <w:rFonts w:ascii="Wingdings" w:hAnsi="Wingdings" w:hint="default"/>
+        <w:sz w:val="20"/>
+      </w:rPr>
+    </w:lvl>
+    <w:lvl w:ilvl="7" w:tentative="1">
+      <w:start w:val="1"/>
+      <w:numFmt w:val="bullet"/>
+      <w:lvlText w:val=""/>
+      <w:lvlJc w:val="left"/>
+      <w:pPr>
+        <w:tabs>
+          <w:tab w:val="num" w:pos="5760"/>
+        </w:tabs>
+        <w:ind w:left="5760" w:hanging="360"/>
+      </w:pPr>
+      <w:rPr>
+        <w:rFonts w:ascii="Wingdings" w:hAnsi="Wingdings" w:hint="default"/>
+        <w:sz w:val="20"/>
+      </w:rPr>
+    </w:lvl>
+    <w:lvl w:ilvl="8" w:tentative="1">
+      <w:start w:val="1"/>
+      <w:numFmt w:val="bullet"/>
+      <w:lvlText w:val=""/>
+      <w:lvlJc w:val="left"/>
+      <w:pPr>
+        <w:tabs>
+          <w:tab w:val="num" w:pos="6480"/>
+        </w:tabs>
+        <w:ind w:left="6480" w:hanging="360"/>
+      </w:pPr>
+      <w:rPr>
+        <w:rFonts w:ascii="Wingdings" w:hAnsi="Wingdings" w:hint="default"/>
+        <w:sz w:val="20"/>
+      </w:rPr>
+    </w:lvl>
+  </w:abstractNum>
+  <w:abstractNum w:abstractNumId="40" w15:restartNumberingAfterBreak="0">
     <w:nsid w:val="629365B8"/>
     <w:multiLevelType w:val="multilevel"/>
     <w:tmpl w:val="2BB4F74C"/>
@@ -14413,7 +21371,7 @@
       </w:pPr>
     </w:lvl>
   </w:abstractNum>
-  <w:abstractNum w:abstractNumId="23" w15:restartNumberingAfterBreak="0">
+  <w:abstractNum w:abstractNumId="41" w15:restartNumberingAfterBreak="0">
     <w:nsid w:val="65B1025F"/>
     <w:multiLevelType w:val="multilevel"/>
     <w:tmpl w:val="403CC442"/>
@@ -14526,7 +21484,7 @@
       </w:pPr>
     </w:lvl>
   </w:abstractNum>
-  <w:abstractNum w:abstractNumId="24" w15:restartNumberingAfterBreak="0">
+  <w:abstractNum w:abstractNumId="42" w15:restartNumberingAfterBreak="0">
     <w:nsid w:val="6BAC0678"/>
     <w:multiLevelType w:val="multilevel"/>
     <w:tmpl w:val="9CBEB5C0"/>
@@ -14639,7 +21597,7 @@
       </w:pPr>
     </w:lvl>
   </w:abstractNum>
-  <w:abstractNum w:abstractNumId="25" w15:restartNumberingAfterBreak="0">
+  <w:abstractNum w:abstractNumId="43" w15:restartNumberingAfterBreak="0">
     <w:nsid w:val="6DE65F40"/>
     <w:multiLevelType w:val="multilevel"/>
     <w:tmpl w:val="D47C49AC"/>
@@ -14752,17 +21710,315 @@
       </w:pPr>
     </w:lvl>
   </w:abstractNum>
+  <w:abstractNum w:abstractNumId="44" w15:restartNumberingAfterBreak="0">
+    <w:nsid w:val="74506C6E"/>
+    <w:multiLevelType w:val="multilevel"/>
+    <w:tmpl w:val="27204954"/>
+    <w:lvl w:ilvl="0">
+      <w:start w:val="1"/>
+      <w:numFmt w:val="bullet"/>
+      <w:lvlText w:val=""/>
+      <w:lvlJc w:val="left"/>
+      <w:pPr>
+        <w:tabs>
+          <w:tab w:val="num" w:pos="720"/>
+        </w:tabs>
+        <w:ind w:left="720" w:hanging="360"/>
+      </w:pPr>
+      <w:rPr>
+        <w:rFonts w:ascii="Symbol" w:hAnsi="Symbol" w:hint="default"/>
+        <w:sz w:val="20"/>
+      </w:rPr>
+    </w:lvl>
+    <w:lvl w:ilvl="1" w:tentative="1">
+      <w:start w:val="1"/>
+      <w:numFmt w:val="bullet"/>
+      <w:lvlText w:val="o"/>
+      <w:lvlJc w:val="left"/>
+      <w:pPr>
+        <w:tabs>
+          <w:tab w:val="num" w:pos="1440"/>
+        </w:tabs>
+        <w:ind w:left="1440" w:hanging="360"/>
+      </w:pPr>
+      <w:rPr>
+        <w:rFonts w:ascii="Courier New" w:hAnsi="Courier New" w:hint="default"/>
+        <w:sz w:val="20"/>
+      </w:rPr>
+    </w:lvl>
+    <w:lvl w:ilvl="2" w:tentative="1">
+      <w:start w:val="1"/>
+      <w:numFmt w:val="bullet"/>
+      <w:lvlText w:val=""/>
+      <w:lvlJc w:val="left"/>
+      <w:pPr>
+        <w:tabs>
+          <w:tab w:val="num" w:pos="2160"/>
+        </w:tabs>
+        <w:ind w:left="2160" w:hanging="360"/>
+      </w:pPr>
+      <w:rPr>
+        <w:rFonts w:ascii="Wingdings" w:hAnsi="Wingdings" w:hint="default"/>
+        <w:sz w:val="20"/>
+      </w:rPr>
+    </w:lvl>
+    <w:lvl w:ilvl="3" w:tentative="1">
+      <w:start w:val="1"/>
+      <w:numFmt w:val="bullet"/>
+      <w:lvlText w:val=""/>
+      <w:lvlJc w:val="left"/>
+      <w:pPr>
+        <w:tabs>
+          <w:tab w:val="num" w:pos="2880"/>
+        </w:tabs>
+        <w:ind w:left="2880" w:hanging="360"/>
+      </w:pPr>
+      <w:rPr>
+        <w:rFonts w:ascii="Wingdings" w:hAnsi="Wingdings" w:hint="default"/>
+        <w:sz w:val="20"/>
+      </w:rPr>
+    </w:lvl>
+    <w:lvl w:ilvl="4" w:tentative="1">
+      <w:start w:val="1"/>
+      <w:numFmt w:val="bullet"/>
+      <w:lvlText w:val=""/>
+      <w:lvlJc w:val="left"/>
+      <w:pPr>
+        <w:tabs>
+          <w:tab w:val="num" w:pos="3600"/>
+        </w:tabs>
+        <w:ind w:left="3600" w:hanging="360"/>
+      </w:pPr>
+      <w:rPr>
+        <w:rFonts w:ascii="Wingdings" w:hAnsi="Wingdings" w:hint="default"/>
+        <w:sz w:val="20"/>
+      </w:rPr>
+    </w:lvl>
+    <w:lvl w:ilvl="5" w:tentative="1">
+      <w:start w:val="1"/>
+      <w:numFmt w:val="bullet"/>
+      <w:lvlText w:val=""/>
+      <w:lvlJc w:val="left"/>
+      <w:pPr>
+        <w:tabs>
+          <w:tab w:val="num" w:pos="4320"/>
+        </w:tabs>
+        <w:ind w:left="4320" w:hanging="360"/>
+      </w:pPr>
+      <w:rPr>
+        <w:rFonts w:ascii="Wingdings" w:hAnsi="Wingdings" w:hint="default"/>
+        <w:sz w:val="20"/>
+      </w:rPr>
+    </w:lvl>
+    <w:lvl w:ilvl="6" w:tentative="1">
+      <w:start w:val="1"/>
+      <w:numFmt w:val="bullet"/>
+      <w:lvlText w:val=""/>
+      <w:lvlJc w:val="left"/>
+      <w:pPr>
+        <w:tabs>
+          <w:tab w:val="num" w:pos="5040"/>
+        </w:tabs>
+        <w:ind w:left="5040" w:hanging="360"/>
+      </w:pPr>
+      <w:rPr>
+        <w:rFonts w:ascii="Wingdings" w:hAnsi="Wingdings" w:hint="default"/>
+        <w:sz w:val="20"/>
+      </w:rPr>
+    </w:lvl>
+    <w:lvl w:ilvl="7" w:tentative="1">
+      <w:start w:val="1"/>
+      <w:numFmt w:val="bullet"/>
+      <w:lvlText w:val=""/>
+      <w:lvlJc w:val="left"/>
+      <w:pPr>
+        <w:tabs>
+          <w:tab w:val="num" w:pos="5760"/>
+        </w:tabs>
+        <w:ind w:left="5760" w:hanging="360"/>
+      </w:pPr>
+      <w:rPr>
+        <w:rFonts w:ascii="Wingdings" w:hAnsi="Wingdings" w:hint="default"/>
+        <w:sz w:val="20"/>
+      </w:rPr>
+    </w:lvl>
+    <w:lvl w:ilvl="8" w:tentative="1">
+      <w:start w:val="1"/>
+      <w:numFmt w:val="bullet"/>
+      <w:lvlText w:val=""/>
+      <w:lvlJc w:val="left"/>
+      <w:pPr>
+        <w:tabs>
+          <w:tab w:val="num" w:pos="6480"/>
+        </w:tabs>
+        <w:ind w:left="6480" w:hanging="360"/>
+      </w:pPr>
+      <w:rPr>
+        <w:rFonts w:ascii="Wingdings" w:hAnsi="Wingdings" w:hint="default"/>
+        <w:sz w:val="20"/>
+      </w:rPr>
+    </w:lvl>
+  </w:abstractNum>
+  <w:abstractNum w:abstractNumId="45" w15:restartNumberingAfterBreak="0">
+    <w:nsid w:val="781346DB"/>
+    <w:multiLevelType w:val="multilevel"/>
+    <w:tmpl w:val="FCB09C86"/>
+    <w:lvl w:ilvl="0">
+      <w:start w:val="1"/>
+      <w:numFmt w:val="bullet"/>
+      <w:lvlText w:val=""/>
+      <w:lvlJc w:val="left"/>
+      <w:pPr>
+        <w:tabs>
+          <w:tab w:val="num" w:pos="720"/>
+        </w:tabs>
+        <w:ind w:left="720" w:hanging="360"/>
+      </w:pPr>
+      <w:rPr>
+        <w:rFonts w:ascii="Symbol" w:hAnsi="Symbol" w:hint="default"/>
+        <w:sz w:val="20"/>
+      </w:rPr>
+    </w:lvl>
+    <w:lvl w:ilvl="1" w:tentative="1">
+      <w:start w:val="1"/>
+      <w:numFmt w:val="bullet"/>
+      <w:lvlText w:val="o"/>
+      <w:lvlJc w:val="left"/>
+      <w:pPr>
+        <w:tabs>
+          <w:tab w:val="num" w:pos="1440"/>
+        </w:tabs>
+        <w:ind w:left="1440" w:hanging="360"/>
+      </w:pPr>
+      <w:rPr>
+        <w:rFonts w:ascii="Courier New" w:hAnsi="Courier New" w:hint="default"/>
+        <w:sz w:val="20"/>
+      </w:rPr>
+    </w:lvl>
+    <w:lvl w:ilvl="2" w:tentative="1">
+      <w:start w:val="1"/>
+      <w:numFmt w:val="bullet"/>
+      <w:lvlText w:val=""/>
+      <w:lvlJc w:val="left"/>
+      <w:pPr>
+        <w:tabs>
+          <w:tab w:val="num" w:pos="2160"/>
+        </w:tabs>
+        <w:ind w:left="2160" w:hanging="360"/>
+      </w:pPr>
+      <w:rPr>
+        <w:rFonts w:ascii="Wingdings" w:hAnsi="Wingdings" w:hint="default"/>
+        <w:sz w:val="20"/>
+      </w:rPr>
+    </w:lvl>
+    <w:lvl w:ilvl="3" w:tentative="1">
+      <w:start w:val="1"/>
+      <w:numFmt w:val="bullet"/>
+      <w:lvlText w:val=""/>
+      <w:lvlJc w:val="left"/>
+      <w:pPr>
+        <w:tabs>
+          <w:tab w:val="num" w:pos="2880"/>
+        </w:tabs>
+        <w:ind w:left="2880" w:hanging="360"/>
+      </w:pPr>
+      <w:rPr>
+        <w:rFonts w:ascii="Wingdings" w:hAnsi="Wingdings" w:hint="default"/>
+        <w:sz w:val="20"/>
+      </w:rPr>
+    </w:lvl>
+    <w:lvl w:ilvl="4" w:tentative="1">
+      <w:start w:val="1"/>
+      <w:numFmt w:val="bullet"/>
+      <w:lvlText w:val=""/>
+      <w:lvlJc w:val="left"/>
+      <w:pPr>
+        <w:tabs>
+          <w:tab w:val="num" w:pos="3600"/>
+        </w:tabs>
+        <w:ind w:left="3600" w:hanging="360"/>
+      </w:pPr>
+      <w:rPr>
+        <w:rFonts w:ascii="Wingdings" w:hAnsi="Wingdings" w:hint="default"/>
+        <w:sz w:val="20"/>
+      </w:rPr>
+    </w:lvl>
+    <w:lvl w:ilvl="5" w:tentative="1">
+      <w:start w:val="1"/>
+      <w:numFmt w:val="bullet"/>
+      <w:lvlText w:val=""/>
+      <w:lvlJc w:val="left"/>
+      <w:pPr>
+        <w:tabs>
+          <w:tab w:val="num" w:pos="4320"/>
+        </w:tabs>
+        <w:ind w:left="4320" w:hanging="360"/>
+      </w:pPr>
+      <w:rPr>
+        <w:rFonts w:ascii="Wingdings" w:hAnsi="Wingdings" w:hint="default"/>
+        <w:sz w:val="20"/>
+      </w:rPr>
+    </w:lvl>
+    <w:lvl w:ilvl="6" w:tentative="1">
+      <w:start w:val="1"/>
+      <w:numFmt w:val="bullet"/>
+      <w:lvlText w:val=""/>
+      <w:lvlJc w:val="left"/>
+      <w:pPr>
+        <w:tabs>
+          <w:tab w:val="num" w:pos="5040"/>
+        </w:tabs>
+        <w:ind w:left="5040" w:hanging="360"/>
+      </w:pPr>
+      <w:rPr>
+        <w:rFonts w:ascii="Wingdings" w:hAnsi="Wingdings" w:hint="default"/>
+        <w:sz w:val="20"/>
+      </w:rPr>
+    </w:lvl>
+    <w:lvl w:ilvl="7" w:tentative="1">
+      <w:start w:val="1"/>
+      <w:numFmt w:val="bullet"/>
+      <w:lvlText w:val=""/>
+      <w:lvlJc w:val="left"/>
+      <w:pPr>
+        <w:tabs>
+          <w:tab w:val="num" w:pos="5760"/>
+        </w:tabs>
+        <w:ind w:left="5760" w:hanging="360"/>
+      </w:pPr>
+      <w:rPr>
+        <w:rFonts w:ascii="Wingdings" w:hAnsi="Wingdings" w:hint="default"/>
+        <w:sz w:val="20"/>
+      </w:rPr>
+    </w:lvl>
+    <w:lvl w:ilvl="8" w:tentative="1">
+      <w:start w:val="1"/>
+      <w:numFmt w:val="bullet"/>
+      <w:lvlText w:val=""/>
+      <w:lvlJc w:val="left"/>
+      <w:pPr>
+        <w:tabs>
+          <w:tab w:val="num" w:pos="6480"/>
+        </w:tabs>
+        <w:ind w:left="6480" w:hanging="360"/>
+      </w:pPr>
+      <w:rPr>
+        <w:rFonts w:ascii="Wingdings" w:hAnsi="Wingdings" w:hint="default"/>
+        <w:sz w:val="20"/>
+      </w:rPr>
+    </w:lvl>
+  </w:abstractNum>
   <w:num w:numId="1" w16cid:durableId="393237166">
-    <w:abstractNumId w:val="20"/>
+    <w:abstractNumId w:val="34"/>
   </w:num>
   <w:num w:numId="2" w16cid:durableId="509487436">
-    <w:abstractNumId w:val="5"/>
+    <w:abstractNumId w:val="6"/>
   </w:num>
   <w:num w:numId="3" w16cid:durableId="787243221">
     <w:abstractNumId w:val="2"/>
   </w:num>
   <w:num w:numId="4" w16cid:durableId="1612975297">
-    <w:abstractNumId w:val="6"/>
+    <w:abstractNumId w:val="9"/>
   </w:num>
   <w:num w:numId="5" w16cid:durableId="1665428046">
     <w:abstractNumId w:val="0"/>
@@ -14771,64 +22027,124 @@
     <w:abstractNumId w:val="1"/>
   </w:num>
   <w:num w:numId="7" w16cid:durableId="1206525777">
-    <w:abstractNumId w:val="7"/>
+    <w:abstractNumId w:val="12"/>
   </w:num>
   <w:num w:numId="8" w16cid:durableId="1423061419">
-    <w:abstractNumId w:val="9"/>
+    <w:abstractNumId w:val="17"/>
   </w:num>
   <w:num w:numId="9" w16cid:durableId="225074007">
-    <w:abstractNumId w:val="12"/>
+    <w:abstractNumId w:val="20"/>
   </w:num>
   <w:num w:numId="10" w16cid:durableId="990476775">
-    <w:abstractNumId w:val="18"/>
+    <w:abstractNumId w:val="31"/>
   </w:num>
   <w:num w:numId="11" w16cid:durableId="1376730767">
-    <w:abstractNumId w:val="23"/>
+    <w:abstractNumId w:val="41"/>
   </w:num>
   <w:num w:numId="12" w16cid:durableId="803615873">
-    <w:abstractNumId w:val="10"/>
+    <w:abstractNumId w:val="18"/>
   </w:num>
   <w:num w:numId="13" w16cid:durableId="462121852">
     <w:abstractNumId w:val="4"/>
   </w:num>
   <w:num w:numId="14" w16cid:durableId="1963994820">
-    <w:abstractNumId w:val="16"/>
+    <w:abstractNumId w:val="26"/>
   </w:num>
   <w:num w:numId="15" w16cid:durableId="1775829033">
+    <w:abstractNumId w:val="33"/>
+  </w:num>
+  <w:num w:numId="16" w16cid:durableId="1380981096">
+    <w:abstractNumId w:val="40"/>
+  </w:num>
+  <w:num w:numId="17" w16cid:durableId="1532380973">
+    <w:abstractNumId w:val="43"/>
+  </w:num>
+  <w:num w:numId="18" w16cid:durableId="814949714">
+    <w:abstractNumId w:val="28"/>
+  </w:num>
+  <w:num w:numId="19" w16cid:durableId="2128499962">
+    <w:abstractNumId w:val="42"/>
+  </w:num>
+  <w:num w:numId="20" w16cid:durableId="1501656383">
+    <w:abstractNumId w:val="21"/>
+  </w:num>
+  <w:num w:numId="21" w16cid:durableId="900138765">
+    <w:abstractNumId w:val="35"/>
+  </w:num>
+  <w:num w:numId="22" w16cid:durableId="523252530">
     <w:abstractNumId w:val="19"/>
   </w:num>
-  <w:num w:numId="16" w16cid:durableId="1380981096">
+  <w:num w:numId="23" w16cid:durableId="993417355">
     <w:abstractNumId w:val="22"/>
   </w:num>
-  <w:num w:numId="17" w16cid:durableId="1532380973">
-    <w:abstractNumId w:val="25"/>
-  </w:num>
-  <w:num w:numId="18" w16cid:durableId="814949714">
-    <w:abstractNumId w:val="17"/>
-  </w:num>
-  <w:num w:numId="19" w16cid:durableId="2128499962">
-    <w:abstractNumId w:val="24"/>
-  </w:num>
-  <w:num w:numId="20" w16cid:durableId="1501656383">
+  <w:num w:numId="24" w16cid:durableId="983848848">
     <w:abstractNumId w:val="13"/>
-  </w:num>
-  <w:num w:numId="21" w16cid:durableId="900138765">
-    <w:abstractNumId w:val="21"/>
-  </w:num>
-  <w:num w:numId="22" w16cid:durableId="523252530">
-    <w:abstractNumId w:val="11"/>
-  </w:num>
-  <w:num w:numId="23" w16cid:durableId="993417355">
-    <w:abstractNumId w:val="14"/>
-  </w:num>
-  <w:num w:numId="24" w16cid:durableId="983848848">
-    <w:abstractNumId w:val="8"/>
   </w:num>
   <w:num w:numId="25" w16cid:durableId="1440107773">
     <w:abstractNumId w:val="3"/>
   </w:num>
   <w:num w:numId="26" w16cid:durableId="821576890">
+    <w:abstractNumId w:val="23"/>
+  </w:num>
+  <w:num w:numId="27" w16cid:durableId="898904593">
+    <w:abstractNumId w:val="36"/>
+  </w:num>
+  <w:num w:numId="28" w16cid:durableId="62682212">
+    <w:abstractNumId w:val="38"/>
+  </w:num>
+  <w:num w:numId="29" w16cid:durableId="1261984021">
+    <w:abstractNumId w:val="44"/>
+  </w:num>
+  <w:num w:numId="30" w16cid:durableId="150565905">
+    <w:abstractNumId w:val="27"/>
+  </w:num>
+  <w:num w:numId="31" w16cid:durableId="1482576190">
+    <w:abstractNumId w:val="11"/>
+  </w:num>
+  <w:num w:numId="32" w16cid:durableId="594556811">
+    <w:abstractNumId w:val="8"/>
+  </w:num>
+  <w:num w:numId="33" w16cid:durableId="553929500">
+    <w:abstractNumId w:val="7"/>
+  </w:num>
+  <w:num w:numId="34" w16cid:durableId="1858108902">
+    <w:abstractNumId w:val="24"/>
+  </w:num>
+  <w:num w:numId="35" w16cid:durableId="2127581669">
+    <w:abstractNumId w:val="16"/>
+  </w:num>
+  <w:num w:numId="36" w16cid:durableId="857306952">
+    <w:abstractNumId w:val="45"/>
+  </w:num>
+  <w:num w:numId="37" w16cid:durableId="1432124364">
+    <w:abstractNumId w:val="39"/>
+  </w:num>
+  <w:num w:numId="38" w16cid:durableId="2077895300">
     <w:abstractNumId w:val="15"/>
+  </w:num>
+  <w:num w:numId="39" w16cid:durableId="1470056188">
+    <w:abstractNumId w:val="32"/>
+  </w:num>
+  <w:num w:numId="40" w16cid:durableId="879518758">
+    <w:abstractNumId w:val="5"/>
+  </w:num>
+  <w:num w:numId="41" w16cid:durableId="677191519">
+    <w:abstractNumId w:val="29"/>
+  </w:num>
+  <w:num w:numId="42" w16cid:durableId="1980525222">
+    <w:abstractNumId w:val="30"/>
+  </w:num>
+  <w:num w:numId="43" w16cid:durableId="1370689456">
+    <w:abstractNumId w:val="14"/>
+  </w:num>
+  <w:num w:numId="44" w16cid:durableId="1504199118">
+    <w:abstractNumId w:val="10"/>
+  </w:num>
+  <w:num w:numId="45" w16cid:durableId="1151598807">
+    <w:abstractNumId w:val="25"/>
+  </w:num>
+  <w:num w:numId="46" w16cid:durableId="156503726">
+    <w:abstractNumId w:val="37"/>
   </w:num>
   <w:numIdMacAtCleanup w:val="26"/>
 </w:numbering>
